--- a/TUGAS.docx
+++ b/TUGAS.docx
@@ -35,7 +35,6 @@
           <w:bCs/>
         </w:rPr>
       </w:pPr>
-      <w:proofErr w:type="spellStart"/>
       <w:r>
         <w:rPr>
           <w:rFonts w:ascii="Times New Roman" w:hAnsi="Times New Roman"/>
@@ -44,50 +43,7 @@
           <w:sz w:val="40"/>
           <w:szCs w:val="40"/>
         </w:rPr>
-        <w:t>A</w:t>
-      </w:r>
-      <w:r>
-        <w:rPr>
-          <w:rFonts w:ascii="Times New Roman" w:hAnsi="Times New Roman"/>
-          <w:b/>
-          <w:bCs/>
-          <w:sz w:val="40"/>
-          <w:szCs w:val="40"/>
-        </w:rPr>
-        <w:t>lgoritma</w:t>
-      </w:r>
-      <w:proofErr w:type="spellEnd"/>
-      <w:r>
-        <w:rPr>
-          <w:rFonts w:ascii="Times New Roman" w:hAnsi="Times New Roman"/>
-          <w:b/>
-          <w:bCs/>
-          <w:sz w:val="40"/>
-          <w:szCs w:val="40"/>
-        </w:rPr>
-        <w:t xml:space="preserve"> dan </w:t>
-      </w:r>
-      <w:proofErr w:type="spellStart"/>
-      <w:r>
-        <w:rPr>
-          <w:rFonts w:ascii="Times New Roman" w:hAnsi="Times New Roman"/>
-          <w:b/>
-          <w:bCs/>
-          <w:sz w:val="40"/>
-          <w:szCs w:val="40"/>
-        </w:rPr>
-        <w:t>Struktur</w:t>
-      </w:r>
-      <w:proofErr w:type="spellEnd"/>
-      <w:r>
-        <w:rPr>
-          <w:rFonts w:ascii="Times New Roman" w:hAnsi="Times New Roman"/>
-          <w:b/>
-          <w:bCs/>
-          <w:sz w:val="40"/>
-          <w:szCs w:val="40"/>
-        </w:rPr>
-        <w:t xml:space="preserve"> Data</w:t>
+        <w:t>Searching</w:t>
       </w:r>
     </w:p>
     <w:p>
@@ -491,8 +447,11 @@
         <w:pStyle w:val="ListParagraph"/>
         <w:numPr>
           <w:ilvl w:val="0"/>
-          <w:numId w:val="1"/>
+          <w:numId w:val="10"/>
         </w:numPr>
+        <w:tabs>
+          <w:tab w:val="left" w:pos="720"/>
+        </w:tabs>
         <w:rPr>
           <w:rFonts w:ascii="Times New Roman" w:hAnsi="Times New Roman"/>
         </w:rPr>
@@ -517,7 +476,7 @@
         <w:rPr>
           <w:rFonts w:ascii="Times New Roman" w:hAnsi="Times New Roman"/>
         </w:rPr>
-        <w:t>untuk</w:t>
+        <w:t>dari</w:t>
       </w:r>
       <w:proofErr w:type="spellEnd"/>
       <w:r>
@@ -531,104 +490,6 @@
         <w:rPr>
           <w:rFonts w:ascii="Times New Roman" w:hAnsi="Times New Roman"/>
         </w:rPr>
-        <w:t>menentukan</w:t>
-      </w:r>
-      <w:proofErr w:type="spellEnd"/>
-      <w:r>
-        <w:rPr>
-          <w:rFonts w:ascii="Times New Roman" w:hAnsi="Times New Roman"/>
-        </w:rPr>
-        <w:t xml:space="preserve"> </w:t>
-      </w:r>
-      <w:proofErr w:type="spellStart"/>
-      <w:r>
-        <w:rPr>
-          <w:rFonts w:ascii="Times New Roman" w:hAnsi="Times New Roman"/>
-        </w:rPr>
-        <w:t>nilai</w:t>
-      </w:r>
-      <w:proofErr w:type="spellEnd"/>
-      <w:r>
-        <w:rPr>
-          <w:rFonts w:ascii="Times New Roman" w:hAnsi="Times New Roman"/>
-        </w:rPr>
-        <w:t xml:space="preserve"> </w:t>
-      </w:r>
-      <w:proofErr w:type="spellStart"/>
-      <w:r>
-        <w:rPr>
-          <w:rFonts w:ascii="Times New Roman" w:hAnsi="Times New Roman"/>
-        </w:rPr>
-        <w:t>maksimal</w:t>
-      </w:r>
-      <w:proofErr w:type="spellEnd"/>
-      <w:r>
-        <w:rPr>
-          <w:rFonts w:ascii="Times New Roman" w:hAnsi="Times New Roman"/>
-        </w:rPr>
-        <w:t xml:space="preserve"> dan minimal </w:t>
-      </w:r>
-      <w:proofErr w:type="spellStart"/>
-      <w:r>
-        <w:rPr>
-          <w:rFonts w:ascii="Times New Roman" w:hAnsi="Times New Roman"/>
-        </w:rPr>
-        <w:t>dari</w:t>
-      </w:r>
-      <w:proofErr w:type="spellEnd"/>
-      <w:r>
-        <w:rPr>
-          <w:rFonts w:ascii="Times New Roman" w:hAnsi="Times New Roman"/>
-        </w:rPr>
-        <w:t xml:space="preserve"> </w:t>
-      </w:r>
-      <w:proofErr w:type="spellStart"/>
-      <w:r>
-        <w:rPr>
-          <w:rFonts w:ascii="Times New Roman" w:hAnsi="Times New Roman"/>
-        </w:rPr>
-        <w:t>sekumpulan</w:t>
-      </w:r>
-      <w:proofErr w:type="spellEnd"/>
-      <w:r>
-        <w:rPr>
-          <w:rFonts w:ascii="Times New Roman" w:hAnsi="Times New Roman"/>
-        </w:rPr>
-        <w:t xml:space="preserve"> </w:t>
-      </w:r>
-      <w:proofErr w:type="spellStart"/>
-      <w:r>
-        <w:rPr>
-          <w:rFonts w:ascii="Times New Roman" w:hAnsi="Times New Roman"/>
-        </w:rPr>
-        <w:t>nilai</w:t>
-      </w:r>
-      <w:proofErr w:type="spellEnd"/>
-      <w:r>
-        <w:rPr>
-          <w:rFonts w:ascii="Times New Roman" w:hAnsi="Times New Roman"/>
-        </w:rPr>
-        <w:t xml:space="preserve"> </w:t>
-      </w:r>
-      <w:proofErr w:type="spellStart"/>
-      <w:r>
-        <w:rPr>
-          <w:rFonts w:ascii="Times New Roman" w:hAnsi="Times New Roman"/>
-        </w:rPr>
-        <w:t>dengan</w:t>
-      </w:r>
-      <w:proofErr w:type="spellEnd"/>
-      <w:r>
-        <w:rPr>
-          <w:rFonts w:ascii="Times New Roman" w:hAnsi="Times New Roman"/>
-        </w:rPr>
-        <w:t xml:space="preserve"> </w:t>
-      </w:r>
-      <w:proofErr w:type="spellStart"/>
-      <w:r>
-        <w:rPr>
-          <w:rFonts w:ascii="Times New Roman" w:hAnsi="Times New Roman"/>
-        </w:rPr>
         <w:t>algoritma</w:t>
       </w:r>
       <w:proofErr w:type="spellEnd"/>
@@ -636,184 +497,43 @@
         <w:rPr>
           <w:rFonts w:ascii="Times New Roman" w:hAnsi="Times New Roman"/>
         </w:rPr>
-        <w:t xml:space="preserve"> Brute Force dan Divide Conquer!</w:t>
+        <w:t xml:space="preserve"> binary search!</w:t>
       </w:r>
     </w:p>
     <w:p>
       <w:pPr>
         <w:pStyle w:val="ListParagraph"/>
-        <w:numPr>
-          <w:ilvl w:val="0"/>
-          <w:numId w:val="1"/>
-        </w:numPr>
-        <w:rPr>
-          <w:rFonts w:ascii="Times New Roman" w:hAnsi="Times New Roman"/>
-        </w:rPr>
-      </w:pPr>
-      <w:proofErr w:type="spellStart"/>
-      <w:r>
-        <w:rPr>
-          <w:rFonts w:ascii="Times New Roman" w:hAnsi="Times New Roman"/>
-        </w:rPr>
-        <w:t>Buatlah</w:t>
-      </w:r>
-      <w:proofErr w:type="spellEnd"/>
-      <w:r>
-        <w:rPr>
-          <w:rFonts w:ascii="Times New Roman" w:hAnsi="Times New Roman"/>
-        </w:rPr>
-        <w:t xml:space="preserve"> flowchart </w:t>
-      </w:r>
-      <w:proofErr w:type="spellStart"/>
-      <w:r>
-        <w:rPr>
-          <w:rFonts w:ascii="Times New Roman" w:hAnsi="Times New Roman"/>
-        </w:rPr>
-        <w:t>untuk</w:t>
-      </w:r>
-      <w:proofErr w:type="spellEnd"/>
-      <w:r>
-        <w:rPr>
-          <w:rFonts w:ascii="Times New Roman" w:hAnsi="Times New Roman"/>
-        </w:rPr>
-        <w:t xml:space="preserve"> </w:t>
-      </w:r>
-      <w:proofErr w:type="spellStart"/>
-      <w:r>
-        <w:rPr>
-          <w:rFonts w:ascii="Times New Roman" w:hAnsi="Times New Roman"/>
-        </w:rPr>
-        <w:t>menghitung</w:t>
-      </w:r>
-      <w:proofErr w:type="spellEnd"/>
-      <w:r>
-        <w:rPr>
-          <w:rFonts w:ascii="Times New Roman" w:hAnsi="Times New Roman"/>
-        </w:rPr>
-        <w:t xml:space="preserve"> </w:t>
-      </w:r>
-      <w:proofErr w:type="spellStart"/>
-      <w:r>
-        <w:rPr>
-          <w:rFonts w:ascii="Times New Roman" w:hAnsi="Times New Roman"/>
-        </w:rPr>
-        <w:t>hasil</w:t>
-      </w:r>
-      <w:proofErr w:type="spellEnd"/>
-      <w:r>
-        <w:rPr>
-          <w:rFonts w:ascii="Times New Roman" w:hAnsi="Times New Roman"/>
-        </w:rPr>
-        <w:t xml:space="preserve"> </w:t>
-      </w:r>
-      <w:proofErr w:type="spellStart"/>
-      <w:r>
-        <w:rPr>
-          <w:rFonts w:ascii="Times New Roman" w:hAnsi="Times New Roman"/>
-        </w:rPr>
-        <w:t>penghitungan</w:t>
-      </w:r>
-      <w:proofErr w:type="spellEnd"/>
-      <w:r>
-        <w:rPr>
-          <w:rFonts w:ascii="Times New Roman" w:hAnsi="Times New Roman"/>
-        </w:rPr>
-        <w:t xml:space="preserve"> </w:t>
-      </w:r>
-      <w:proofErr w:type="spellStart"/>
-      <w:r>
-        <w:rPr>
-          <w:rFonts w:ascii="Times New Roman" w:hAnsi="Times New Roman"/>
-        </w:rPr>
-        <w:t>deret</w:t>
-      </w:r>
-      <w:proofErr w:type="spellEnd"/>
-      <w:r>
-        <w:rPr>
-          <w:rFonts w:ascii="Times New Roman" w:hAnsi="Times New Roman"/>
-        </w:rPr>
-        <w:t xml:space="preserve"> </w:t>
-      </w:r>
-      <w:proofErr w:type="spellStart"/>
-      <w:r>
-        <w:rPr>
-          <w:rFonts w:ascii="Times New Roman" w:hAnsi="Times New Roman"/>
-        </w:rPr>
-        <w:t>fibonacci</w:t>
-      </w:r>
-      <w:proofErr w:type="spellEnd"/>
-      <w:r>
-        <w:rPr>
-          <w:rFonts w:ascii="Times New Roman" w:hAnsi="Times New Roman"/>
-        </w:rPr>
-        <w:t xml:space="preserve"> </w:t>
-      </w:r>
-      <w:proofErr w:type="spellStart"/>
-      <w:r>
-        <w:rPr>
-          <w:rFonts w:ascii="Times New Roman" w:hAnsi="Times New Roman"/>
-        </w:rPr>
-        <w:t>dengan</w:t>
-      </w:r>
-      <w:proofErr w:type="spellEnd"/>
-      <w:r>
-        <w:rPr>
-          <w:rFonts w:ascii="Times New Roman" w:hAnsi="Times New Roman"/>
-        </w:rPr>
-        <w:t xml:space="preserve"> </w:t>
-      </w:r>
-      <w:proofErr w:type="spellStart"/>
-      <w:r>
-        <w:rPr>
-          <w:rFonts w:ascii="Times New Roman" w:hAnsi="Times New Roman"/>
-        </w:rPr>
-        <w:t>algoritma</w:t>
-      </w:r>
-      <w:proofErr w:type="spellEnd"/>
-      <w:r>
-        <w:rPr>
-          <w:rFonts w:ascii="Times New Roman" w:hAnsi="Times New Roman"/>
-        </w:rPr>
-        <w:t xml:space="preserve"> Brute Force dan Divide Conquer!</w:t>
-      </w:r>
-    </w:p>
-    <w:p>
-      <w:pPr>
-        <w:pStyle w:val="ListParagraph"/>
-        <w:numPr>
-          <w:ilvl w:val="0"/>
-          <w:numId w:val="1"/>
-        </w:numPr>
-        <w:rPr>
-          <w:rFonts w:ascii="Times New Roman" w:hAnsi="Times New Roman"/>
-        </w:rPr>
-      </w:pPr>
-      <w:r>
-        <w:rPr>
-          <w:rFonts w:ascii="Times New Roman" w:hAnsi="Times New Roman"/>
-          <w:noProof/>
+        <w:tabs>
+          <w:tab w:val="left" w:pos="720"/>
+        </w:tabs>
+        <w:ind w:left="1080"/>
+        <w:rPr>
+          <w:rFonts w:ascii="Times New Roman" w:hAnsi="Times New Roman"/>
+        </w:rPr>
+      </w:pPr>
+      <w:proofErr w:type="gramStart"/>
+      <w:r>
+        <w:rPr>
+          <w:rFonts w:ascii="Times New Roman" w:hAnsi="Times New Roman"/>
+        </w:rPr>
+        <w:t>Jawab :</w:t>
+      </w:r>
+      <w:proofErr w:type="gramEnd"/>
+      <w:r>
+        <w:rPr>
+          <w:rFonts w:ascii="Times New Roman" w:hAnsi="Times New Roman"/>
+        </w:rPr>
+        <w:br/>
+      </w:r>
+      <w:r>
+        <w:rPr>
+          <w:rFonts w:ascii="Times New Roman" w:hAnsi="Times New Roman"/>
         </w:rPr>
         <w:drawing>
-          <wp:anchor distT="0" distB="0" distL="114300" distR="114300" simplePos="0" relativeHeight="251658240" behindDoc="1" locked="0" layoutInCell="1" allowOverlap="1" wp14:anchorId="59700645" wp14:editId="754DAF50">
-            <wp:simplePos x="0" y="0"/>
-            <wp:positionH relativeFrom="column">
-              <wp:posOffset>3267710</wp:posOffset>
-            </wp:positionH>
-            <wp:positionV relativeFrom="paragraph">
-              <wp:posOffset>320675</wp:posOffset>
-            </wp:positionV>
-            <wp:extent cx="2376805" cy="1414780"/>
-            <wp:effectExtent l="0" t="0" r="4445" b="0"/>
-            <wp:wrapTight wrapText="bothSides">
-              <wp:wrapPolygon edited="0">
-                <wp:start x="0" y="0"/>
-                <wp:lineTo x="0" y="21232"/>
-                <wp:lineTo x="21467" y="21232"/>
-                <wp:lineTo x="21467" y="0"/>
-                <wp:lineTo x="0" y="0"/>
-              </wp:wrapPolygon>
-            </wp:wrapTight>
-            <wp:docPr id="1571603984" name="Picture 2"/>
+          <wp:inline distT="0" distB="0" distL="0" distR="0" wp14:anchorId="0DEEBE47" wp14:editId="11E41FBF">
+            <wp:extent cx="2806262" cy="6097869"/>
+            <wp:effectExtent l="0" t="0" r="0" b="0"/>
+            <wp:docPr id="2086702783" name="Picture 1"/>
             <wp:cNvGraphicFramePr>
               <a:graphicFrameLocks xmlns:a="http://schemas.openxmlformats.org/drawingml/2006/main" noChangeAspect="1"/>
             </wp:cNvGraphicFramePr>
@@ -821,378 +541,11 @@
               <a:graphicData uri="http://schemas.openxmlformats.org/drawingml/2006/picture">
                 <pic:pic xmlns:pic="http://schemas.openxmlformats.org/drawingml/2006/picture">
                   <pic:nvPicPr>
-                    <pic:cNvPr id="0" name="Picture 6"/>
-                    <pic:cNvPicPr>
-                      <a:picLocks noChangeAspect="1" noChangeArrowheads="1"/>
-                    </pic:cNvPicPr>
-                  </pic:nvPicPr>
-                  <pic:blipFill>
-                    <a:blip r:embed="rId7" cstate="print">
-                      <a:extLst>
-                        <a:ext uri="{28A0092B-C50C-407E-A947-70E740481C1C}">
-                          <a14:useLocalDpi xmlns:a14="http://schemas.microsoft.com/office/drawing/2010/main" val="0"/>
-                        </a:ext>
-                      </a:extLst>
-                    </a:blip>
-                    <a:srcRect/>
-                    <a:stretch>
-                      <a:fillRect/>
-                    </a:stretch>
-                  </pic:blipFill>
-                  <pic:spPr bwMode="auto">
-                    <a:xfrm>
-                      <a:off x="0" y="0"/>
-                      <a:ext cx="2376805" cy="1414780"/>
-                    </a:xfrm>
-                    <a:prstGeom prst="rect">
-                      <a:avLst/>
-                    </a:prstGeom>
-                    <a:noFill/>
-                    <a:ln>
-                      <a:noFill/>
-                    </a:ln>
-                  </pic:spPr>
-                </pic:pic>
-              </a:graphicData>
-            </a:graphic>
-            <wp14:sizeRelH relativeFrom="margin">
-              <wp14:pctWidth>0</wp14:pctWidth>
-            </wp14:sizeRelH>
-            <wp14:sizeRelV relativeFrom="margin">
-              <wp14:pctHeight>0</wp14:pctHeight>
-            </wp14:sizeRelV>
-          </wp:anchor>
-        </w:drawing>
-      </w:r>
-      <w:proofErr w:type="spellStart"/>
-      <w:r>
-        <w:rPr>
-          <w:rFonts w:ascii="Times New Roman" w:hAnsi="Times New Roman"/>
-        </w:rPr>
-        <w:t>T</w:t>
-      </w:r>
-      <w:r>
-        <w:rPr>
-          <w:rFonts w:ascii="Times New Roman" w:hAnsi="Times New Roman"/>
-        </w:rPr>
-        <w:t>entukan</w:t>
-      </w:r>
-      <w:proofErr w:type="spellEnd"/>
-      <w:r>
-        <w:rPr>
-          <w:rFonts w:ascii="Times New Roman" w:hAnsi="Times New Roman"/>
-        </w:rPr>
-        <w:t xml:space="preserve"> </w:t>
-      </w:r>
-      <w:proofErr w:type="spellStart"/>
-      <w:r>
-        <w:rPr>
-          <w:rFonts w:ascii="Times New Roman" w:hAnsi="Times New Roman"/>
-        </w:rPr>
-        <w:t>notasi</w:t>
-      </w:r>
-      <w:proofErr w:type="spellEnd"/>
-      <w:r>
-        <w:rPr>
-          <w:rFonts w:ascii="Times New Roman" w:hAnsi="Times New Roman"/>
-        </w:rPr>
-        <w:t xml:space="preserve"> Big O yang </w:t>
-      </w:r>
-      <w:proofErr w:type="spellStart"/>
-      <w:r>
-        <w:rPr>
-          <w:rFonts w:ascii="Times New Roman" w:hAnsi="Times New Roman"/>
-        </w:rPr>
-        <w:t>sesuai</w:t>
-      </w:r>
-      <w:proofErr w:type="spellEnd"/>
-      <w:r>
-        <w:rPr>
-          <w:rFonts w:ascii="Times New Roman" w:hAnsi="Times New Roman"/>
-        </w:rPr>
-        <w:t xml:space="preserve"> </w:t>
-      </w:r>
-      <w:proofErr w:type="spellStart"/>
-      <w:r>
-        <w:rPr>
-          <w:rFonts w:ascii="Times New Roman" w:hAnsi="Times New Roman"/>
-        </w:rPr>
-        <w:t>dari</w:t>
-      </w:r>
-      <w:proofErr w:type="spellEnd"/>
-      <w:r>
-        <w:rPr>
-          <w:rFonts w:ascii="Times New Roman" w:hAnsi="Times New Roman"/>
-        </w:rPr>
-        <w:t xml:space="preserve"> </w:t>
-      </w:r>
-      <w:proofErr w:type="spellStart"/>
-      <w:r>
-        <w:rPr>
-          <w:rFonts w:ascii="Times New Roman" w:hAnsi="Times New Roman"/>
-        </w:rPr>
-        <w:t>kode</w:t>
-      </w:r>
-      <w:proofErr w:type="spellEnd"/>
-      <w:r>
-        <w:rPr>
-          <w:rFonts w:ascii="Times New Roman" w:hAnsi="Times New Roman"/>
-        </w:rPr>
-        <w:t xml:space="preserve"> program </w:t>
-      </w:r>
-      <w:proofErr w:type="spellStart"/>
-      <w:r>
-        <w:rPr>
-          <w:rFonts w:ascii="Times New Roman" w:hAnsi="Times New Roman"/>
-        </w:rPr>
-        <w:t>berikut</w:t>
-      </w:r>
-      <w:proofErr w:type="spellEnd"/>
-      <w:r>
-        <w:rPr>
-          <w:rFonts w:ascii="Times New Roman" w:hAnsi="Times New Roman"/>
-        </w:rPr>
-        <w:t>!</w:t>
-      </w:r>
-    </w:p>
-    <w:p>
-      <w:pPr>
-        <w:rPr>
-          <w:rFonts w:ascii="Times New Roman" w:hAnsi="Times New Roman"/>
-        </w:rPr>
-      </w:pPr>
-      <w:r>
-        <w:rPr>
-          <w:rFonts w:ascii="Times New Roman" w:hAnsi="Times New Roman"/>
-          <w:noProof/>
-        </w:rPr>
-        <w:drawing>
-          <wp:anchor distT="0" distB="0" distL="114300" distR="114300" simplePos="0" relativeHeight="251659264" behindDoc="0" locked="0" layoutInCell="1" allowOverlap="1" wp14:anchorId="78EA7FB0" wp14:editId="5E9037B9">
-            <wp:simplePos x="0" y="0"/>
-            <wp:positionH relativeFrom="column">
-              <wp:posOffset>405323</wp:posOffset>
-            </wp:positionH>
-            <wp:positionV relativeFrom="paragraph">
-              <wp:posOffset>2954</wp:posOffset>
-            </wp:positionV>
-            <wp:extent cx="2632497" cy="1423283"/>
-            <wp:effectExtent l="0" t="0" r="0" b="5715"/>
-            <wp:wrapSquare wrapText="bothSides"/>
-            <wp:docPr id="2040015559" name="Picture 1"/>
-            <wp:cNvGraphicFramePr>
-              <a:graphicFrameLocks xmlns:a="http://schemas.openxmlformats.org/drawingml/2006/main" noChangeAspect="1"/>
-            </wp:cNvGraphicFramePr>
-            <a:graphic xmlns:a="http://schemas.openxmlformats.org/drawingml/2006/main">
-              <a:graphicData uri="http://schemas.openxmlformats.org/drawingml/2006/picture">
-                <pic:pic xmlns:pic="http://schemas.openxmlformats.org/drawingml/2006/picture">
-                  <pic:nvPicPr>
-                    <pic:cNvPr id="0" name="Picture 1"/>
-                    <pic:cNvPicPr>
-                      <a:picLocks noChangeAspect="1" noChangeArrowheads="1"/>
-                    </pic:cNvPicPr>
-                  </pic:nvPicPr>
-                  <pic:blipFill>
-                    <a:blip r:embed="rId8">
-                      <a:extLst>
-                        <a:ext uri="{28A0092B-C50C-407E-A947-70E740481C1C}">
-                          <a14:useLocalDpi xmlns:a14="http://schemas.microsoft.com/office/drawing/2010/main" val="0"/>
-                        </a:ext>
-                      </a:extLst>
-                    </a:blip>
-                    <a:srcRect/>
-                    <a:stretch>
-                      <a:fillRect/>
-                    </a:stretch>
-                  </pic:blipFill>
-                  <pic:spPr bwMode="auto">
-                    <a:xfrm>
-                      <a:off x="0" y="0"/>
-                      <a:ext cx="2632497" cy="1423283"/>
-                    </a:xfrm>
-                    <a:prstGeom prst="rect">
-                      <a:avLst/>
-                    </a:prstGeom>
-                    <a:noFill/>
-                    <a:ln>
-                      <a:noFill/>
-                    </a:ln>
-                  </pic:spPr>
-                </pic:pic>
-              </a:graphicData>
-            </a:graphic>
-          </wp:anchor>
-        </w:drawing>
-      </w:r>
-    </w:p>
-    <w:p>
-      <w:pPr>
-        <w:rPr>
-          <w:rFonts w:ascii="Times New Roman" w:hAnsi="Times New Roman"/>
-        </w:rPr>
-      </w:pPr>
-    </w:p>
-    <w:p>
-      <w:pPr>
-        <w:rPr>
-          <w:rFonts w:ascii="Times New Roman" w:hAnsi="Times New Roman"/>
-        </w:rPr>
-      </w:pPr>
-    </w:p>
-    <w:p>
-      <w:pPr>
-        <w:rPr>
-          <w:rFonts w:ascii="Times New Roman" w:hAnsi="Times New Roman"/>
-        </w:rPr>
-      </w:pPr>
-    </w:p>
-    <w:p>
-      <w:pPr>
-        <w:rPr>
-          <w:rFonts w:ascii="Times New Roman" w:hAnsi="Times New Roman"/>
-        </w:rPr>
-      </w:pPr>
-    </w:p>
-    <w:p>
-      <w:pPr>
-        <w:rPr>
-          <w:rFonts w:ascii="Times New Roman" w:hAnsi="Times New Roman"/>
-        </w:rPr>
-        <w:sectPr>
-          <w:pgSz w:w="11906" w:h="16838"/>
-          <w:pgMar w:top="1440" w:right="1440" w:bottom="1440" w:left="1440" w:header="708" w:footer="708" w:gutter="0"/>
-          <w:cols w:space="708"/>
-          <w:docGrid w:linePitch="360"/>
-        </w:sectPr>
-      </w:pPr>
-    </w:p>
-    <w:p>
-      <w:pPr>
-        <w:rPr>
-          <w:rFonts w:ascii="Times New Roman" w:hAnsi="Times New Roman"/>
-        </w:rPr>
-      </w:pPr>
-      <w:proofErr w:type="gramStart"/>
-      <w:r>
-        <w:rPr>
-          <w:rFonts w:ascii="Times New Roman" w:hAnsi="Times New Roman"/>
-        </w:rPr>
-        <w:t>Jawab :</w:t>
-      </w:r>
-      <w:proofErr w:type="gramEnd"/>
-    </w:p>
-    <w:p>
-      <w:pPr>
-        <w:pStyle w:val="ListParagraph"/>
-        <w:numPr>
-          <w:ilvl w:val="0"/>
-          <w:numId w:val="4"/>
-        </w:numPr>
-        <w:rPr>
-          <w:rFonts w:ascii="Times New Roman" w:hAnsi="Times New Roman"/>
-        </w:rPr>
-      </w:pPr>
-      <w:proofErr w:type="spellStart"/>
-      <w:proofErr w:type="gramStart"/>
-      <w:r>
-        <w:rPr>
-          <w:rFonts w:ascii="Times New Roman" w:hAnsi="Times New Roman"/>
-        </w:rPr>
-        <w:t>a.Brute</w:t>
-      </w:r>
-      <w:proofErr w:type="spellEnd"/>
-      <w:proofErr w:type="gramEnd"/>
-      <w:r>
-        <w:rPr>
-          <w:rFonts w:ascii="Times New Roman" w:hAnsi="Times New Roman"/>
-        </w:rPr>
-        <w:t xml:space="preserve"> Force</w:t>
-      </w:r>
-      <w:r>
-        <w:rPr>
-          <w:rFonts w:ascii="Times New Roman" w:hAnsi="Times New Roman"/>
-        </w:rPr>
-        <w:t xml:space="preserve">    </w:t>
-      </w:r>
-      <w:r>
-        <w:rPr>
-          <w:rFonts w:ascii="Times New Roman" w:hAnsi="Times New Roman"/>
-        </w:rPr>
-        <w:tab/>
-      </w:r>
-      <w:r>
-        <w:rPr>
-          <w:rFonts w:ascii="Times New Roman" w:hAnsi="Times New Roman"/>
-        </w:rPr>
-        <w:tab/>
-      </w:r>
-      <w:r>
-        <w:rPr>
-          <w:rFonts w:ascii="Times New Roman" w:hAnsi="Times New Roman"/>
-        </w:rPr>
-        <w:tab/>
-      </w:r>
-      <w:r>
-        <w:rPr>
-          <w:rFonts w:ascii="Times New Roman" w:hAnsi="Times New Roman"/>
-        </w:rPr>
-        <w:tab/>
-      </w:r>
-      <w:r>
-        <w:rPr>
-          <w:rFonts w:ascii="Times New Roman" w:hAnsi="Times New Roman"/>
-        </w:rPr>
-        <w:tab/>
-        <w:t xml:space="preserve">     </w:t>
-      </w:r>
-      <w:r>
-        <w:rPr>
-          <w:rFonts w:ascii="Times New Roman" w:hAnsi="Times New Roman"/>
-        </w:rPr>
-        <w:t>b. Divide dan Conquer</w:t>
-      </w:r>
-    </w:p>
-    <w:p>
-      <w:pPr>
-        <w:pStyle w:val="ListParagraph"/>
-        <w:rPr>
-          <w:rFonts w:ascii="Times New Roman" w:hAnsi="Times New Roman"/>
-        </w:rPr>
-      </w:pPr>
-      <w:r>
-        <w:rPr>
-          <w:rFonts w:ascii="Times New Roman" w:hAnsi="Times New Roman"/>
-        </w:rPr>
-        <w:drawing>
-          <wp:anchor distT="0" distB="0" distL="114300" distR="114300" simplePos="0" relativeHeight="251663360" behindDoc="0" locked="0" layoutInCell="1" allowOverlap="1" wp14:anchorId="2131F654" wp14:editId="23D11BD4">
-            <wp:simplePos x="0" y="0"/>
-            <wp:positionH relativeFrom="column">
-              <wp:posOffset>556177</wp:posOffset>
-            </wp:positionH>
-            <wp:positionV relativeFrom="paragraph">
-              <wp:posOffset>2954</wp:posOffset>
-            </wp:positionV>
-            <wp:extent cx="2507626" cy="4452730"/>
-            <wp:effectExtent l="0" t="0" r="6985" b="5080"/>
-            <wp:wrapSquare wrapText="bothSides"/>
-            <wp:docPr id="640515578" name="Picture 1"/>
-            <wp:cNvGraphicFramePr>
-              <a:graphicFrameLocks xmlns:a="http://schemas.openxmlformats.org/drawingml/2006/main" noChangeAspect="1"/>
-            </wp:cNvGraphicFramePr>
-            <a:graphic xmlns:a="http://schemas.openxmlformats.org/drawingml/2006/main">
-              <a:graphicData uri="http://schemas.openxmlformats.org/drawingml/2006/picture">
-                <pic:pic xmlns:pic="http://schemas.openxmlformats.org/drawingml/2006/picture">
-                  <pic:nvPicPr>
-                    <pic:cNvPr id="640515578" name=""/>
+                    <pic:cNvPr id="2086702783" name=""/>
                     <pic:cNvPicPr/>
                   </pic:nvPicPr>
                   <pic:blipFill>
-                    <a:blip r:embed="rId9">
-                      <a:extLst>
-                        <a:ext uri="{28A0092B-C50C-407E-A947-70E740481C1C}">
-                          <a14:useLocalDpi xmlns:a14="http://schemas.microsoft.com/office/drawing/2010/main" val="0"/>
-                        </a:ext>
-                      </a:extLst>
-                    </a:blip>
+                    <a:blip r:embed="rId7"/>
                     <a:stretch>
                       <a:fillRect/>
                     </a:stretch>
@@ -1200,7 +553,7 @@
                   <pic:spPr>
                     <a:xfrm>
                       <a:off x="0" y="0"/>
-                      <a:ext cx="2507626" cy="4452730"/>
+                      <a:ext cx="2833368" cy="6156769"/>
                     </a:xfrm>
                     <a:prstGeom prst="rect">
                       <a:avLst/>
@@ -1209,32 +562,257 @@
                 </pic:pic>
               </a:graphicData>
             </a:graphic>
-            <wp14:sizeRelH relativeFrom="page">
-              <wp14:pctWidth>0</wp14:pctWidth>
-            </wp14:sizeRelH>
-            <wp14:sizeRelV relativeFrom="page">
-              <wp14:pctHeight>0</wp14:pctHeight>
-            </wp14:sizeRelV>
-          </wp:anchor>
+          </wp:inline>
         </w:drawing>
       </w:r>
+    </w:p>
+    <w:p>
+      <w:pPr>
+        <w:pStyle w:val="ListParagraph"/>
+        <w:tabs>
+          <w:tab w:val="left" w:pos="720"/>
+        </w:tabs>
+        <w:ind w:left="1080"/>
+        <w:rPr>
+          <w:rFonts w:ascii="Times New Roman" w:hAnsi="Times New Roman"/>
+        </w:rPr>
+      </w:pPr>
+    </w:p>
+    <w:p>
+      <w:pPr>
+        <w:pStyle w:val="ListParagraph"/>
+        <w:tabs>
+          <w:tab w:val="left" w:pos="720"/>
+        </w:tabs>
+        <w:ind w:left="1080"/>
+        <w:rPr>
+          <w:rFonts w:ascii="Times New Roman" w:hAnsi="Times New Roman"/>
+        </w:rPr>
+      </w:pPr>
+    </w:p>
+    <w:p>
+      <w:pPr>
+        <w:pStyle w:val="ListParagraph"/>
+        <w:tabs>
+          <w:tab w:val="left" w:pos="720"/>
+        </w:tabs>
+        <w:ind w:left="1080"/>
+        <w:rPr>
+          <w:rFonts w:ascii="Times New Roman" w:hAnsi="Times New Roman"/>
+        </w:rPr>
+      </w:pPr>
+    </w:p>
+    <w:p>
+      <w:pPr>
+        <w:pStyle w:val="ListParagraph"/>
+        <w:tabs>
+          <w:tab w:val="left" w:pos="720"/>
+        </w:tabs>
+        <w:ind w:left="1080"/>
+        <w:rPr>
+          <w:rFonts w:ascii="Times New Roman" w:hAnsi="Times New Roman"/>
+        </w:rPr>
+      </w:pPr>
+    </w:p>
+    <w:p>
+      <w:pPr>
+        <w:pStyle w:val="ListParagraph"/>
+        <w:tabs>
+          <w:tab w:val="left" w:pos="720"/>
+        </w:tabs>
+        <w:ind w:left="1080"/>
+        <w:rPr>
+          <w:rFonts w:ascii="Times New Roman" w:hAnsi="Times New Roman"/>
+        </w:rPr>
+      </w:pPr>
+    </w:p>
+    <w:p>
+      <w:pPr>
+        <w:pStyle w:val="ListParagraph"/>
+        <w:tabs>
+          <w:tab w:val="left" w:pos="720"/>
+        </w:tabs>
+        <w:ind w:left="1080"/>
+        <w:rPr>
+          <w:rFonts w:ascii="Times New Roman" w:hAnsi="Times New Roman"/>
+        </w:rPr>
+      </w:pPr>
+    </w:p>
+    <w:p>
+      <w:pPr>
+        <w:pStyle w:val="ListParagraph"/>
+        <w:tabs>
+          <w:tab w:val="left" w:pos="720"/>
+        </w:tabs>
+        <w:ind w:left="1080"/>
+        <w:rPr>
+          <w:rFonts w:ascii="Times New Roman" w:hAnsi="Times New Roman"/>
+        </w:rPr>
+      </w:pPr>
+    </w:p>
+    <w:p>
+      <w:pPr>
+        <w:pStyle w:val="ListParagraph"/>
+        <w:tabs>
+          <w:tab w:val="left" w:pos="720"/>
+        </w:tabs>
+        <w:ind w:left="1080"/>
+        <w:rPr>
+          <w:rFonts w:ascii="Times New Roman" w:hAnsi="Times New Roman"/>
+        </w:rPr>
+      </w:pPr>
+    </w:p>
+    <w:p>
+      <w:pPr>
+        <w:pStyle w:val="ListParagraph"/>
+        <w:tabs>
+          <w:tab w:val="left" w:pos="720"/>
+        </w:tabs>
+        <w:ind w:left="1080"/>
+        <w:rPr>
+          <w:rFonts w:ascii="Times New Roman" w:hAnsi="Times New Roman"/>
+        </w:rPr>
+      </w:pPr>
+    </w:p>
+    <w:p>
+      <w:pPr>
+        <w:pStyle w:val="ListParagraph"/>
+        <w:tabs>
+          <w:tab w:val="left" w:pos="720"/>
+        </w:tabs>
+        <w:ind w:left="1080"/>
+        <w:rPr>
+          <w:rFonts w:ascii="Times New Roman" w:hAnsi="Times New Roman"/>
+        </w:rPr>
+      </w:pPr>
+    </w:p>
+    <w:p>
+      <w:pPr>
+        <w:pStyle w:val="ListParagraph"/>
+        <w:tabs>
+          <w:tab w:val="left" w:pos="720"/>
+        </w:tabs>
+        <w:ind w:left="1080"/>
+        <w:rPr>
+          <w:rFonts w:ascii="Times New Roman" w:hAnsi="Times New Roman"/>
+        </w:rPr>
+      </w:pPr>
+    </w:p>
+    <w:p>
+      <w:pPr>
+        <w:pStyle w:val="ListParagraph"/>
+        <w:tabs>
+          <w:tab w:val="left" w:pos="720"/>
+        </w:tabs>
+        <w:ind w:left="1080"/>
+        <w:rPr>
+          <w:rFonts w:ascii="Times New Roman" w:hAnsi="Times New Roman"/>
+        </w:rPr>
+      </w:pPr>
+    </w:p>
+    <w:p>
+      <w:pPr>
+        <w:pStyle w:val="ListParagraph"/>
+        <w:numPr>
+          <w:ilvl w:val="0"/>
+          <w:numId w:val="10"/>
+        </w:numPr>
+        <w:tabs>
+          <w:tab w:val="left" w:pos="720"/>
+        </w:tabs>
+        <w:rPr>
+          <w:rFonts w:ascii="Times New Roman" w:hAnsi="Times New Roman"/>
+        </w:rPr>
+      </w:pPr>
+      <w:proofErr w:type="spellStart"/>
+      <w:r>
+        <w:rPr>
+          <w:rFonts w:ascii="Times New Roman" w:hAnsi="Times New Roman"/>
+        </w:rPr>
+        <w:t>Buatlah</w:t>
+      </w:r>
+      <w:proofErr w:type="spellEnd"/>
+      <w:r>
+        <w:rPr>
+          <w:rFonts w:ascii="Times New Roman" w:hAnsi="Times New Roman"/>
+        </w:rPr>
+        <w:t xml:space="preserve"> flowchart </w:t>
+      </w:r>
+      <w:proofErr w:type="spellStart"/>
+      <w:r>
+        <w:rPr>
+          <w:rFonts w:ascii="Times New Roman" w:hAnsi="Times New Roman"/>
+        </w:rPr>
+        <w:t>dari</w:t>
+      </w:r>
+      <w:proofErr w:type="spellEnd"/>
+      <w:r>
+        <w:rPr>
+          <w:rFonts w:ascii="Times New Roman" w:hAnsi="Times New Roman"/>
+        </w:rPr>
+        <w:t xml:space="preserve"> </w:t>
+      </w:r>
+      <w:proofErr w:type="spellStart"/>
+      <w:r>
+        <w:rPr>
+          <w:rFonts w:ascii="Times New Roman" w:hAnsi="Times New Roman"/>
+        </w:rPr>
+        <w:t>algoritma</w:t>
+      </w:r>
+      <w:proofErr w:type="spellEnd"/>
+      <w:r>
+        <w:rPr>
+          <w:rFonts w:ascii="Times New Roman" w:hAnsi="Times New Roman"/>
+        </w:rPr>
+        <w:t xml:space="preserve"> sequential search! </w:t>
+      </w:r>
+    </w:p>
+    <w:p>
+      <w:pPr>
+        <w:pStyle w:val="ListParagraph"/>
+        <w:tabs>
+          <w:tab w:val="left" w:pos="720"/>
+        </w:tabs>
+        <w:ind w:left="1080"/>
+        <w:rPr>
+          <w:rFonts w:ascii="Times New Roman" w:hAnsi="Times New Roman"/>
+        </w:rPr>
+      </w:pPr>
+      <w:proofErr w:type="gramStart"/>
+      <w:r>
+        <w:rPr>
+          <w:rFonts w:ascii="Times New Roman" w:hAnsi="Times New Roman"/>
+        </w:rPr>
+        <w:t>Jawab :</w:t>
+      </w:r>
+      <w:proofErr w:type="gramEnd"/>
+      <w:r>
+        <w:rPr>
+          <w:rFonts w:ascii="Times New Roman" w:hAnsi="Times New Roman"/>
+        </w:rPr>
+        <w:t xml:space="preserve"> </w:t>
+      </w:r>
+    </w:p>
+    <w:p>
+      <w:pPr>
+        <w:pStyle w:val="ListParagraph"/>
+        <w:tabs>
+          <w:tab w:val="left" w:pos="720"/>
+        </w:tabs>
+        <w:ind w:left="1080"/>
+        <w:rPr>
+          <w:rFonts w:ascii="Times New Roman" w:hAnsi="Times New Roman"/>
+        </w:rPr>
+      </w:pPr>
       <w:r>
         <w:rPr>
           <w:rFonts w:ascii="Times New Roman" w:hAnsi="Times New Roman"/>
         </w:rPr>
         <w:drawing>
-          <wp:anchor distT="0" distB="0" distL="114300" distR="114300" simplePos="0" relativeHeight="251661312" behindDoc="0" locked="0" layoutInCell="1" allowOverlap="1" wp14:anchorId="77AF5ECA" wp14:editId="6E74B067">
-            <wp:simplePos x="0" y="0"/>
-            <wp:positionH relativeFrom="column">
-              <wp:posOffset>3601113</wp:posOffset>
-            </wp:positionH>
-            <wp:positionV relativeFrom="paragraph">
-              <wp:posOffset>116564</wp:posOffset>
-            </wp:positionV>
-            <wp:extent cx="2640965" cy="4081145"/>
-            <wp:effectExtent l="0" t="0" r="6985" b="0"/>
-            <wp:wrapSquare wrapText="bothSides"/>
-            <wp:docPr id="1898614301" name="Picture 1"/>
+          <wp:inline distT="0" distB="0" distL="0" distR="0" wp14:anchorId="19A0015C" wp14:editId="0275BFFA">
+            <wp:extent cx="2803122" cy="4887310"/>
+            <wp:effectExtent l="0" t="0" r="0" b="8890"/>
+            <wp:docPr id="235316145" name="Picture 1"/>
             <wp:cNvGraphicFramePr>
               <a:graphicFrameLocks xmlns:a="http://schemas.openxmlformats.org/drawingml/2006/main" noChangeAspect="1"/>
             </wp:cNvGraphicFramePr>
@@ -1242,17 +820,11 @@
               <a:graphicData uri="http://schemas.openxmlformats.org/drawingml/2006/picture">
                 <pic:pic xmlns:pic="http://schemas.openxmlformats.org/drawingml/2006/picture">
                   <pic:nvPicPr>
-                    <pic:cNvPr id="1898614301" name=""/>
+                    <pic:cNvPr id="235316145" name=""/>
                     <pic:cNvPicPr/>
                   </pic:nvPicPr>
                   <pic:blipFill>
-                    <a:blip r:embed="rId10">
-                      <a:extLst>
-                        <a:ext uri="{28A0092B-C50C-407E-A947-70E740481C1C}">
-                          <a14:useLocalDpi xmlns:a14="http://schemas.microsoft.com/office/drawing/2010/main" val="0"/>
-                        </a:ext>
-                      </a:extLst>
-                    </a:blip>
+                    <a:blip r:embed="rId8"/>
                     <a:stretch>
                       <a:fillRect/>
                     </a:stretch>
@@ -1260,7 +832,7 @@
                   <pic:spPr>
                     <a:xfrm>
                       <a:off x="0" y="0"/>
-                      <a:ext cx="2640965" cy="4081145"/>
+                      <a:ext cx="2813000" cy="4904532"/>
                     </a:xfrm>
                     <a:prstGeom prst="rect">
                       <a:avLst/>
@@ -1269,13 +841,17 @@
                 </pic:pic>
               </a:graphicData>
             </a:graphic>
-          </wp:anchor>
+          </wp:inline>
         </w:drawing>
       </w:r>
     </w:p>
     <w:p>
       <w:pPr>
         <w:pStyle w:val="ListParagraph"/>
+        <w:tabs>
+          <w:tab w:val="left" w:pos="720"/>
+        </w:tabs>
+        <w:ind w:left="1080"/>
         <w:rPr>
           <w:rFonts w:ascii="Times New Roman" w:hAnsi="Times New Roman"/>
         </w:rPr>
@@ -1284,190 +860,10 @@
     <w:p>
       <w:pPr>
         <w:pStyle w:val="ListParagraph"/>
-        <w:rPr>
-          <w:rFonts w:ascii="Times New Roman" w:hAnsi="Times New Roman"/>
-        </w:rPr>
-      </w:pPr>
-    </w:p>
-    <w:p>
-      <w:pPr>
-        <w:pStyle w:val="ListParagraph"/>
-        <w:rPr>
-          <w:rFonts w:ascii="Times New Roman" w:hAnsi="Times New Roman"/>
-        </w:rPr>
-      </w:pPr>
-    </w:p>
-    <w:p>
-      <w:pPr>
-        <w:pStyle w:val="ListParagraph"/>
-        <w:rPr>
-          <w:rFonts w:ascii="Times New Roman" w:hAnsi="Times New Roman"/>
-        </w:rPr>
-      </w:pPr>
-    </w:p>
-    <w:p>
-      <w:pPr>
-        <w:pStyle w:val="ListParagraph"/>
-        <w:rPr>
-          <w:rFonts w:ascii="Times New Roman" w:hAnsi="Times New Roman"/>
-        </w:rPr>
-      </w:pPr>
-    </w:p>
-    <w:p>
-      <w:pPr>
-        <w:pStyle w:val="ListParagraph"/>
-        <w:rPr>
-          <w:rFonts w:ascii="Times New Roman" w:hAnsi="Times New Roman"/>
-        </w:rPr>
-      </w:pPr>
-    </w:p>
-    <w:p>
-      <w:pPr>
-        <w:pStyle w:val="ListParagraph"/>
-        <w:rPr>
-          <w:rFonts w:ascii="Times New Roman" w:hAnsi="Times New Roman"/>
-        </w:rPr>
-      </w:pPr>
-    </w:p>
-    <w:p>
-      <w:pPr>
-        <w:pStyle w:val="ListParagraph"/>
-        <w:rPr>
-          <w:rFonts w:ascii="Times New Roman" w:hAnsi="Times New Roman"/>
-        </w:rPr>
-      </w:pPr>
-    </w:p>
-    <w:p>
-      <w:pPr>
-        <w:pStyle w:val="ListParagraph"/>
-        <w:rPr>
-          <w:rFonts w:ascii="Times New Roman" w:hAnsi="Times New Roman"/>
-        </w:rPr>
-      </w:pPr>
-    </w:p>
-    <w:p>
-      <w:pPr>
-        <w:pStyle w:val="ListParagraph"/>
-        <w:rPr>
-          <w:rFonts w:ascii="Times New Roman" w:hAnsi="Times New Roman"/>
-        </w:rPr>
-      </w:pPr>
-    </w:p>
-    <w:p>
-      <w:pPr>
-        <w:pStyle w:val="ListParagraph"/>
-        <w:rPr>
-          <w:rFonts w:ascii="Times New Roman" w:hAnsi="Times New Roman"/>
-        </w:rPr>
-      </w:pPr>
-    </w:p>
-    <w:p>
-      <w:pPr>
-        <w:pStyle w:val="ListParagraph"/>
-        <w:rPr>
-          <w:rFonts w:ascii="Times New Roman" w:hAnsi="Times New Roman"/>
-        </w:rPr>
-      </w:pPr>
-    </w:p>
-    <w:p>
-      <w:pPr>
-        <w:pStyle w:val="ListParagraph"/>
-        <w:rPr>
-          <w:rFonts w:ascii="Times New Roman" w:hAnsi="Times New Roman"/>
-        </w:rPr>
-      </w:pPr>
-    </w:p>
-    <w:p>
-      <w:pPr>
-        <w:pStyle w:val="ListParagraph"/>
-        <w:rPr>
-          <w:rFonts w:ascii="Times New Roman" w:hAnsi="Times New Roman"/>
-        </w:rPr>
-      </w:pPr>
-    </w:p>
-    <w:p>
-      <w:pPr>
-        <w:pStyle w:val="ListParagraph"/>
-        <w:rPr>
-          <w:rFonts w:ascii="Times New Roman" w:hAnsi="Times New Roman"/>
-        </w:rPr>
-      </w:pPr>
-    </w:p>
-    <w:p>
-      <w:pPr>
-        <w:pStyle w:val="ListParagraph"/>
-        <w:rPr>
-          <w:rFonts w:ascii="Times New Roman" w:hAnsi="Times New Roman"/>
-        </w:rPr>
-      </w:pPr>
-    </w:p>
-    <w:p>
-      <w:pPr>
-        <w:pStyle w:val="ListParagraph"/>
-        <w:rPr>
-          <w:rFonts w:ascii="Times New Roman" w:hAnsi="Times New Roman"/>
-        </w:rPr>
-      </w:pPr>
-    </w:p>
-    <w:p>
-      <w:pPr>
-        <w:pStyle w:val="ListParagraph"/>
-        <w:rPr>
-          <w:rFonts w:ascii="Times New Roman" w:hAnsi="Times New Roman"/>
-        </w:rPr>
-      </w:pPr>
-    </w:p>
-    <w:p>
-      <w:pPr>
-        <w:pStyle w:val="ListParagraph"/>
-        <w:rPr>
-          <w:rFonts w:ascii="Times New Roman" w:hAnsi="Times New Roman"/>
-        </w:rPr>
-      </w:pPr>
-    </w:p>
-    <w:p>
-      <w:pPr>
-        <w:pStyle w:val="ListParagraph"/>
-        <w:rPr>
-          <w:rFonts w:ascii="Times New Roman" w:hAnsi="Times New Roman"/>
-        </w:rPr>
-      </w:pPr>
-    </w:p>
-    <w:p>
-      <w:pPr>
-        <w:pStyle w:val="ListParagraph"/>
-        <w:rPr>
-          <w:rFonts w:ascii="Times New Roman" w:hAnsi="Times New Roman"/>
-        </w:rPr>
-      </w:pPr>
-    </w:p>
-    <w:p>
-      <w:pPr>
-        <w:pStyle w:val="ListParagraph"/>
-        <w:rPr>
-          <w:rFonts w:ascii="Times New Roman" w:hAnsi="Times New Roman"/>
-        </w:rPr>
-      </w:pPr>
-    </w:p>
-    <w:p>
-      <w:pPr>
-        <w:pStyle w:val="ListParagraph"/>
-        <w:rPr>
-          <w:rFonts w:ascii="Times New Roman" w:hAnsi="Times New Roman"/>
-        </w:rPr>
-      </w:pPr>
-    </w:p>
-    <w:p>
-      <w:pPr>
-        <w:pStyle w:val="ListParagraph"/>
-        <w:rPr>
-          <w:rFonts w:ascii="Times New Roman" w:hAnsi="Times New Roman"/>
-        </w:rPr>
-      </w:pPr>
-    </w:p>
-    <w:p>
-      <w:pPr>
-        <w:pStyle w:val="ListParagraph"/>
+        <w:tabs>
+          <w:tab w:val="left" w:pos="720"/>
+        </w:tabs>
+        <w:ind w:left="1080"/>
         <w:rPr>
           <w:rFonts w:ascii="Times New Roman" w:hAnsi="Times New Roman"/>
         </w:rPr>
@@ -1478,142 +874,48 @@
         <w:pStyle w:val="ListParagraph"/>
         <w:numPr>
           <w:ilvl w:val="0"/>
-          <w:numId w:val="4"/>
+          <w:numId w:val="10"/>
         </w:numPr>
-        <w:rPr>
-          <w:rFonts w:ascii="Times New Roman" w:hAnsi="Times New Roman"/>
-        </w:rPr>
-      </w:pPr>
-      <w:r>
-        <w:rPr>
-          <w:rFonts w:ascii="Times New Roman" w:hAnsi="Times New Roman"/>
-        </w:rPr>
-        <w:lastRenderedPageBreak/>
-        <w:drawing>
-          <wp:anchor distT="0" distB="0" distL="114300" distR="114300" simplePos="0" relativeHeight="251662336" behindDoc="0" locked="0" layoutInCell="1" allowOverlap="1" wp14:anchorId="648F6AB2" wp14:editId="46684FE0">
-            <wp:simplePos x="0" y="0"/>
-            <wp:positionH relativeFrom="column">
-              <wp:posOffset>3521406</wp:posOffset>
-            </wp:positionH>
-            <wp:positionV relativeFrom="paragraph">
-              <wp:posOffset>294088</wp:posOffset>
-            </wp:positionV>
-            <wp:extent cx="2590800" cy="4269740"/>
-            <wp:effectExtent l="0" t="0" r="0" b="0"/>
-            <wp:wrapSquare wrapText="bothSides"/>
-            <wp:docPr id="72159982" name="Picture 1"/>
-            <wp:cNvGraphicFramePr>
-              <a:graphicFrameLocks xmlns:a="http://schemas.openxmlformats.org/drawingml/2006/main" noChangeAspect="1"/>
-            </wp:cNvGraphicFramePr>
-            <a:graphic xmlns:a="http://schemas.openxmlformats.org/drawingml/2006/main">
-              <a:graphicData uri="http://schemas.openxmlformats.org/drawingml/2006/picture">
-                <pic:pic xmlns:pic="http://schemas.openxmlformats.org/drawingml/2006/picture">
-                  <pic:nvPicPr>
-                    <pic:cNvPr id="72159982" name=""/>
-                    <pic:cNvPicPr/>
-                  </pic:nvPicPr>
-                  <pic:blipFill>
-                    <a:blip r:embed="rId11">
-                      <a:extLst>
-                        <a:ext uri="{28A0092B-C50C-407E-A947-70E740481C1C}">
-                          <a14:useLocalDpi xmlns:a14="http://schemas.microsoft.com/office/drawing/2010/main" val="0"/>
-                        </a:ext>
-                      </a:extLst>
-                    </a:blip>
-                    <a:stretch>
-                      <a:fillRect/>
-                    </a:stretch>
-                  </pic:blipFill>
-                  <pic:spPr>
-                    <a:xfrm>
-                      <a:off x="0" y="0"/>
-                      <a:ext cx="2590800" cy="4269740"/>
-                    </a:xfrm>
-                    <a:prstGeom prst="rect">
-                      <a:avLst/>
-                    </a:prstGeom>
-                  </pic:spPr>
-                </pic:pic>
-              </a:graphicData>
-            </a:graphic>
-            <wp14:sizeRelH relativeFrom="margin">
-              <wp14:pctWidth>0</wp14:pctWidth>
-            </wp14:sizeRelH>
-            <wp14:sizeRelV relativeFrom="margin">
-              <wp14:pctHeight>0</wp14:pctHeight>
-            </wp14:sizeRelV>
-          </wp:anchor>
-        </w:drawing>
-      </w:r>
-      <w:r>
-        <w:rPr>
-          <w:rFonts w:ascii="Times New Roman" w:hAnsi="Times New Roman"/>
-        </w:rPr>
-        <w:drawing>
-          <wp:anchor distT="0" distB="0" distL="114300" distR="114300" simplePos="0" relativeHeight="251660288" behindDoc="0" locked="0" layoutInCell="1" allowOverlap="1" wp14:anchorId="05E4B2CE" wp14:editId="21003C74">
-            <wp:simplePos x="0" y="0"/>
-            <wp:positionH relativeFrom="column">
-              <wp:posOffset>551153</wp:posOffset>
-            </wp:positionH>
-            <wp:positionV relativeFrom="paragraph">
-              <wp:posOffset>312392</wp:posOffset>
-            </wp:positionV>
-            <wp:extent cx="2640965" cy="4098925"/>
-            <wp:effectExtent l="0" t="0" r="6985" b="0"/>
-            <wp:wrapSquare wrapText="bothSides"/>
-            <wp:docPr id="2114915692" name="Picture 1"/>
-            <wp:cNvGraphicFramePr>
-              <a:graphicFrameLocks xmlns:a="http://schemas.openxmlformats.org/drawingml/2006/main" noChangeAspect="1"/>
-            </wp:cNvGraphicFramePr>
-            <a:graphic xmlns:a="http://schemas.openxmlformats.org/drawingml/2006/main">
-              <a:graphicData uri="http://schemas.openxmlformats.org/drawingml/2006/picture">
-                <pic:pic xmlns:pic="http://schemas.openxmlformats.org/drawingml/2006/picture">
-                  <pic:nvPicPr>
-                    <pic:cNvPr id="2114915692" name=""/>
-                    <pic:cNvPicPr/>
-                  </pic:nvPicPr>
-                  <pic:blipFill>
-                    <a:blip r:embed="rId12">
-                      <a:extLst>
-                        <a:ext uri="{28A0092B-C50C-407E-A947-70E740481C1C}">
-                          <a14:useLocalDpi xmlns:a14="http://schemas.microsoft.com/office/drawing/2010/main" val="0"/>
-                        </a:ext>
-                      </a:extLst>
-                    </a:blip>
-                    <a:stretch>
-                      <a:fillRect/>
-                    </a:stretch>
-                  </pic:blipFill>
-                  <pic:spPr>
-                    <a:xfrm>
-                      <a:off x="0" y="0"/>
-                      <a:ext cx="2640965" cy="4098925"/>
-                    </a:xfrm>
-                    <a:prstGeom prst="rect">
-                      <a:avLst/>
-                    </a:prstGeom>
-                  </pic:spPr>
-                </pic:pic>
-              </a:graphicData>
-            </a:graphic>
-            <wp14:sizeRelH relativeFrom="page">
-              <wp14:pctWidth>0</wp14:pctWidth>
-            </wp14:sizeRelH>
-            <wp14:sizeRelV relativeFrom="page">
-              <wp14:pctHeight>0</wp14:pctHeight>
-            </wp14:sizeRelV>
-          </wp:anchor>
-        </w:drawing>
-      </w:r>
-      <w:proofErr w:type="spellStart"/>
+        <w:tabs>
+          <w:tab w:val="left" w:pos="720"/>
+        </w:tabs>
+        <w:rPr>
+          <w:rFonts w:ascii="Times New Roman" w:hAnsi="Times New Roman"/>
+        </w:rPr>
+      </w:pPr>
+      <w:proofErr w:type="spellStart"/>
+      <w:r>
+        <w:rPr>
+          <w:rFonts w:ascii="Times New Roman" w:hAnsi="Times New Roman"/>
+        </w:rPr>
+        <w:t>Diberikan</w:t>
+      </w:r>
+      <w:proofErr w:type="spellEnd"/>
+      <w:r>
+        <w:rPr>
+          <w:rFonts w:ascii="Times New Roman" w:hAnsi="Times New Roman"/>
+        </w:rPr>
+        <w:t xml:space="preserve"> data:  </w:t>
+      </w:r>
+      <w:r>
+        <w:rPr>
+          <w:rFonts w:ascii="Times New Roman" w:hAnsi="Times New Roman"/>
+        </w:rPr>
+        <w:t>2</w:t>
+      </w:r>
+      <w:r>
+        <w:rPr>
+          <w:rFonts w:ascii="Times New Roman" w:hAnsi="Times New Roman"/>
+        </w:rPr>
+        <w:t xml:space="preserve">, </w:t>
+      </w:r>
       <w:proofErr w:type="gramStart"/>
       <w:r>
         <w:rPr>
           <w:rFonts w:ascii="Times New Roman" w:hAnsi="Times New Roman"/>
         </w:rPr>
-        <w:t>a.Brute</w:t>
-      </w:r>
-      <w:proofErr w:type="spellEnd"/>
+        <w:t>15 ,</w:t>
+      </w:r>
       <w:proofErr w:type="gramEnd"/>
       <w:r>
         <w:rPr>
@@ -1626,103 +928,92 @@
         <w:rPr>
           <w:rFonts w:ascii="Times New Roman" w:hAnsi="Times New Roman"/>
         </w:rPr>
-        <w:t>For</w:t>
-      </w:r>
-      <w:r>
-        <w:rPr>
-          <w:rFonts w:ascii="Times New Roman" w:hAnsi="Times New Roman"/>
-        </w:rPr>
-        <w:t xml:space="preserve">ce </w:t>
-      </w:r>
+        <w:t>9 ,</w:t>
+      </w:r>
+      <w:proofErr w:type="gramEnd"/>
       <w:r>
         <w:rPr>
           <w:rFonts w:ascii="Times New Roman" w:hAnsi="Times New Roman"/>
         </w:rPr>
         <w:t xml:space="preserve"> </w:t>
       </w:r>
-      <w:r>
-        <w:rPr>
-          <w:rFonts w:ascii="Times New Roman" w:hAnsi="Times New Roman"/>
-        </w:rPr>
-        <w:tab/>
+      <w:proofErr w:type="gramStart"/>
+      <w:r>
+        <w:rPr>
+          <w:rFonts w:ascii="Times New Roman" w:hAnsi="Times New Roman"/>
+        </w:rPr>
+        <w:t>25 ,</w:t>
       </w:r>
       <w:proofErr w:type="gramEnd"/>
       <w:r>
         <w:rPr>
           <w:rFonts w:ascii="Times New Roman" w:hAnsi="Times New Roman"/>
         </w:rPr>
-        <w:tab/>
-      </w:r>
-      <w:r>
-        <w:rPr>
-          <w:rFonts w:ascii="Times New Roman" w:hAnsi="Times New Roman"/>
-        </w:rPr>
-        <w:tab/>
-      </w:r>
-      <w:r>
-        <w:rPr>
-          <w:rFonts w:ascii="Times New Roman" w:hAnsi="Times New Roman"/>
-        </w:rPr>
-        <w:tab/>
-      </w:r>
-      <w:r>
-        <w:rPr>
-          <w:rFonts w:ascii="Times New Roman" w:hAnsi="Times New Roman"/>
-        </w:rPr>
-        <w:tab/>
-      </w:r>
-      <w:proofErr w:type="spellStart"/>
+        <w:t xml:space="preserve"> </w:t>
+      </w:r>
       <w:proofErr w:type="gramStart"/>
       <w:r>
         <w:rPr>
           <w:rFonts w:ascii="Times New Roman" w:hAnsi="Times New Roman"/>
         </w:rPr>
-        <w:t>b.Divide</w:t>
-      </w:r>
-      <w:proofErr w:type="spellEnd"/>
+        <w:t>4 ,</w:t>
+      </w:r>
       <w:proofErr w:type="gramEnd"/>
       <w:r>
         <w:rPr>
           <w:rFonts w:ascii="Times New Roman" w:hAnsi="Times New Roman"/>
         </w:rPr>
-        <w:t xml:space="preserve"> dan Conquer</w:t>
-      </w:r>
-    </w:p>
-    <w:p>
-      <w:pPr>
-        <w:pStyle w:val="ListParagraph"/>
-        <w:ind w:left="1080"/>
-        <w:rPr>
-          <w:rFonts w:ascii="Times New Roman" w:hAnsi="Times New Roman"/>
-        </w:rPr>
-      </w:pPr>
-    </w:p>
-    <w:p>
-      <w:pPr>
-        <w:pStyle w:val="ListParagraph"/>
-        <w:ind w:left="1080"/>
-        <w:rPr>
-          <w:rFonts w:ascii="Times New Roman" w:hAnsi="Times New Roman"/>
-        </w:rPr>
-      </w:pPr>
+        <w:t xml:space="preserve"> </w:t>
+      </w:r>
+      <w:proofErr w:type="gramStart"/>
+      <w:r>
+        <w:rPr>
+          <w:rFonts w:ascii="Times New Roman" w:hAnsi="Times New Roman"/>
+        </w:rPr>
+        <w:t>19 ,</w:t>
+      </w:r>
+      <w:proofErr w:type="gramEnd"/>
+      <w:r>
+        <w:rPr>
+          <w:rFonts w:ascii="Times New Roman" w:hAnsi="Times New Roman"/>
+        </w:rPr>
+        <w:t xml:space="preserve"> </w:t>
+      </w:r>
+      <w:proofErr w:type="gramStart"/>
+      <w:r>
+        <w:rPr>
+          <w:rFonts w:ascii="Times New Roman" w:hAnsi="Times New Roman"/>
+        </w:rPr>
+        <w:t>7 ,</w:t>
+      </w:r>
+      <w:proofErr w:type="gramEnd"/>
+      <w:r>
+        <w:rPr>
+          <w:rFonts w:ascii="Times New Roman" w:hAnsi="Times New Roman"/>
+        </w:rPr>
+        <w:t xml:space="preserve"> 12 </w:t>
+      </w:r>
     </w:p>
     <w:p>
       <w:pPr>
         <w:pStyle w:val="ListParagraph"/>
         <w:numPr>
           <w:ilvl w:val="0"/>
-          <w:numId w:val="4"/>
+          <w:numId w:val="11"/>
         </w:numPr>
-        <w:rPr>
-          <w:rFonts w:ascii="Times New Roman" w:hAnsi="Times New Roman"/>
-        </w:rPr>
-      </w:pPr>
-      <w:proofErr w:type="spellStart"/>
-      <w:r>
-        <w:rPr>
-          <w:rFonts w:ascii="Times New Roman" w:hAnsi="Times New Roman"/>
-        </w:rPr>
-        <w:t>Berdasarkan</w:t>
+        <w:tabs>
+          <w:tab w:val="left" w:pos="720"/>
+        </w:tabs>
+        <w:rPr>
+          <w:rFonts w:ascii="Times New Roman" w:hAnsi="Times New Roman"/>
+        </w:rPr>
+      </w:pPr>
+      <w:proofErr w:type="spellStart"/>
+      <w:r>
+        <w:rPr>
+          <w:rFonts w:ascii="Times New Roman" w:hAnsi="Times New Roman"/>
+        </w:rPr>
+        <w:t>cari</w:t>
       </w:r>
       <w:proofErr w:type="spellEnd"/>
       <w:r>
@@ -1736,98 +1027,28 @@
         <w:rPr>
           <w:rFonts w:ascii="Times New Roman" w:hAnsi="Times New Roman"/>
         </w:rPr>
-        <w:t>aturan</w:t>
-      </w:r>
-      <w:proofErr w:type="spellEnd"/>
-      <w:r>
-        <w:rPr>
-          <w:rFonts w:ascii="Times New Roman" w:hAnsi="Times New Roman"/>
-        </w:rPr>
-        <w:t xml:space="preserve"> Big O, </w:t>
-      </w:r>
-      <w:proofErr w:type="spellStart"/>
-      <w:r>
-        <w:rPr>
-          <w:rFonts w:ascii="Times New Roman" w:hAnsi="Times New Roman"/>
-        </w:rPr>
-        <w:t>kita</w:t>
-      </w:r>
-      <w:proofErr w:type="spellEnd"/>
-      <w:r>
-        <w:rPr>
-          <w:rFonts w:ascii="Times New Roman" w:hAnsi="Times New Roman"/>
-        </w:rPr>
-        <w:t xml:space="preserve"> </w:t>
-      </w:r>
-      <w:proofErr w:type="spellStart"/>
-      <w:r>
-        <w:rPr>
-          <w:rFonts w:ascii="Times New Roman" w:hAnsi="Times New Roman"/>
-        </w:rPr>
-        <w:t>mencari</w:t>
-      </w:r>
-      <w:proofErr w:type="spellEnd"/>
-      <w:r>
-        <w:rPr>
-          <w:rFonts w:ascii="Times New Roman" w:hAnsi="Times New Roman"/>
-        </w:rPr>
-        <w:t xml:space="preserve"> </w:t>
-      </w:r>
-      <w:proofErr w:type="spellStart"/>
-      <w:r>
-        <w:rPr>
-          <w:rFonts w:ascii="Times New Roman" w:hAnsi="Times New Roman"/>
-        </w:rPr>
-        <w:t>bagian</w:t>
-      </w:r>
-      <w:proofErr w:type="spellEnd"/>
-      <w:r>
-        <w:rPr>
-          <w:rFonts w:ascii="Times New Roman" w:hAnsi="Times New Roman"/>
-        </w:rPr>
-        <w:t xml:space="preserve"> yang paling </w:t>
-      </w:r>
-      <w:proofErr w:type="spellStart"/>
-      <w:r>
-        <w:rPr>
-          <w:rFonts w:ascii="Times New Roman" w:hAnsi="Times New Roman"/>
-        </w:rPr>
-        <w:t>berkontribusi</w:t>
-      </w:r>
-      <w:proofErr w:type="spellEnd"/>
-      <w:r>
-        <w:rPr>
-          <w:rFonts w:ascii="Times New Roman" w:hAnsi="Times New Roman"/>
-        </w:rPr>
-        <w:t xml:space="preserve"> pada </w:t>
-      </w:r>
-      <w:proofErr w:type="spellStart"/>
-      <w:r>
-        <w:rPr>
-          <w:rFonts w:ascii="Times New Roman" w:hAnsi="Times New Roman"/>
-        </w:rPr>
-        <w:t>kompleksitas</w:t>
-      </w:r>
-      <w:proofErr w:type="spellEnd"/>
-      <w:r>
-        <w:rPr>
-          <w:rFonts w:ascii="Times New Roman" w:hAnsi="Times New Roman"/>
-        </w:rPr>
-        <w:t xml:space="preserve"> </w:t>
-      </w:r>
-      <w:proofErr w:type="spellStart"/>
-      <w:r>
-        <w:rPr>
-          <w:rFonts w:ascii="Times New Roman" w:hAnsi="Times New Roman"/>
-        </w:rPr>
-        <w:t>waktu</w:t>
-      </w:r>
-      <w:proofErr w:type="spellEnd"/>
-      <w:r>
-        <w:rPr>
-          <w:rFonts w:ascii="Times New Roman" w:hAnsi="Times New Roman"/>
-        </w:rPr>
-        <w:t>:</w:t>
+        <w:t>nilai</w:t>
+      </w:r>
+      <w:proofErr w:type="spellEnd"/>
+      <w:r>
+        <w:rPr>
+          <w:rFonts w:ascii="Times New Roman" w:hAnsi="Times New Roman"/>
+        </w:rPr>
+        <w:t xml:space="preserve"> 9 </w:t>
+      </w:r>
+      <w:proofErr w:type="spellStart"/>
+      <w:r>
+        <w:rPr>
+          <w:rFonts w:ascii="Times New Roman" w:hAnsi="Times New Roman"/>
+        </w:rPr>
+        <w:t>dengan</w:t>
+      </w:r>
+      <w:proofErr w:type="spellEnd"/>
+      <w:r>
+        <w:rPr>
+          <w:rFonts w:ascii="Times New Roman" w:hAnsi="Times New Roman"/>
+        </w:rPr>
+        <w:t xml:space="preserve"> sequential search </w:t>
       </w:r>
     </w:p>
     <w:p>
@@ -1835,253 +1056,398 @@
         <w:pStyle w:val="ListParagraph"/>
         <w:numPr>
           <w:ilvl w:val="0"/>
-          <w:numId w:val="7"/>
+          <w:numId w:val="11"/>
         </w:numPr>
-        <w:rPr>
-          <w:rFonts w:ascii="Times New Roman" w:hAnsi="Times New Roman"/>
-        </w:rPr>
-      </w:pPr>
-      <w:r>
-        <w:rPr>
-          <w:rFonts w:ascii="Times New Roman" w:hAnsi="Times New Roman"/>
-          <w:b/>
-          <w:bCs/>
-        </w:rPr>
-        <w:t xml:space="preserve"> Linear Search</w:t>
-      </w:r>
-    </w:p>
-    <w:p>
-      <w:pPr>
-        <w:pStyle w:val="ListParagraph"/>
+        <w:tabs>
+          <w:tab w:val="left" w:pos="720"/>
+        </w:tabs>
+        <w:rPr>
+          <w:rFonts w:ascii="Times New Roman" w:hAnsi="Times New Roman"/>
+        </w:rPr>
+      </w:pPr>
+      <w:proofErr w:type="spellStart"/>
+      <w:r>
+        <w:rPr>
+          <w:rFonts w:ascii="Times New Roman" w:hAnsi="Times New Roman"/>
+        </w:rPr>
+        <w:t>urutkan</w:t>
+      </w:r>
+      <w:proofErr w:type="spellEnd"/>
+      <w:r>
+        <w:rPr>
+          <w:rFonts w:ascii="Times New Roman" w:hAnsi="Times New Roman"/>
+        </w:rPr>
+        <w:t xml:space="preserve"> data, </w:t>
+      </w:r>
+      <w:proofErr w:type="spellStart"/>
+      <w:r>
+        <w:rPr>
+          <w:rFonts w:ascii="Times New Roman" w:hAnsi="Times New Roman"/>
+        </w:rPr>
+        <w:t>lalu</w:t>
+      </w:r>
+      <w:proofErr w:type="spellEnd"/>
+      <w:r>
+        <w:rPr>
+          <w:rFonts w:ascii="Times New Roman" w:hAnsi="Times New Roman"/>
+        </w:rPr>
+        <w:t xml:space="preserve"> </w:t>
+      </w:r>
+      <w:proofErr w:type="spellStart"/>
+      <w:r>
+        <w:rPr>
+          <w:rFonts w:ascii="Times New Roman" w:hAnsi="Times New Roman"/>
+        </w:rPr>
+        <w:t>cari</w:t>
+      </w:r>
+      <w:proofErr w:type="spellEnd"/>
+      <w:r>
+        <w:rPr>
+          <w:rFonts w:ascii="Times New Roman" w:hAnsi="Times New Roman"/>
+        </w:rPr>
+        <w:t xml:space="preserve"> </w:t>
+      </w:r>
+      <w:proofErr w:type="spellStart"/>
+      <w:r>
+        <w:rPr>
+          <w:rFonts w:ascii="Times New Roman" w:hAnsi="Times New Roman"/>
+        </w:rPr>
+        <w:t>nilai</w:t>
+      </w:r>
+      <w:proofErr w:type="spellEnd"/>
+      <w:r>
+        <w:rPr>
+          <w:rFonts w:ascii="Times New Roman" w:hAnsi="Times New Roman"/>
+        </w:rPr>
+        <w:t xml:space="preserve"> 9 </w:t>
+      </w:r>
+      <w:proofErr w:type="spellStart"/>
+      <w:r>
+        <w:rPr>
+          <w:rFonts w:ascii="Times New Roman" w:hAnsi="Times New Roman"/>
+        </w:rPr>
+        <w:t>dengan</w:t>
+      </w:r>
+      <w:proofErr w:type="spellEnd"/>
+      <w:r>
+        <w:rPr>
+          <w:rFonts w:ascii="Times New Roman" w:hAnsi="Times New Roman"/>
+        </w:rPr>
+        <w:t xml:space="preserve"> binary search </w:t>
+      </w:r>
+    </w:p>
+    <w:p>
+      <w:pPr>
+        <w:tabs>
+          <w:tab w:val="left" w:pos="720"/>
+        </w:tabs>
         <w:ind w:left="1080"/>
         <w:rPr>
           <w:rFonts w:ascii="Times New Roman" w:hAnsi="Times New Roman"/>
         </w:rPr>
       </w:pPr>
-      <w:r>
-        <w:rPr>
-          <w:rFonts w:ascii="Times New Roman" w:hAnsi="Times New Roman"/>
-        </w:rPr>
-        <w:t>function search (array, value) {</w:t>
-      </w:r>
-    </w:p>
-    <w:p>
-      <w:pPr>
-        <w:pStyle w:val="ListParagraph"/>
-        <w:ind w:left="1080"/>
-        <w:rPr>
-          <w:rFonts w:ascii="Times New Roman" w:hAnsi="Times New Roman"/>
-        </w:rPr>
-      </w:pPr>
-      <w:r>
-        <w:rPr>
-          <w:rFonts w:ascii="Times New Roman" w:hAnsi="Times New Roman"/>
-        </w:rPr>
-        <w:t xml:space="preserve">for (let </w:t>
-      </w:r>
-      <w:proofErr w:type="spellStart"/>
-      <w:r>
-        <w:rPr>
-          <w:rFonts w:ascii="Times New Roman" w:hAnsi="Times New Roman"/>
-        </w:rPr>
-        <w:t>i</w:t>
-      </w:r>
-      <w:proofErr w:type="spellEnd"/>
-      <w:r>
-        <w:rPr>
-          <w:rFonts w:ascii="Times New Roman" w:hAnsi="Times New Roman"/>
-        </w:rPr>
-        <w:t xml:space="preserve">=0; </w:t>
-      </w:r>
-      <w:proofErr w:type="spellStart"/>
-      <w:r>
-        <w:rPr>
-          <w:rFonts w:ascii="Times New Roman" w:hAnsi="Times New Roman"/>
-        </w:rPr>
-        <w:t>i</w:t>
-      </w:r>
-      <w:proofErr w:type="spellEnd"/>
-      <w:r>
-        <w:rPr>
-          <w:rFonts w:ascii="Times New Roman" w:hAnsi="Times New Roman"/>
-        </w:rPr>
-        <w:t xml:space="preserve"> &lt; </w:t>
-      </w:r>
-      <w:proofErr w:type="spellStart"/>
       <w:proofErr w:type="gramStart"/>
       <w:r>
         <w:rPr>
           <w:rFonts w:ascii="Times New Roman" w:hAnsi="Times New Roman"/>
         </w:rPr>
-        <w:t>array.length</w:t>
-      </w:r>
-      <w:proofErr w:type="spellEnd"/>
+        <w:t>Jawab :</w:t>
+      </w:r>
       <w:proofErr w:type="gramEnd"/>
       <w:r>
         <w:rPr>
           <w:rFonts w:ascii="Times New Roman" w:hAnsi="Times New Roman"/>
         </w:rPr>
-        <w:t xml:space="preserve">; </w:t>
-      </w:r>
-      <w:proofErr w:type="spellStart"/>
-      <w:r>
-        <w:rPr>
-          <w:rFonts w:ascii="Times New Roman" w:hAnsi="Times New Roman"/>
-        </w:rPr>
-        <w:t>i</w:t>
-      </w:r>
-      <w:proofErr w:type="spellEnd"/>
-      <w:r>
-        <w:rPr>
-          <w:rFonts w:ascii="Times New Roman" w:hAnsi="Times New Roman"/>
-        </w:rPr>
-        <w:t xml:space="preserve">++) </w:t>
-      </w:r>
+        <w:br/>
+        <w:t xml:space="preserve">a. </w:t>
+      </w:r>
+      <w:r>
+        <w:rPr>
+          <w:rFonts w:ascii="Times New Roman" w:hAnsi="Times New Roman"/>
+          <w:b/>
+          <w:bCs/>
+        </w:rPr>
+        <w:t xml:space="preserve">Cari </w:t>
+      </w:r>
+      <w:proofErr w:type="spellStart"/>
+      <w:r>
+        <w:rPr>
+          <w:rFonts w:ascii="Times New Roman" w:hAnsi="Times New Roman"/>
+          <w:b/>
+          <w:bCs/>
+        </w:rPr>
+        <w:t>nilai</w:t>
+      </w:r>
+      <w:proofErr w:type="spellEnd"/>
+      <w:r>
+        <w:rPr>
+          <w:rFonts w:ascii="Times New Roman" w:hAnsi="Times New Roman"/>
+          <w:b/>
+          <w:bCs/>
+        </w:rPr>
+        <w:t xml:space="preserve"> 9 </w:t>
+      </w:r>
+      <w:proofErr w:type="spellStart"/>
+      <w:r>
+        <w:rPr>
+          <w:rFonts w:ascii="Times New Roman" w:hAnsi="Times New Roman"/>
+          <w:b/>
+          <w:bCs/>
+        </w:rPr>
+        <w:t>dengan</w:t>
+      </w:r>
+      <w:proofErr w:type="spellEnd"/>
+      <w:r>
+        <w:rPr>
+          <w:rFonts w:ascii="Times New Roman" w:hAnsi="Times New Roman"/>
+          <w:b/>
+          <w:bCs/>
+        </w:rPr>
+        <w:t xml:space="preserve"> Sequential Search:</w:t>
+      </w:r>
+    </w:p>
+    <w:p>
+      <w:pPr>
+        <w:numPr>
+          <w:ilvl w:val="0"/>
+          <w:numId w:val="12"/>
+        </w:numPr>
+        <w:tabs>
+          <w:tab w:val="clear" w:pos="720"/>
+          <w:tab w:val="left" w:pos="1980"/>
+        </w:tabs>
+        <w:ind w:left="1800"/>
+        <w:rPr>
+          <w:rFonts w:ascii="Times New Roman" w:hAnsi="Times New Roman"/>
+        </w:rPr>
+      </w:pPr>
+      <w:r>
+        <w:rPr>
+          <w:rFonts w:ascii="Times New Roman" w:hAnsi="Times New Roman"/>
+        </w:rPr>
+        <w:t xml:space="preserve">Langkah </w:t>
+      </w:r>
+      <w:r>
+        <w:rPr>
+          <w:rFonts w:ascii="Times New Roman" w:hAnsi="Times New Roman"/>
+        </w:rPr>
+        <w:t xml:space="preserve">1: </w:t>
+      </w:r>
+      <w:proofErr w:type="spellStart"/>
       <w:proofErr w:type="gramStart"/>
       <w:r>
         <w:rPr>
           <w:rFonts w:ascii="Times New Roman" w:hAnsi="Times New Roman"/>
         </w:rPr>
-        <w:t>{ /</w:t>
+        <w:t>arr</w:t>
+      </w:r>
+      <w:proofErr w:type="spellEnd"/>
+      <w:r>
+        <w:rPr>
+          <w:rFonts w:ascii="Times New Roman" w:hAnsi="Times New Roman"/>
+        </w:rPr>
+        <w:t>[</w:t>
       </w:r>
       <w:proofErr w:type="gramEnd"/>
       <w:r>
         <w:rPr>
           <w:rFonts w:ascii="Times New Roman" w:hAnsi="Times New Roman"/>
         </w:rPr>
-        <w:t xml:space="preserve">/ Looping </w:t>
-      </w:r>
-      <w:proofErr w:type="spellStart"/>
-      <w:r>
-        <w:rPr>
-          <w:rFonts w:ascii="Times New Roman" w:hAnsi="Times New Roman"/>
-        </w:rPr>
-        <w:t>bergantung</w:t>
-      </w:r>
-      <w:proofErr w:type="spellEnd"/>
-      <w:r>
-        <w:rPr>
-          <w:rFonts w:ascii="Times New Roman" w:hAnsi="Times New Roman"/>
-        </w:rPr>
-        <w:t xml:space="preserve"> </w:t>
-      </w:r>
-      <w:proofErr w:type="spellStart"/>
-      <w:r>
-        <w:rPr>
-          <w:rFonts w:ascii="Times New Roman" w:hAnsi="Times New Roman"/>
-        </w:rPr>
-        <w:t>panjang</w:t>
-      </w:r>
-      <w:proofErr w:type="spellEnd"/>
-      <w:r>
-        <w:rPr>
-          <w:rFonts w:ascii="Times New Roman" w:hAnsi="Times New Roman"/>
-        </w:rPr>
-        <w:t xml:space="preserve"> n </w:t>
-      </w:r>
-    </w:p>
-    <w:p>
-      <w:pPr>
-        <w:pStyle w:val="ListParagraph"/>
-        <w:ind w:left="1080"/>
-        <w:rPr>
-          <w:rFonts w:ascii="Times New Roman" w:hAnsi="Times New Roman"/>
-        </w:rPr>
-      </w:pPr>
-      <w:r>
-        <w:rPr>
-          <w:rFonts w:ascii="Times New Roman" w:hAnsi="Times New Roman"/>
-        </w:rPr>
-        <w:t xml:space="preserve"> if (array[</w:t>
-      </w:r>
-      <w:proofErr w:type="spellStart"/>
-      <w:r>
-        <w:rPr>
-          <w:rFonts w:ascii="Times New Roman" w:hAnsi="Times New Roman"/>
-        </w:rPr>
-        <w:t>i</w:t>
-      </w:r>
-      <w:proofErr w:type="spellEnd"/>
-      <w:r>
-        <w:rPr>
-          <w:rFonts w:ascii="Times New Roman" w:hAnsi="Times New Roman"/>
-        </w:rPr>
-        <w:t xml:space="preserve">] === value) </w:t>
-      </w:r>
+        <w:t>0] = 9</w:t>
+      </w:r>
+      <w:r>
+        <w:rPr>
+          <w:rFonts w:ascii="Times New Roman" w:hAnsi="Times New Roman"/>
+        </w:rPr>
+        <w:t xml:space="preserve">? (Tidak) </w:t>
+      </w:r>
+    </w:p>
+    <w:p>
+      <w:pPr>
+        <w:numPr>
+          <w:ilvl w:val="0"/>
+          <w:numId w:val="12"/>
+        </w:numPr>
+        <w:tabs>
+          <w:tab w:val="clear" w:pos="720"/>
+          <w:tab w:val="left" w:pos="1980"/>
+        </w:tabs>
+        <w:ind w:left="1800"/>
+        <w:rPr>
+          <w:rFonts w:ascii="Times New Roman" w:hAnsi="Times New Roman"/>
+        </w:rPr>
+      </w:pPr>
+      <w:r>
+        <w:rPr>
+          <w:rFonts w:ascii="Times New Roman" w:hAnsi="Times New Roman"/>
+        </w:rPr>
+        <w:t xml:space="preserve">Langkah 3: </w:t>
+      </w:r>
+      <w:proofErr w:type="spellStart"/>
       <w:proofErr w:type="gramStart"/>
       <w:r>
         <w:rPr>
           <w:rFonts w:ascii="Times New Roman" w:hAnsi="Times New Roman"/>
         </w:rPr>
-        <w:t>{ return</w:t>
+        <w:t>arr</w:t>
+      </w:r>
+      <w:proofErr w:type="spellEnd"/>
+      <w:r>
+        <w:rPr>
+          <w:rFonts w:ascii="Times New Roman" w:hAnsi="Times New Roman"/>
+        </w:rPr>
+        <w:t>[</w:t>
       </w:r>
       <w:proofErr w:type="gramEnd"/>
       <w:r>
         <w:rPr>
           <w:rFonts w:ascii="Times New Roman" w:hAnsi="Times New Roman"/>
         </w:rPr>
-        <w:t xml:space="preserve"> </w:t>
-      </w:r>
-      <w:proofErr w:type="spellStart"/>
-      <w:r>
-        <w:rPr>
-          <w:rFonts w:ascii="Times New Roman" w:hAnsi="Times New Roman"/>
-        </w:rPr>
-        <w:t>i</w:t>
-      </w:r>
-      <w:proofErr w:type="spellEnd"/>
+        <w:t>1] = 9</w:t>
+      </w:r>
+      <w:r>
+        <w:rPr>
+          <w:rFonts w:ascii="Times New Roman" w:hAnsi="Times New Roman"/>
+        </w:rPr>
+        <w:t xml:space="preserve">? (Tidak) </w:t>
+      </w:r>
+    </w:p>
+    <w:p>
+      <w:pPr>
+        <w:numPr>
+          <w:ilvl w:val="0"/>
+          <w:numId w:val="12"/>
+        </w:numPr>
+        <w:tabs>
+          <w:tab w:val="clear" w:pos="720"/>
+          <w:tab w:val="left" w:pos="1980"/>
+        </w:tabs>
+        <w:ind w:left="1800"/>
+        <w:rPr>
+          <w:rFonts w:ascii="Times New Roman" w:hAnsi="Times New Roman"/>
+        </w:rPr>
+      </w:pPr>
+      <w:r>
+        <w:rPr>
+          <w:rFonts w:ascii="Times New Roman" w:hAnsi="Times New Roman"/>
+        </w:rPr>
+        <w:t>Langkah 3</w:t>
+      </w:r>
+      <w:r>
+        <w:rPr>
+          <w:rFonts w:ascii="Times New Roman" w:hAnsi="Times New Roman"/>
+        </w:rPr>
+        <w:t xml:space="preserve">: </w:t>
+      </w:r>
+      <w:proofErr w:type="spellStart"/>
       <w:proofErr w:type="gramStart"/>
       <w:r>
         <w:rPr>
           <w:rFonts w:ascii="Times New Roman" w:hAnsi="Times New Roman"/>
         </w:rPr>
-        <w:t>; }</w:t>
+        <w:t>arr</w:t>
+      </w:r>
+      <w:proofErr w:type="spellEnd"/>
+      <w:r>
+        <w:rPr>
+          <w:rFonts w:ascii="Times New Roman" w:hAnsi="Times New Roman"/>
+        </w:rPr>
+        <w:t>[</w:t>
       </w:r>
       <w:proofErr w:type="gramEnd"/>
-    </w:p>
-    <w:p>
-      <w:pPr>
-        <w:pStyle w:val="ListParagraph"/>
-        <w:ind w:left="1080"/>
-        <w:rPr>
-          <w:rFonts w:ascii="Times New Roman" w:hAnsi="Times New Roman"/>
-        </w:rPr>
-      </w:pPr>
-      <w:r>
-        <w:rPr>
-          <w:rFonts w:ascii="Times New Roman" w:hAnsi="Times New Roman"/>
-        </w:rPr>
-        <w:t xml:space="preserve"> }</w:t>
-      </w:r>
-    </w:p>
-    <w:p>
-      <w:pPr>
-        <w:pStyle w:val="ListParagraph"/>
-        <w:ind w:left="1080"/>
-        <w:rPr>
-          <w:rFonts w:ascii="Times New Roman" w:hAnsi="Times New Roman"/>
-        </w:rPr>
-      </w:pPr>
-      <w:r>
-        <w:rPr>
-          <w:rFonts w:ascii="Times New Roman" w:hAnsi="Times New Roman"/>
-        </w:rPr>
-        <w:t xml:space="preserve">  return -1;</w:t>
-      </w:r>
-    </w:p>
-    <w:p>
-      <w:pPr>
-        <w:pStyle w:val="ListParagraph"/>
-        <w:ind w:left="1080"/>
-        <w:rPr>
-          <w:rFonts w:ascii="Times New Roman" w:hAnsi="Times New Roman"/>
-        </w:rPr>
-      </w:pPr>
-      <w:r>
-        <w:rPr>
-          <w:rFonts w:ascii="Times New Roman" w:hAnsi="Times New Roman"/>
-        </w:rPr>
-        <w:t>}</w:t>
+      <w:r>
+        <w:rPr>
+          <w:rFonts w:ascii="Times New Roman" w:hAnsi="Times New Roman"/>
+        </w:rPr>
+        <w:t>2] = 9</w:t>
+      </w:r>
+      <w:r>
+        <w:rPr>
+          <w:rFonts w:ascii="Times New Roman" w:hAnsi="Times New Roman"/>
+        </w:rPr>
+        <w:t>? (</w:t>
+      </w:r>
+      <w:r>
+        <w:rPr>
+          <w:rFonts w:ascii="Times New Roman" w:hAnsi="Times New Roman"/>
+          <w:b/>
+          <w:bCs/>
+        </w:rPr>
+        <w:t>Ya!</w:t>
+      </w:r>
+      <w:r>
+        <w:rPr>
+          <w:rFonts w:ascii="Times New Roman" w:hAnsi="Times New Roman"/>
+        </w:rPr>
+        <w:t xml:space="preserve">) </w:t>
+      </w:r>
+    </w:p>
+    <w:p>
+      <w:pPr>
+        <w:numPr>
+          <w:ilvl w:val="0"/>
+          <w:numId w:val="12"/>
+        </w:numPr>
+        <w:tabs>
+          <w:tab w:val="clear" w:pos="720"/>
+          <w:tab w:val="left" w:pos="1980"/>
+        </w:tabs>
+        <w:ind w:left="1800"/>
+        <w:rPr>
+          <w:rFonts w:ascii="Times New Roman" w:hAnsi="Times New Roman"/>
+        </w:rPr>
+      </w:pPr>
+      <w:r>
+        <w:rPr>
+          <w:rFonts w:ascii="Times New Roman" w:hAnsi="Times New Roman"/>
+          <w:b/>
+          <w:bCs/>
+        </w:rPr>
+        <w:t>Hasil</w:t>
+      </w:r>
+      <w:r>
+        <w:rPr>
+          <w:rFonts w:ascii="Times New Roman" w:hAnsi="Times New Roman"/>
+        </w:rPr>
+        <w:t xml:space="preserve">: </w:t>
+      </w:r>
+      <w:proofErr w:type="spellStart"/>
+      <w:r>
+        <w:rPr>
+          <w:rFonts w:ascii="Times New Roman" w:hAnsi="Times New Roman"/>
+        </w:rPr>
+        <w:t>Ditemukan</w:t>
+      </w:r>
+      <w:proofErr w:type="spellEnd"/>
+      <w:r>
+        <w:rPr>
+          <w:rFonts w:ascii="Times New Roman" w:hAnsi="Times New Roman"/>
+        </w:rPr>
+        <w:t xml:space="preserve"> pada </w:t>
+      </w:r>
+      <w:proofErr w:type="spellStart"/>
+      <w:r>
+        <w:rPr>
+          <w:rFonts w:ascii="Times New Roman" w:hAnsi="Times New Roman"/>
+          <w:b/>
+          <w:bCs/>
+        </w:rPr>
+        <w:t>indeks</w:t>
+      </w:r>
+      <w:proofErr w:type="spellEnd"/>
+      <w:r>
+        <w:rPr>
+          <w:rFonts w:ascii="Times New Roman" w:hAnsi="Times New Roman"/>
+          <w:b/>
+          <w:bCs/>
+        </w:rPr>
+        <w:t xml:space="preserve"> ke-2</w:t>
+      </w:r>
+      <w:r>
+        <w:rPr>
+          <w:rFonts w:ascii="Times New Roman" w:hAnsi="Times New Roman"/>
+        </w:rPr>
+        <w:t xml:space="preserve">. </w:t>
       </w:r>
     </w:p>
     <w:p>
@@ -2089,49 +1455,221 @@
         <w:pStyle w:val="ListParagraph"/>
         <w:numPr>
           <w:ilvl w:val="0"/>
-          <w:numId w:val="8"/>
+          <w:numId w:val="14"/>
         </w:numPr>
-        <w:rPr>
-          <w:rFonts w:ascii="Times New Roman" w:hAnsi="Times New Roman"/>
-        </w:rPr>
-      </w:pPr>
-      <w:proofErr w:type="spellStart"/>
-      <w:r>
-        <w:rPr>
-          <w:rFonts w:ascii="Times New Roman" w:hAnsi="Times New Roman"/>
-          <w:b/>
-          <w:bCs/>
-        </w:rPr>
-        <w:t>Notasi</w:t>
-      </w:r>
-      <w:proofErr w:type="spellEnd"/>
-      <w:r>
-        <w:rPr>
-          <w:rFonts w:ascii="Times New Roman" w:hAnsi="Times New Roman"/>
-          <w:b/>
-          <w:bCs/>
+        <w:tabs>
+          <w:tab w:val="left" w:pos="1980"/>
+        </w:tabs>
+        <w:rPr>
+          <w:rFonts w:ascii="Times New Roman" w:hAnsi="Times New Roman"/>
+          <w:b/>
+          <w:bCs/>
+        </w:rPr>
+      </w:pPr>
+      <w:proofErr w:type="spellStart"/>
+      <w:r>
+        <w:rPr>
+          <w:rFonts w:ascii="Times New Roman" w:hAnsi="Times New Roman"/>
+          <w:b/>
+          <w:bCs/>
+        </w:rPr>
+        <w:t>U</w:t>
+      </w:r>
+      <w:r>
+        <w:rPr>
+          <w:rFonts w:ascii="Times New Roman" w:hAnsi="Times New Roman"/>
+          <w:b/>
+          <w:bCs/>
+        </w:rPr>
+        <w:t>rutkan</w:t>
+      </w:r>
+      <w:proofErr w:type="spellEnd"/>
+      <w:r>
+        <w:rPr>
+          <w:rFonts w:ascii="Times New Roman" w:hAnsi="Times New Roman"/>
+          <w:b/>
+          <w:bCs/>
+        </w:rPr>
+        <w:t xml:space="preserve"> data, </w:t>
+      </w:r>
+      <w:proofErr w:type="spellStart"/>
+      <w:r>
+        <w:rPr>
+          <w:rFonts w:ascii="Times New Roman" w:hAnsi="Times New Roman"/>
+          <w:b/>
+          <w:bCs/>
+        </w:rPr>
+        <w:t>lalu</w:t>
+      </w:r>
+      <w:proofErr w:type="spellEnd"/>
+      <w:r>
+        <w:rPr>
+          <w:rFonts w:ascii="Times New Roman" w:hAnsi="Times New Roman"/>
+          <w:b/>
+          <w:bCs/>
+        </w:rPr>
+        <w:t xml:space="preserve"> </w:t>
+      </w:r>
+      <w:proofErr w:type="spellStart"/>
+      <w:r>
+        <w:rPr>
+          <w:rFonts w:ascii="Times New Roman" w:hAnsi="Times New Roman"/>
+          <w:b/>
+          <w:bCs/>
+        </w:rPr>
+        <w:t>cari</w:t>
+      </w:r>
+      <w:proofErr w:type="spellEnd"/>
+      <w:r>
+        <w:rPr>
+          <w:rFonts w:ascii="Times New Roman" w:hAnsi="Times New Roman"/>
+          <w:b/>
+          <w:bCs/>
+        </w:rPr>
+        <w:t xml:space="preserve"> </w:t>
+      </w:r>
+      <w:proofErr w:type="spellStart"/>
+      <w:r>
+        <w:rPr>
+          <w:rFonts w:ascii="Times New Roman" w:hAnsi="Times New Roman"/>
+          <w:b/>
+          <w:bCs/>
+        </w:rPr>
+        <w:t>nilai</w:t>
+      </w:r>
+      <w:proofErr w:type="spellEnd"/>
+      <w:r>
+        <w:rPr>
+          <w:rFonts w:ascii="Times New Roman" w:hAnsi="Times New Roman"/>
+          <w:b/>
+          <w:bCs/>
+        </w:rPr>
+        <w:t xml:space="preserve"> 9 </w:t>
+      </w:r>
+      <w:proofErr w:type="spellStart"/>
+      <w:r>
+        <w:rPr>
+          <w:rFonts w:ascii="Times New Roman" w:hAnsi="Times New Roman"/>
+          <w:b/>
+          <w:bCs/>
+        </w:rPr>
+        <w:t>dengan</w:t>
+      </w:r>
+      <w:proofErr w:type="spellEnd"/>
+      <w:r>
+        <w:rPr>
+          <w:rFonts w:ascii="Times New Roman" w:hAnsi="Times New Roman"/>
+          <w:b/>
+          <w:bCs/>
+        </w:rPr>
+        <w:t xml:space="preserve"> Binary Search:</w:t>
+      </w:r>
+    </w:p>
+    <w:p>
+      <w:pPr>
+        <w:pStyle w:val="ListParagraph"/>
+        <w:numPr>
+          <w:ilvl w:val="1"/>
+          <w:numId w:val="12"/>
+        </w:numPr>
+        <w:tabs>
+          <w:tab w:val="left" w:pos="1980"/>
+        </w:tabs>
+        <w:rPr>
+          <w:rFonts w:ascii="Times New Roman" w:hAnsi="Times New Roman"/>
+        </w:rPr>
+      </w:pPr>
+      <w:proofErr w:type="spellStart"/>
+      <w:r>
+        <w:rPr>
+          <w:rFonts w:ascii="Times New Roman" w:hAnsi="Times New Roman"/>
+          <w:b/>
+          <w:bCs/>
+        </w:rPr>
+        <w:t>Urutkan</w:t>
+      </w:r>
+      <w:proofErr w:type="spellEnd"/>
+      <w:r>
+        <w:rPr>
+          <w:rFonts w:ascii="Times New Roman" w:hAnsi="Times New Roman"/>
+          <w:b/>
+          <w:bCs/>
+        </w:rPr>
+        <w:t xml:space="preserve"> (ASC</w:t>
+      </w:r>
+      <w:proofErr w:type="gramStart"/>
+      <w:r>
+        <w:rPr>
+          <w:rFonts w:ascii="Times New Roman" w:hAnsi="Times New Roman"/>
+          <w:b/>
+          <w:bCs/>
+        </w:rPr>
+        <w:t xml:space="preserve">) </w:t>
+      </w:r>
+      <w:r>
+        <w:rPr>
+          <w:rFonts w:ascii="Times New Roman" w:hAnsi="Times New Roman"/>
         </w:rPr>
         <w:t>:</w:t>
       </w:r>
-      <w:r>
-        <w:rPr>
-          <w:rFonts w:ascii="Times New Roman" w:hAnsi="Times New Roman"/>
-        </w:rPr>
-        <w:t xml:space="preserve"> </w:t>
-      </w:r>
-      <w:r>
-        <w:rPr>
-          <w:rFonts w:ascii="Times New Roman" w:hAnsi="Times New Roman"/>
-          <w:b/>
-          <w:bCs/>
-        </w:rPr>
-        <w:t>O(n)</w:t>
-      </w:r>
-      <w:r>
-        <w:rPr>
-          <w:rFonts w:ascii="Times New Roman" w:hAnsi="Times New Roman"/>
-        </w:rPr>
-        <w:t>.</w:t>
+      <w:proofErr w:type="gramEnd"/>
+      <w:r>
+        <w:rPr>
+          <w:rFonts w:ascii="Times New Roman" w:hAnsi="Times New Roman"/>
+        </w:rPr>
+        <w:t xml:space="preserve"> 2, 4, 7, 9, 12, 15, 19, 25.</w:t>
+      </w:r>
+    </w:p>
+    <w:p>
+      <w:pPr>
+        <w:pStyle w:val="ListParagraph"/>
+        <w:numPr>
+          <w:ilvl w:val="1"/>
+          <w:numId w:val="12"/>
+        </w:numPr>
+        <w:tabs>
+          <w:tab w:val="left" w:pos="1980"/>
+        </w:tabs>
+        <w:rPr>
+          <w:rFonts w:ascii="Times New Roman" w:hAnsi="Times New Roman"/>
+          <w:b/>
+          <w:bCs/>
+        </w:rPr>
+      </w:pPr>
+      <w:r>
+        <w:rPr>
+          <w:rFonts w:ascii="Times New Roman" w:hAnsi="Times New Roman"/>
+          <w:b/>
+          <w:bCs/>
+        </w:rPr>
+        <w:lastRenderedPageBreak/>
+        <w:t>Proses Binary Search</w:t>
+      </w:r>
+      <w:r>
+        <w:rPr>
+          <w:rFonts w:ascii="Times New Roman" w:hAnsi="Times New Roman"/>
+          <w:b/>
+          <w:bCs/>
+        </w:rPr>
+        <w:t xml:space="preserve"> (</w:t>
+      </w:r>
+      <w:proofErr w:type="spellStart"/>
+      <w:r>
+        <w:rPr>
+          <w:rFonts w:ascii="Times New Roman" w:hAnsi="Times New Roman"/>
+          <w:b/>
+          <w:bCs/>
+        </w:rPr>
+        <w:t>Mencari</w:t>
+      </w:r>
+      <w:proofErr w:type="spellEnd"/>
+      <w:r>
+        <w:rPr>
+          <w:rFonts w:ascii="Times New Roman" w:hAnsi="Times New Roman"/>
+          <w:b/>
+          <w:bCs/>
+        </w:rPr>
+        <w:t xml:space="preserve"> 9):</w:t>
       </w:r>
     </w:p>
     <w:p>
@@ -2139,20 +1677,29 @@
         <w:pStyle w:val="ListParagraph"/>
         <w:numPr>
           <w:ilvl w:val="0"/>
-          <w:numId w:val="8"/>
+          <w:numId w:val="15"/>
         </w:numPr>
-        <w:rPr>
-          <w:rFonts w:ascii="Times New Roman" w:hAnsi="Times New Roman"/>
-        </w:rPr>
-      </w:pPr>
-      <w:r>
-        <w:rPr>
-          <w:rFonts w:ascii="Times New Roman" w:hAnsi="Times New Roman"/>
-          <w:b/>
-          <w:bCs/>
-        </w:rPr>
-        <w:t>Alasan:</w:t>
-      </w:r>
+        <w:tabs>
+          <w:tab w:val="left" w:pos="1980"/>
+        </w:tabs>
+        <w:rPr>
+          <w:rFonts w:ascii="Times New Roman" w:hAnsi="Times New Roman"/>
+        </w:rPr>
+      </w:pPr>
+      <w:r>
+        <w:rPr>
+          <w:rFonts w:ascii="Times New Roman" w:hAnsi="Times New Roman"/>
+        </w:rPr>
+        <w:t xml:space="preserve">Langkah </w:t>
+      </w:r>
+      <w:proofErr w:type="gramStart"/>
+      <w:r>
+        <w:rPr>
+          <w:rFonts w:ascii="Times New Roman" w:hAnsi="Times New Roman"/>
+        </w:rPr>
+        <w:t>1 :</w:t>
+      </w:r>
+      <w:proofErr w:type="gramEnd"/>
       <w:r>
         <w:rPr>
           <w:rFonts w:ascii="Times New Roman" w:hAnsi="Times New Roman"/>
@@ -2164,9 +1711,23 @@
         <w:rPr>
           <w:rFonts w:ascii="Times New Roman" w:hAnsi="Times New Roman"/>
         </w:rPr>
-        <w:t>Algoritma</w:t>
-      </w:r>
-      <w:proofErr w:type="spellEnd"/>
+        <w:t>awal</w:t>
+      </w:r>
+      <w:proofErr w:type="spellEnd"/>
+      <w:r>
+        <w:rPr>
+          <w:rFonts w:ascii="Times New Roman" w:hAnsi="Times New Roman"/>
+        </w:rPr>
+        <w:t xml:space="preserve"> = </w:t>
+      </w:r>
+      <w:proofErr w:type="gramStart"/>
+      <w:r>
+        <w:rPr>
+          <w:rFonts w:ascii="Times New Roman" w:hAnsi="Times New Roman"/>
+        </w:rPr>
+        <w:t>0 ,</w:t>
+      </w:r>
+      <w:proofErr w:type="gramEnd"/>
       <w:r>
         <w:rPr>
           <w:rFonts w:ascii="Times New Roman" w:hAnsi="Times New Roman"/>
@@ -2178,437 +1739,14 @@
         <w:rPr>
           <w:rFonts w:ascii="Times New Roman" w:hAnsi="Times New Roman"/>
         </w:rPr>
-        <w:t>menggunakan</w:t>
-      </w:r>
-      <w:proofErr w:type="spellEnd"/>
-      <w:r>
-        <w:rPr>
-          <w:rFonts w:ascii="Times New Roman" w:hAnsi="Times New Roman"/>
-        </w:rPr>
-        <w:t xml:space="preserve"> </w:t>
-      </w:r>
-      <w:proofErr w:type="spellStart"/>
-      <w:r>
-        <w:rPr>
-          <w:rFonts w:ascii="Times New Roman" w:hAnsi="Times New Roman"/>
-        </w:rPr>
-        <w:t>perulangan</w:t>
-      </w:r>
-      <w:proofErr w:type="spellEnd"/>
-      <w:r>
-        <w:rPr>
-          <w:rFonts w:ascii="Times New Roman" w:hAnsi="Times New Roman"/>
-        </w:rPr>
-        <w:t xml:space="preserve"> </w:t>
-      </w:r>
-      <w:proofErr w:type="spellStart"/>
-      <w:r>
-        <w:rPr>
-          <w:rFonts w:ascii="Times New Roman" w:hAnsi="Times New Roman"/>
-        </w:rPr>
-        <w:t>tunggal</w:t>
-      </w:r>
-      <w:proofErr w:type="spellEnd"/>
-      <w:r>
-        <w:rPr>
-          <w:rFonts w:ascii="Times New Roman" w:hAnsi="Times New Roman"/>
-        </w:rPr>
-        <w:t xml:space="preserve"> yang </w:t>
-      </w:r>
-      <w:proofErr w:type="spellStart"/>
-      <w:r>
-        <w:rPr>
-          <w:rFonts w:ascii="Times New Roman" w:hAnsi="Times New Roman"/>
-        </w:rPr>
-        <w:t>jumlah</w:t>
-      </w:r>
-      <w:proofErr w:type="spellEnd"/>
-      <w:r>
-        <w:rPr>
-          <w:rFonts w:ascii="Times New Roman" w:hAnsi="Times New Roman"/>
-        </w:rPr>
-        <w:t xml:space="preserve"> </w:t>
-      </w:r>
-      <w:proofErr w:type="spellStart"/>
-      <w:r>
-        <w:rPr>
-          <w:rFonts w:ascii="Times New Roman" w:hAnsi="Times New Roman"/>
-        </w:rPr>
-        <w:t>iterasinya</w:t>
-      </w:r>
-      <w:proofErr w:type="spellEnd"/>
-      <w:r>
-        <w:rPr>
-          <w:rFonts w:ascii="Times New Roman" w:hAnsi="Times New Roman"/>
-        </w:rPr>
-        <w:t xml:space="preserve"> </w:t>
-      </w:r>
-      <w:proofErr w:type="spellStart"/>
-      <w:r>
-        <w:rPr>
-          <w:rFonts w:ascii="Times New Roman" w:hAnsi="Times New Roman"/>
-        </w:rPr>
-        <w:t>berbanding</w:t>
-      </w:r>
-      <w:proofErr w:type="spellEnd"/>
-      <w:r>
-        <w:rPr>
-          <w:rFonts w:ascii="Times New Roman" w:hAnsi="Times New Roman"/>
-        </w:rPr>
-        <w:t xml:space="preserve"> </w:t>
-      </w:r>
-      <w:proofErr w:type="spellStart"/>
-      <w:r>
-        <w:rPr>
-          <w:rFonts w:ascii="Times New Roman" w:hAnsi="Times New Roman"/>
-        </w:rPr>
-        <w:t>lurus</w:t>
-      </w:r>
-      <w:proofErr w:type="spellEnd"/>
-      <w:r>
-        <w:rPr>
-          <w:rFonts w:ascii="Times New Roman" w:hAnsi="Times New Roman"/>
-        </w:rPr>
-        <w:t xml:space="preserve"> </w:t>
-      </w:r>
-      <w:proofErr w:type="spellStart"/>
-      <w:r>
-        <w:rPr>
-          <w:rFonts w:ascii="Times New Roman" w:hAnsi="Times New Roman"/>
-        </w:rPr>
-        <w:t>dengan</w:t>
-      </w:r>
-      <w:proofErr w:type="spellEnd"/>
-      <w:r>
-        <w:rPr>
-          <w:rFonts w:ascii="Times New Roman" w:hAnsi="Times New Roman"/>
-        </w:rPr>
-        <w:t xml:space="preserve"> </w:t>
-      </w:r>
-      <w:proofErr w:type="spellStart"/>
-      <w:r>
-        <w:rPr>
-          <w:rFonts w:ascii="Times New Roman" w:hAnsi="Times New Roman"/>
-        </w:rPr>
-        <w:t>panjang</w:t>
-      </w:r>
-      <w:proofErr w:type="spellEnd"/>
-      <w:r>
-        <w:rPr>
-          <w:rFonts w:ascii="Times New Roman" w:hAnsi="Times New Roman"/>
-        </w:rPr>
-        <w:t xml:space="preserve"> array ($n$).</w:t>
-      </w:r>
-    </w:p>
-    <w:p>
-      <w:pPr>
-        <w:pStyle w:val="ListParagraph"/>
-        <w:ind w:left="1080"/>
-        <w:rPr>
-          <w:rFonts w:ascii="Times New Roman" w:hAnsi="Times New Roman"/>
-        </w:rPr>
-      </w:pPr>
-      <w:r>
-        <w:rPr>
-          <w:rFonts w:ascii="Times New Roman" w:hAnsi="Times New Roman"/>
-          <w:b/>
-          <w:bCs/>
-        </w:rPr>
-        <w:t>b.</w:t>
-      </w:r>
-      <w:r>
-        <w:rPr>
-          <w:rFonts w:ascii="Times New Roman" w:hAnsi="Times New Roman"/>
-          <w:b/>
-          <w:bCs/>
-        </w:rPr>
-        <w:t xml:space="preserve"> </w:t>
-      </w:r>
-      <w:r>
-        <w:rPr>
-          <w:rFonts w:ascii="Times New Roman" w:hAnsi="Times New Roman"/>
-          <w:b/>
-          <w:bCs/>
-        </w:rPr>
-        <w:t xml:space="preserve"> Binary Search</w:t>
-      </w:r>
-    </w:p>
-    <w:p>
-      <w:pPr>
-        <w:pStyle w:val="ListParagraph"/>
-        <w:ind w:left="1080"/>
-        <w:rPr>
-          <w:rFonts w:ascii="Times New Roman" w:hAnsi="Times New Roman"/>
-        </w:rPr>
-      </w:pPr>
-      <w:r>
-        <w:rPr>
-          <w:rFonts w:ascii="Times New Roman" w:hAnsi="Times New Roman"/>
-        </w:rPr>
-        <w:t xml:space="preserve">function </w:t>
-      </w:r>
-      <w:proofErr w:type="spellStart"/>
-      <w:proofErr w:type="gramStart"/>
-      <w:r>
-        <w:rPr>
-          <w:rFonts w:ascii="Times New Roman" w:hAnsi="Times New Roman"/>
-        </w:rPr>
-        <w:t>binarySearch</w:t>
-      </w:r>
-      <w:proofErr w:type="spellEnd"/>
-      <w:r>
-        <w:rPr>
-          <w:rFonts w:ascii="Times New Roman" w:hAnsi="Times New Roman"/>
-        </w:rPr>
-        <w:t>(</w:t>
-      </w:r>
-      <w:proofErr w:type="gramEnd"/>
-      <w:r>
-        <w:rPr>
-          <w:rFonts w:ascii="Times New Roman" w:hAnsi="Times New Roman"/>
-        </w:rPr>
-        <w:t>array, value) {</w:t>
-      </w:r>
-    </w:p>
-    <w:p>
-      <w:pPr>
-        <w:pStyle w:val="ListParagraph"/>
-        <w:ind w:left="1080" w:firstLine="360"/>
-        <w:rPr>
-          <w:rFonts w:ascii="Times New Roman" w:hAnsi="Times New Roman"/>
-        </w:rPr>
-      </w:pPr>
-      <w:r>
-        <w:rPr>
-          <w:rFonts w:ascii="Times New Roman" w:hAnsi="Times New Roman"/>
-        </w:rPr>
-        <w:t>while (</w:t>
-      </w:r>
-      <w:proofErr w:type="spellStart"/>
-      <w:r>
-        <w:rPr>
-          <w:rFonts w:ascii="Times New Roman" w:hAnsi="Times New Roman"/>
-        </w:rPr>
-        <w:t>firstIndex</w:t>
-      </w:r>
-      <w:proofErr w:type="spellEnd"/>
-      <w:r>
-        <w:rPr>
-          <w:rFonts w:ascii="Times New Roman" w:hAnsi="Times New Roman"/>
-        </w:rPr>
-        <w:t xml:space="preserve"> &lt; </w:t>
-      </w:r>
-      <w:proofErr w:type="spellStart"/>
-      <w:r>
-        <w:rPr>
-          <w:rFonts w:ascii="Times New Roman" w:hAnsi="Times New Roman"/>
-        </w:rPr>
-        <w:t>lastIndex</w:t>
-      </w:r>
-      <w:proofErr w:type="spellEnd"/>
-      <w:r>
-        <w:rPr>
-          <w:rFonts w:ascii="Times New Roman" w:hAnsi="Times New Roman"/>
-        </w:rPr>
-        <w:t xml:space="preserve">) { </w:t>
-      </w:r>
-    </w:p>
-    <w:p>
-      <w:pPr>
-        <w:pStyle w:val="ListParagraph"/>
-        <w:ind w:left="1440" w:firstLine="360"/>
-        <w:rPr>
-          <w:rFonts w:ascii="Times New Roman" w:hAnsi="Times New Roman"/>
-        </w:rPr>
-      </w:pPr>
-      <w:r>
-        <w:rPr>
-          <w:rFonts w:ascii="Times New Roman" w:hAnsi="Times New Roman"/>
-        </w:rPr>
-        <w:t>let m</w:t>
-      </w:r>
-      <w:proofErr w:type="spellStart"/>
-      <w:r>
-        <w:rPr>
-          <w:rFonts w:ascii="Times New Roman" w:hAnsi="Times New Roman"/>
-        </w:rPr>
-        <w:t>iddleIndex</w:t>
-      </w:r>
-      <w:proofErr w:type="spellEnd"/>
-      <w:r>
-        <w:rPr>
-          <w:rFonts w:ascii="Times New Roman" w:hAnsi="Times New Roman"/>
-        </w:rPr>
-        <w:t xml:space="preserve"> = </w:t>
-      </w:r>
-      <w:proofErr w:type="spellStart"/>
-      <w:r>
-        <w:rPr>
-          <w:rFonts w:ascii="Times New Roman" w:hAnsi="Times New Roman"/>
-        </w:rPr>
-        <w:t>Math.floor</w:t>
-      </w:r>
-      <w:proofErr w:type="spellEnd"/>
-      <w:r>
-        <w:rPr>
-          <w:rFonts w:ascii="Times New Roman" w:hAnsi="Times New Roman"/>
-        </w:rPr>
-        <w:t>((</w:t>
-      </w:r>
-      <w:proofErr w:type="spellStart"/>
-      <w:r>
-        <w:rPr>
-          <w:rFonts w:ascii="Times New Roman" w:hAnsi="Times New Roman"/>
-        </w:rPr>
-        <w:t>firstIndex</w:t>
-      </w:r>
-      <w:proofErr w:type="spellEnd"/>
-      <w:r>
-        <w:rPr>
-          <w:rFonts w:ascii="Times New Roman" w:hAnsi="Times New Roman"/>
-        </w:rPr>
-        <w:t xml:space="preserve"> + </w:t>
-      </w:r>
-      <w:proofErr w:type="spellStart"/>
-      <w:r>
-        <w:rPr>
-          <w:rFonts w:ascii="Times New Roman" w:hAnsi="Times New Roman"/>
-        </w:rPr>
-        <w:t>lastIndex</w:t>
-      </w:r>
-      <w:proofErr w:type="spellEnd"/>
-      <w:r>
-        <w:rPr>
-          <w:rFonts w:ascii="Times New Roman" w:hAnsi="Times New Roman"/>
-        </w:rPr>
-        <w:t xml:space="preserve">) / 2); // </w:t>
-      </w:r>
-      <w:proofErr w:type="spellStart"/>
-      <w:r>
-        <w:rPr>
-          <w:rFonts w:ascii="Times New Roman" w:hAnsi="Times New Roman"/>
-        </w:rPr>
-        <w:t>Membagi</w:t>
-      </w:r>
-      <w:proofErr w:type="spellEnd"/>
-      <w:r>
-        <w:rPr>
-          <w:rFonts w:ascii="Times New Roman" w:hAnsi="Times New Roman"/>
-        </w:rPr>
-        <w:t xml:space="preserve"> </w:t>
-      </w:r>
-      <w:r>
-        <w:rPr>
-          <w:rFonts w:ascii="Times New Roman" w:hAnsi="Times New Roman"/>
-        </w:rPr>
-        <w:t xml:space="preserve">  </w:t>
-      </w:r>
-      <w:r>
-        <w:rPr>
-          <w:rFonts w:ascii="Times New Roman" w:hAnsi="Times New Roman"/>
-        </w:rPr>
-        <w:t xml:space="preserve">data </w:t>
-      </w:r>
-      <w:proofErr w:type="spellStart"/>
-      <w:r>
-        <w:rPr>
-          <w:rFonts w:ascii="Times New Roman" w:hAnsi="Times New Roman"/>
-        </w:rPr>
-        <w:t>jadi</w:t>
-      </w:r>
-      <w:proofErr w:type="spellEnd"/>
-      <w:r>
-        <w:rPr>
-          <w:rFonts w:ascii="Times New Roman" w:hAnsi="Times New Roman"/>
-        </w:rPr>
-        <w:t xml:space="preserve"> dua </w:t>
-      </w:r>
-    </w:p>
-    <w:p>
-      <w:pPr>
-        <w:pStyle w:val="ListParagraph"/>
-        <w:ind w:left="1080"/>
-        <w:rPr>
-          <w:rFonts w:ascii="Times New Roman" w:hAnsi="Times New Roman"/>
-        </w:rPr>
-      </w:pPr>
-      <w:r>
-        <w:rPr>
-          <w:rFonts w:ascii="Times New Roman" w:hAnsi="Times New Roman"/>
-        </w:rPr>
-        <w:t>// ... l</w:t>
-      </w:r>
-      <w:proofErr w:type="spellStart"/>
-      <w:r>
-        <w:rPr>
-          <w:rFonts w:ascii="Times New Roman" w:hAnsi="Times New Roman"/>
-        </w:rPr>
-        <w:t>ogika</w:t>
-      </w:r>
-      <w:proofErr w:type="spellEnd"/>
-      <w:r>
-        <w:rPr>
-          <w:rFonts w:ascii="Times New Roman" w:hAnsi="Times New Roman"/>
-        </w:rPr>
-        <w:t xml:space="preserve"> </w:t>
-      </w:r>
-      <w:proofErr w:type="spellStart"/>
-      <w:r>
-        <w:rPr>
-          <w:rFonts w:ascii="Times New Roman" w:hAnsi="Times New Roman"/>
-        </w:rPr>
-        <w:t>eliminasi</w:t>
-      </w:r>
-      <w:proofErr w:type="spellEnd"/>
-      <w:r>
-        <w:rPr>
-          <w:rFonts w:ascii="Times New Roman" w:hAnsi="Times New Roman"/>
-        </w:rPr>
-        <w:t xml:space="preserve"> </w:t>
-      </w:r>
-      <w:proofErr w:type="spellStart"/>
-      <w:r>
-        <w:rPr>
-          <w:rFonts w:ascii="Times New Roman" w:hAnsi="Times New Roman"/>
-        </w:rPr>
-        <w:t>setengah</w:t>
-      </w:r>
-      <w:proofErr w:type="spellEnd"/>
-      <w:r>
-        <w:rPr>
-          <w:rFonts w:ascii="Times New Roman" w:hAnsi="Times New Roman"/>
-        </w:rPr>
-        <w:t xml:space="preserve"> data ...</w:t>
-      </w:r>
-    </w:p>
-    <w:p>
-      <w:pPr>
-        <w:ind w:left="360" w:firstLine="720"/>
-        <w:rPr>
-          <w:rFonts w:ascii="Times New Roman" w:hAnsi="Times New Roman"/>
-        </w:rPr>
-      </w:pPr>
-      <w:r>
-        <w:rPr>
-          <w:rFonts w:ascii="Times New Roman" w:hAnsi="Times New Roman"/>
-        </w:rPr>
-        <w:t xml:space="preserve"> }</w:t>
-      </w:r>
-    </w:p>
-    <w:p>
-      <w:pPr>
-        <w:pStyle w:val="ListParagraph"/>
-        <w:ind w:left="1080"/>
-        <w:rPr>
-          <w:rFonts w:ascii="Times New Roman" w:hAnsi="Times New Roman"/>
-        </w:rPr>
-      </w:pPr>
-      <w:r>
-        <w:rPr>
-          <w:rFonts w:ascii="Times New Roman" w:hAnsi="Times New Roman"/>
-        </w:rPr>
-        <w:lastRenderedPageBreak/>
-        <w:t>}</w:t>
+        <w:t>akhir</w:t>
+      </w:r>
+      <w:proofErr w:type="spellEnd"/>
+      <w:r>
+        <w:rPr>
+          <w:rFonts w:ascii="Times New Roman" w:hAnsi="Times New Roman"/>
+        </w:rPr>
+        <w:t xml:space="preserve"> = 7. Mid = (0+7)/2 = 3</w:t>
       </w:r>
     </w:p>
     <w:p>
@@ -2616,80 +1754,117 @@
         <w:pStyle w:val="ListParagraph"/>
         <w:numPr>
           <w:ilvl w:val="0"/>
-          <w:numId w:val="9"/>
+          <w:numId w:val="15"/>
         </w:numPr>
-        <w:rPr>
-          <w:rFonts w:ascii="Times New Roman" w:hAnsi="Times New Roman"/>
-        </w:rPr>
-      </w:pPr>
-      <w:proofErr w:type="spellStart"/>
-      <w:r>
-        <w:rPr>
-          <w:rFonts w:ascii="Times New Roman" w:hAnsi="Times New Roman"/>
-          <w:b/>
-          <w:bCs/>
-        </w:rPr>
-        <w:t>Notasi</w:t>
-      </w:r>
-      <w:proofErr w:type="spellEnd"/>
-      <w:r>
-        <w:rPr>
-          <w:rFonts w:ascii="Times New Roman" w:hAnsi="Times New Roman"/>
-          <w:b/>
-          <w:bCs/>
-        </w:rPr>
-        <w:t>:</w:t>
-      </w:r>
+        <w:tabs>
+          <w:tab w:val="left" w:pos="1980"/>
+        </w:tabs>
+        <w:rPr>
+          <w:rFonts w:ascii="Times New Roman" w:hAnsi="Times New Roman"/>
+        </w:rPr>
+      </w:pPr>
+      <w:r>
+        <w:rPr>
+          <w:rFonts w:ascii="Times New Roman" w:hAnsi="Times New Roman"/>
+        </w:rPr>
+        <w:t xml:space="preserve">Langkah </w:t>
+      </w:r>
+      <w:proofErr w:type="gramStart"/>
+      <w:r>
+        <w:rPr>
+          <w:rFonts w:ascii="Times New Roman" w:hAnsi="Times New Roman"/>
+        </w:rPr>
+        <w:t>2 :</w:t>
+      </w:r>
+      <w:proofErr w:type="gramEnd"/>
       <w:r>
         <w:rPr>
           <w:rFonts w:ascii="Times New Roman" w:hAnsi="Times New Roman"/>
         </w:rPr>
         <w:t xml:space="preserve"> </w:t>
       </w:r>
+      <w:proofErr w:type="spellStart"/>
+      <w:r>
+        <w:rPr>
+          <w:rFonts w:ascii="Times New Roman" w:hAnsi="Times New Roman"/>
+        </w:rPr>
+        <w:t>mengecek</w:t>
+      </w:r>
+      <w:proofErr w:type="spellEnd"/>
+      <w:r>
+        <w:rPr>
+          <w:rFonts w:ascii="Times New Roman" w:hAnsi="Times New Roman"/>
+        </w:rPr>
+        <w:t xml:space="preserve"> </w:t>
+      </w:r>
+      <w:proofErr w:type="spellStart"/>
       <w:proofErr w:type="gramStart"/>
       <w:r>
         <w:rPr>
           <w:rFonts w:ascii="Times New Roman" w:hAnsi="Times New Roman"/>
-          <w:b/>
-          <w:bCs/>
-        </w:rPr>
-        <w:t>O(</w:t>
+        </w:rPr>
+        <w:t>arr</w:t>
+      </w:r>
+      <w:proofErr w:type="spellEnd"/>
+      <w:r>
+        <w:rPr>
+          <w:rFonts w:ascii="Times New Roman" w:hAnsi="Times New Roman"/>
+        </w:rPr>
+        <w:t>[</w:t>
       </w:r>
       <w:proofErr w:type="gramEnd"/>
       <w:r>
         <w:rPr>
           <w:rFonts w:ascii="Times New Roman" w:hAnsi="Times New Roman"/>
-          <w:b/>
-          <w:bCs/>
-        </w:rPr>
-        <w:t>log n)</w:t>
-      </w:r>
-      <w:r>
-        <w:rPr>
-          <w:rFonts w:ascii="Times New Roman" w:hAnsi="Times New Roman"/>
-        </w:rPr>
-        <w:t>.</w:t>
-      </w:r>
+        </w:rPr>
+        <w:t xml:space="preserve">3] = 9? </w:t>
+      </w:r>
+      <w:r>
+        <w:rPr>
+          <w:rFonts w:ascii="Times New Roman" w:hAnsi="Times New Roman"/>
+          <w:b/>
+          <w:bCs/>
+        </w:rPr>
+        <w:t>(Ya!)</w:t>
+      </w:r>
+    </w:p>
+    <w:p>
+      <w:pPr>
+        <w:pStyle w:val="ListParagraph"/>
+        <w:tabs>
+          <w:tab w:val="left" w:pos="1980"/>
+        </w:tabs>
+        <w:ind w:left="2520"/>
+        <w:rPr>
+          <w:rFonts w:ascii="Times New Roman" w:hAnsi="Times New Roman"/>
+        </w:rPr>
+      </w:pPr>
     </w:p>
     <w:p>
       <w:pPr>
         <w:pStyle w:val="ListParagraph"/>
         <w:numPr>
           <w:ilvl w:val="0"/>
-          <w:numId w:val="9"/>
+          <w:numId w:val="15"/>
         </w:numPr>
-        <w:rPr>
-          <w:rFonts w:ascii="Times New Roman" w:hAnsi="Times New Roman"/>
-        </w:rPr>
-      </w:pPr>
-      <w:r>
-        <w:rPr>
-          <w:rFonts w:ascii="Times New Roman" w:hAnsi="Times New Roman"/>
-          <w:b/>
-          <w:bCs/>
-        </w:rPr>
-        <w:t>Alasan:</w:t>
-      </w:r>
+        <w:tabs>
+          <w:tab w:val="left" w:pos="1980"/>
+        </w:tabs>
+        <w:ind w:left="1890"/>
+        <w:rPr>
+          <w:rFonts w:ascii="Times New Roman" w:hAnsi="Times New Roman"/>
+        </w:rPr>
+      </w:pPr>
+      <w:proofErr w:type="gramStart"/>
+      <w:r>
+        <w:rPr>
+          <w:rFonts w:ascii="Times New Roman" w:hAnsi="Times New Roman"/>
+          <w:b/>
+          <w:bCs/>
+        </w:rPr>
+        <w:t>Hasil :</w:t>
+      </w:r>
+      <w:proofErr w:type="gramEnd"/>
       <w:r>
         <w:rPr>
           <w:rFonts w:ascii="Times New Roman" w:hAnsi="Times New Roman"/>
@@ -2701,7 +1876,45 @@
         <w:rPr>
           <w:rFonts w:ascii="Times New Roman" w:hAnsi="Times New Roman"/>
         </w:rPr>
-        <w:t>Algoritma</w:t>
+        <w:t>Ditemukan</w:t>
+      </w:r>
+      <w:proofErr w:type="spellEnd"/>
+      <w:r>
+        <w:rPr>
+          <w:rFonts w:ascii="Times New Roman" w:hAnsi="Times New Roman"/>
+        </w:rPr>
+        <w:t xml:space="preserve"> pada </w:t>
+      </w:r>
+      <w:proofErr w:type="spellStart"/>
+      <w:r>
+        <w:rPr>
+          <w:rFonts w:ascii="Times New Roman" w:hAnsi="Times New Roman"/>
+          <w:b/>
+          <w:bCs/>
+        </w:rPr>
+        <w:t>indeks</w:t>
+      </w:r>
+      <w:proofErr w:type="spellEnd"/>
+      <w:r>
+        <w:rPr>
+          <w:rFonts w:ascii="Times New Roman" w:hAnsi="Times New Roman"/>
+          <w:b/>
+          <w:bCs/>
+        </w:rPr>
+        <w:t xml:space="preserve"> ke-3</w:t>
+      </w:r>
+      <w:r>
+        <w:rPr>
+          <w:rFonts w:ascii="Times New Roman" w:hAnsi="Times New Roman"/>
+        </w:rPr>
+        <w:t xml:space="preserve"> (</w:t>
+      </w:r>
+      <w:proofErr w:type="spellStart"/>
+      <w:r>
+        <w:rPr>
+          <w:rFonts w:ascii="Times New Roman" w:hAnsi="Times New Roman"/>
+        </w:rPr>
+        <w:t>setelah</w:t>
       </w:r>
       <w:proofErr w:type="spellEnd"/>
       <w:r>
@@ -2715,6 +1928,3004 @@
         <w:rPr>
           <w:rFonts w:ascii="Times New Roman" w:hAnsi="Times New Roman"/>
         </w:rPr>
+        <w:t>diurutkan</w:t>
+      </w:r>
+      <w:proofErr w:type="spellEnd"/>
+      <w:r>
+        <w:rPr>
+          <w:rFonts w:ascii="Times New Roman" w:hAnsi="Times New Roman"/>
+        </w:rPr>
+        <w:t>).</w:t>
+      </w:r>
+    </w:p>
+    <w:p>
+      <w:pPr>
+        <w:pStyle w:val="ListParagraph"/>
+        <w:numPr>
+          <w:ilvl w:val="0"/>
+          <w:numId w:val="10"/>
+        </w:numPr>
+        <w:tabs>
+          <w:tab w:val="left" w:pos="720"/>
+        </w:tabs>
+        <w:rPr>
+          <w:rFonts w:ascii="Times New Roman" w:hAnsi="Times New Roman"/>
+        </w:rPr>
+      </w:pPr>
+      <w:proofErr w:type="spellStart"/>
+      <w:r>
+        <w:rPr>
+          <w:rFonts w:ascii="Times New Roman" w:hAnsi="Times New Roman"/>
+        </w:rPr>
+        <w:t>Gunakan</w:t>
+      </w:r>
+      <w:proofErr w:type="spellEnd"/>
+      <w:r>
+        <w:rPr>
+          <w:rFonts w:ascii="Times New Roman" w:hAnsi="Times New Roman"/>
+        </w:rPr>
+        <w:t xml:space="preserve"> digit NIM Anda </w:t>
+      </w:r>
+      <w:proofErr w:type="spellStart"/>
+      <w:r>
+        <w:rPr>
+          <w:rFonts w:ascii="Times New Roman" w:hAnsi="Times New Roman"/>
+        </w:rPr>
+        <w:t>sebagai</w:t>
+      </w:r>
+      <w:proofErr w:type="spellEnd"/>
+      <w:r>
+        <w:rPr>
+          <w:rFonts w:ascii="Times New Roman" w:hAnsi="Times New Roman"/>
+        </w:rPr>
+        <w:t xml:space="preserve"> array. Jika </w:t>
+      </w:r>
+      <w:proofErr w:type="spellStart"/>
+      <w:r>
+        <w:rPr>
+          <w:rFonts w:ascii="Times New Roman" w:hAnsi="Times New Roman"/>
+        </w:rPr>
+        <w:t>nilai</w:t>
+      </w:r>
+      <w:proofErr w:type="spellEnd"/>
+      <w:r>
+        <w:rPr>
+          <w:rFonts w:ascii="Times New Roman" w:hAnsi="Times New Roman"/>
+        </w:rPr>
+        <w:t xml:space="preserve"> yang </w:t>
+      </w:r>
+      <w:proofErr w:type="spellStart"/>
+      <w:r>
+        <w:rPr>
+          <w:rFonts w:ascii="Times New Roman" w:hAnsi="Times New Roman"/>
+        </w:rPr>
+        <w:t>dicari</w:t>
+      </w:r>
+      <w:proofErr w:type="spellEnd"/>
+      <w:r>
+        <w:rPr>
+          <w:rFonts w:ascii="Times New Roman" w:hAnsi="Times New Roman"/>
+        </w:rPr>
+        <w:t xml:space="preserve"> </w:t>
+      </w:r>
+      <w:proofErr w:type="spellStart"/>
+      <w:r>
+        <w:rPr>
+          <w:rFonts w:ascii="Times New Roman" w:hAnsi="Times New Roman"/>
+        </w:rPr>
+        <w:t>adalah</w:t>
+      </w:r>
+      <w:proofErr w:type="spellEnd"/>
+      <w:r>
+        <w:rPr>
+          <w:rFonts w:ascii="Times New Roman" w:hAnsi="Times New Roman"/>
+        </w:rPr>
+        <w:t xml:space="preserve"> 0, </w:t>
+      </w:r>
+    </w:p>
+    <w:p>
+      <w:pPr>
+        <w:pStyle w:val="ListParagraph"/>
+        <w:tabs>
+          <w:tab w:val="left" w:pos="720"/>
+        </w:tabs>
+        <w:ind w:left="1080"/>
+        <w:rPr>
+          <w:rFonts w:ascii="Times New Roman" w:hAnsi="Times New Roman"/>
+        </w:rPr>
+      </w:pPr>
+      <w:r>
+        <w:rPr>
+          <w:rFonts w:ascii="Times New Roman" w:hAnsi="Times New Roman"/>
+        </w:rPr>
+        <w:t>NIM = 254107060052 (MENCARI 0 PERTAMA)</w:t>
+      </w:r>
+    </w:p>
+    <w:p>
+      <w:pPr>
+        <w:pStyle w:val="ListParagraph"/>
+        <w:tabs>
+          <w:tab w:val="left" w:pos="720"/>
+        </w:tabs>
+        <w:ind w:left="1080"/>
+        <w:rPr>
+          <w:rFonts w:ascii="Times New Roman" w:hAnsi="Times New Roman"/>
+        </w:rPr>
+      </w:pPr>
+      <w:r>
+        <w:rPr>
+          <w:rFonts w:ascii="Times New Roman" w:hAnsi="Times New Roman"/>
+        </w:rPr>
+        <w:t xml:space="preserve">a.    </w:t>
+      </w:r>
+      <w:proofErr w:type="spellStart"/>
+      <w:r>
+        <w:rPr>
+          <w:rFonts w:ascii="Times New Roman" w:hAnsi="Times New Roman"/>
+        </w:rPr>
+        <w:t>gambarkan</w:t>
+      </w:r>
+      <w:proofErr w:type="spellEnd"/>
+      <w:r>
+        <w:rPr>
+          <w:rFonts w:ascii="Times New Roman" w:hAnsi="Times New Roman"/>
+        </w:rPr>
+        <w:t xml:space="preserve"> proses </w:t>
+      </w:r>
+      <w:proofErr w:type="spellStart"/>
+      <w:r>
+        <w:rPr>
+          <w:rFonts w:ascii="Times New Roman" w:hAnsi="Times New Roman"/>
+        </w:rPr>
+        <w:t>penyelesaian</w:t>
+      </w:r>
+      <w:proofErr w:type="spellEnd"/>
+      <w:r>
+        <w:rPr>
+          <w:rFonts w:ascii="Times New Roman" w:hAnsi="Times New Roman"/>
+        </w:rPr>
+        <w:t xml:space="preserve"> </w:t>
+      </w:r>
+      <w:proofErr w:type="spellStart"/>
+      <w:r>
+        <w:rPr>
+          <w:rFonts w:ascii="Times New Roman" w:hAnsi="Times New Roman"/>
+        </w:rPr>
+        <w:t>kasus</w:t>
+      </w:r>
+      <w:proofErr w:type="spellEnd"/>
+      <w:r>
+        <w:rPr>
+          <w:rFonts w:ascii="Times New Roman" w:hAnsi="Times New Roman"/>
+        </w:rPr>
+        <w:t xml:space="preserve"> </w:t>
+      </w:r>
+      <w:proofErr w:type="spellStart"/>
+      <w:r>
+        <w:rPr>
+          <w:rFonts w:ascii="Times New Roman" w:hAnsi="Times New Roman"/>
+        </w:rPr>
+        <w:t>pencarian</w:t>
+      </w:r>
+      <w:proofErr w:type="spellEnd"/>
+      <w:r>
+        <w:rPr>
+          <w:rFonts w:ascii="Times New Roman" w:hAnsi="Times New Roman"/>
+        </w:rPr>
+        <w:t xml:space="preserve"> </w:t>
+      </w:r>
+      <w:proofErr w:type="spellStart"/>
+      <w:r>
+        <w:rPr>
+          <w:rFonts w:ascii="Times New Roman" w:hAnsi="Times New Roman"/>
+        </w:rPr>
+        <w:t>dengan</w:t>
+      </w:r>
+      <w:proofErr w:type="spellEnd"/>
+      <w:r>
+        <w:rPr>
+          <w:rFonts w:ascii="Times New Roman" w:hAnsi="Times New Roman"/>
+        </w:rPr>
+        <w:t xml:space="preserve"> sequential search </w:t>
+      </w:r>
+    </w:p>
+    <w:p>
+      <w:pPr>
+        <w:pStyle w:val="ListParagraph"/>
+        <w:tabs>
+          <w:tab w:val="left" w:pos="720"/>
+        </w:tabs>
+        <w:ind w:left="1080"/>
+        <w:rPr>
+          <w:rFonts w:ascii="Times New Roman" w:hAnsi="Times New Roman"/>
+        </w:rPr>
+      </w:pPr>
+      <w:r>
+        <w:rPr>
+          <w:rFonts w:ascii="Times New Roman" w:hAnsi="Times New Roman"/>
+        </w:rPr>
+        <w:t xml:space="preserve">b. </w:t>
+      </w:r>
+      <w:r>
+        <w:rPr>
+          <w:rFonts w:ascii="Times New Roman" w:hAnsi="Times New Roman"/>
+        </w:rPr>
+        <w:t xml:space="preserve">   </w:t>
+      </w:r>
+      <w:proofErr w:type="spellStart"/>
+      <w:r>
+        <w:rPr>
+          <w:rFonts w:ascii="Times New Roman" w:hAnsi="Times New Roman"/>
+        </w:rPr>
+        <w:t>urutkan</w:t>
+      </w:r>
+      <w:proofErr w:type="spellEnd"/>
+      <w:r>
+        <w:rPr>
+          <w:rFonts w:ascii="Times New Roman" w:hAnsi="Times New Roman"/>
+        </w:rPr>
+        <w:t xml:space="preserve"> array, </w:t>
+      </w:r>
+      <w:proofErr w:type="spellStart"/>
+      <w:r>
+        <w:rPr>
+          <w:rFonts w:ascii="Times New Roman" w:hAnsi="Times New Roman"/>
+        </w:rPr>
+        <w:t>gambarkan</w:t>
+      </w:r>
+      <w:proofErr w:type="spellEnd"/>
+      <w:r>
+        <w:rPr>
+          <w:rFonts w:ascii="Times New Roman" w:hAnsi="Times New Roman"/>
+        </w:rPr>
+        <w:t xml:space="preserve"> proses </w:t>
+      </w:r>
+      <w:proofErr w:type="spellStart"/>
+      <w:r>
+        <w:rPr>
+          <w:rFonts w:ascii="Times New Roman" w:hAnsi="Times New Roman"/>
+        </w:rPr>
+        <w:t>penyelesaian</w:t>
+      </w:r>
+      <w:proofErr w:type="spellEnd"/>
+      <w:r>
+        <w:rPr>
+          <w:rFonts w:ascii="Times New Roman" w:hAnsi="Times New Roman"/>
+        </w:rPr>
+        <w:t xml:space="preserve"> </w:t>
+      </w:r>
+      <w:proofErr w:type="spellStart"/>
+      <w:r>
+        <w:rPr>
+          <w:rFonts w:ascii="Times New Roman" w:hAnsi="Times New Roman"/>
+        </w:rPr>
+        <w:t>kasus</w:t>
+      </w:r>
+      <w:proofErr w:type="spellEnd"/>
+      <w:r>
+        <w:rPr>
+          <w:rFonts w:ascii="Times New Roman" w:hAnsi="Times New Roman"/>
+        </w:rPr>
+        <w:t xml:space="preserve"> </w:t>
+      </w:r>
+      <w:proofErr w:type="spellStart"/>
+      <w:r>
+        <w:rPr>
+          <w:rFonts w:ascii="Times New Roman" w:hAnsi="Times New Roman"/>
+        </w:rPr>
+        <w:t>pencarian</w:t>
+      </w:r>
+      <w:proofErr w:type="spellEnd"/>
+      <w:r>
+        <w:rPr>
+          <w:rFonts w:ascii="Times New Roman" w:hAnsi="Times New Roman"/>
+        </w:rPr>
+        <w:t xml:space="preserve"> </w:t>
+      </w:r>
+      <w:proofErr w:type="spellStart"/>
+      <w:r>
+        <w:rPr>
+          <w:rFonts w:ascii="Times New Roman" w:hAnsi="Times New Roman"/>
+        </w:rPr>
+        <w:t>dengan</w:t>
+      </w:r>
+      <w:proofErr w:type="spellEnd"/>
+      <w:r>
+        <w:rPr>
+          <w:rFonts w:ascii="Times New Roman" w:hAnsi="Times New Roman"/>
+        </w:rPr>
+        <w:t xml:space="preserve"> binary search. </w:t>
+      </w:r>
+    </w:p>
+    <w:p>
+      <w:pPr>
+        <w:pStyle w:val="ListParagraph"/>
+        <w:tabs>
+          <w:tab w:val="left" w:pos="720"/>
+        </w:tabs>
+        <w:ind w:left="1080"/>
+        <w:rPr>
+          <w:rFonts w:ascii="Times New Roman" w:hAnsi="Times New Roman"/>
+        </w:rPr>
+      </w:pPr>
+      <w:proofErr w:type="gramStart"/>
+      <w:r>
+        <w:rPr>
+          <w:rFonts w:ascii="Times New Roman" w:hAnsi="Times New Roman"/>
+        </w:rPr>
+        <w:t>Jawab :</w:t>
+      </w:r>
+      <w:proofErr w:type="gramEnd"/>
+    </w:p>
+    <w:p>
+      <w:pPr>
+        <w:pStyle w:val="ListParagraph"/>
+        <w:numPr>
+          <w:ilvl w:val="2"/>
+          <w:numId w:val="12"/>
+        </w:numPr>
+        <w:tabs>
+          <w:tab w:val="left" w:pos="720"/>
+        </w:tabs>
+        <w:ind w:left="1440"/>
+        <w:rPr>
+          <w:rFonts w:ascii="Times New Roman" w:hAnsi="Times New Roman"/>
+          <w:b/>
+          <w:bCs/>
+        </w:rPr>
+      </w:pPr>
+      <w:r>
+        <w:rPr>
+          <w:rFonts w:ascii="Times New Roman" w:hAnsi="Times New Roman"/>
+          <w:b/>
+          <w:bCs/>
+        </w:rPr>
+        <w:t xml:space="preserve">Sequential Search (Cari </w:t>
+      </w:r>
+      <w:proofErr w:type="spellStart"/>
+      <w:r>
+        <w:rPr>
+          <w:rFonts w:ascii="Times New Roman" w:hAnsi="Times New Roman"/>
+          <w:b/>
+          <w:bCs/>
+        </w:rPr>
+        <w:t>angka</w:t>
+      </w:r>
+      <w:proofErr w:type="spellEnd"/>
+      <w:r>
+        <w:rPr>
+          <w:rFonts w:ascii="Times New Roman" w:hAnsi="Times New Roman"/>
+          <w:b/>
+          <w:bCs/>
+        </w:rPr>
+        <w:t xml:space="preserve"> 0)</w:t>
+      </w:r>
+    </w:p>
+    <w:p>
+      <w:pPr>
+        <w:pStyle w:val="ListParagraph"/>
+        <w:tabs>
+          <w:tab w:val="left" w:pos="720"/>
+        </w:tabs>
+        <w:ind w:left="1440"/>
+        <w:rPr>
+          <w:rFonts w:ascii="Times New Roman" w:hAnsi="Times New Roman"/>
+        </w:rPr>
+      </w:pPr>
+      <w:proofErr w:type="spellStart"/>
+      <w:r>
+        <w:rPr>
+          <w:rFonts w:ascii="Times New Roman" w:hAnsi="Times New Roman"/>
+        </w:rPr>
+        <w:t>Sesuai</w:t>
+      </w:r>
+      <w:proofErr w:type="spellEnd"/>
+      <w:r>
+        <w:rPr>
+          <w:rFonts w:ascii="Times New Roman" w:hAnsi="Times New Roman"/>
+        </w:rPr>
+        <w:t xml:space="preserve"> </w:t>
+      </w:r>
+      <w:proofErr w:type="spellStart"/>
+      <w:r>
+        <w:rPr>
+          <w:rFonts w:ascii="Times New Roman" w:hAnsi="Times New Roman"/>
+        </w:rPr>
+        <w:t>definisinya</w:t>
+      </w:r>
+      <w:proofErr w:type="spellEnd"/>
+      <w:r>
+        <w:rPr>
+          <w:rFonts w:ascii="Times New Roman" w:hAnsi="Times New Roman"/>
+        </w:rPr>
+        <w:t xml:space="preserve">, </w:t>
+      </w:r>
+      <w:proofErr w:type="spellStart"/>
+      <w:r>
+        <w:rPr>
+          <w:rFonts w:ascii="Times New Roman" w:hAnsi="Times New Roman"/>
+        </w:rPr>
+        <w:t>kita</w:t>
+      </w:r>
+      <w:proofErr w:type="spellEnd"/>
+      <w:r>
+        <w:rPr>
+          <w:rFonts w:ascii="Times New Roman" w:hAnsi="Times New Roman"/>
+        </w:rPr>
+        <w:t xml:space="preserve"> </w:t>
+      </w:r>
+      <w:proofErr w:type="spellStart"/>
+      <w:r>
+        <w:rPr>
+          <w:rFonts w:ascii="Times New Roman" w:hAnsi="Times New Roman"/>
+        </w:rPr>
+        <w:t>cek</w:t>
+      </w:r>
+      <w:proofErr w:type="spellEnd"/>
+      <w:r>
+        <w:rPr>
+          <w:rFonts w:ascii="Times New Roman" w:hAnsi="Times New Roman"/>
+        </w:rPr>
+        <w:t xml:space="preserve"> </w:t>
+      </w:r>
+      <w:proofErr w:type="spellStart"/>
+      <w:r>
+        <w:rPr>
+          <w:rFonts w:ascii="Times New Roman" w:hAnsi="Times New Roman"/>
+        </w:rPr>
+        <w:t>satu</w:t>
+      </w:r>
+      <w:proofErr w:type="spellEnd"/>
+      <w:r>
+        <w:rPr>
+          <w:rFonts w:ascii="Times New Roman" w:hAnsi="Times New Roman"/>
+        </w:rPr>
+        <w:t xml:space="preserve"> per </w:t>
+      </w:r>
+      <w:proofErr w:type="spellStart"/>
+      <w:r>
+        <w:rPr>
+          <w:rFonts w:ascii="Times New Roman" w:hAnsi="Times New Roman"/>
+        </w:rPr>
+        <w:t>satu</w:t>
+      </w:r>
+      <w:proofErr w:type="spellEnd"/>
+      <w:r>
+        <w:rPr>
+          <w:rFonts w:ascii="Times New Roman" w:hAnsi="Times New Roman"/>
+        </w:rPr>
+        <w:t xml:space="preserve"> </w:t>
+      </w:r>
+      <w:proofErr w:type="spellStart"/>
+      <w:r>
+        <w:rPr>
+          <w:rFonts w:ascii="Times New Roman" w:hAnsi="Times New Roman"/>
+        </w:rPr>
+        <w:t>dari</w:t>
+      </w:r>
+      <w:proofErr w:type="spellEnd"/>
+      <w:r>
+        <w:rPr>
+          <w:rFonts w:ascii="Times New Roman" w:hAnsi="Times New Roman"/>
+        </w:rPr>
+        <w:t xml:space="preserve"> </w:t>
+      </w:r>
+      <w:proofErr w:type="spellStart"/>
+      <w:proofErr w:type="gramStart"/>
+      <w:r>
+        <w:rPr>
+          <w:rFonts w:ascii="Times New Roman" w:hAnsi="Times New Roman"/>
+        </w:rPr>
+        <w:t>depan</w:t>
+      </w:r>
+      <w:proofErr w:type="spellEnd"/>
+      <w:r>
+        <w:rPr>
+          <w:rFonts w:ascii="Times New Roman" w:hAnsi="Times New Roman"/>
+        </w:rPr>
+        <w:t xml:space="preserve"> :</w:t>
+      </w:r>
+      <w:proofErr w:type="gramEnd"/>
+    </w:p>
+    <w:p>
+      <w:pPr>
+        <w:pStyle w:val="ListParagraph"/>
+        <w:numPr>
+          <w:ilvl w:val="0"/>
+          <w:numId w:val="16"/>
+        </w:numPr>
+        <w:tabs>
+          <w:tab w:val="left" w:pos="720"/>
+        </w:tabs>
+        <w:ind w:left="1980"/>
+        <w:rPr>
+          <w:rFonts w:ascii="Times New Roman" w:hAnsi="Times New Roman"/>
+        </w:rPr>
+      </w:pPr>
+      <w:proofErr w:type="spellStart"/>
+      <w:r>
+        <w:rPr>
+          <w:rFonts w:ascii="Times New Roman" w:hAnsi="Times New Roman"/>
+        </w:rPr>
+        <w:t>Indeks</w:t>
+      </w:r>
+      <w:proofErr w:type="spellEnd"/>
+      <w:r>
+        <w:rPr>
+          <w:rFonts w:ascii="Times New Roman" w:hAnsi="Times New Roman"/>
+        </w:rPr>
+        <w:t xml:space="preserve"> 0: 2 (</w:t>
+      </w:r>
+      <w:proofErr w:type="spellStart"/>
+      <w:r>
+        <w:rPr>
+          <w:rFonts w:ascii="Times New Roman" w:hAnsi="Times New Roman"/>
+        </w:rPr>
+        <w:t>Bukan</w:t>
+      </w:r>
+      <w:proofErr w:type="spellEnd"/>
+      <w:r>
+        <w:rPr>
+          <w:rFonts w:ascii="Times New Roman" w:hAnsi="Times New Roman"/>
+        </w:rPr>
+        <w:t>)</w:t>
+      </w:r>
+    </w:p>
+    <w:p>
+      <w:pPr>
+        <w:pStyle w:val="ListParagraph"/>
+        <w:numPr>
+          <w:ilvl w:val="0"/>
+          <w:numId w:val="16"/>
+        </w:numPr>
+        <w:tabs>
+          <w:tab w:val="left" w:pos="720"/>
+        </w:tabs>
+        <w:ind w:left="1980"/>
+        <w:rPr>
+          <w:rFonts w:ascii="Times New Roman" w:hAnsi="Times New Roman"/>
+        </w:rPr>
+      </w:pPr>
+      <w:proofErr w:type="spellStart"/>
+      <w:r>
+        <w:rPr>
+          <w:rFonts w:ascii="Times New Roman" w:hAnsi="Times New Roman"/>
+        </w:rPr>
+        <w:t>Indeks</w:t>
+      </w:r>
+      <w:proofErr w:type="spellEnd"/>
+      <w:r>
+        <w:rPr>
+          <w:rFonts w:ascii="Times New Roman" w:hAnsi="Times New Roman"/>
+        </w:rPr>
+        <w:t xml:space="preserve"> 1: 5 (</w:t>
+      </w:r>
+      <w:proofErr w:type="spellStart"/>
+      <w:r>
+        <w:rPr>
+          <w:rFonts w:ascii="Times New Roman" w:hAnsi="Times New Roman"/>
+        </w:rPr>
+        <w:t>Bukan</w:t>
+      </w:r>
+      <w:proofErr w:type="spellEnd"/>
+      <w:r>
+        <w:rPr>
+          <w:rFonts w:ascii="Times New Roman" w:hAnsi="Times New Roman"/>
+        </w:rPr>
+        <w:t>)</w:t>
+      </w:r>
+    </w:p>
+    <w:p>
+      <w:pPr>
+        <w:pStyle w:val="ListParagraph"/>
+        <w:numPr>
+          <w:ilvl w:val="0"/>
+          <w:numId w:val="16"/>
+        </w:numPr>
+        <w:tabs>
+          <w:tab w:val="left" w:pos="720"/>
+        </w:tabs>
+        <w:ind w:left="1980"/>
+        <w:rPr>
+          <w:rFonts w:ascii="Times New Roman" w:hAnsi="Times New Roman"/>
+        </w:rPr>
+      </w:pPr>
+      <w:proofErr w:type="spellStart"/>
+      <w:r>
+        <w:rPr>
+          <w:rFonts w:ascii="Times New Roman" w:hAnsi="Times New Roman"/>
+        </w:rPr>
+        <w:t>Indeks</w:t>
+      </w:r>
+      <w:proofErr w:type="spellEnd"/>
+      <w:r>
+        <w:rPr>
+          <w:rFonts w:ascii="Times New Roman" w:hAnsi="Times New Roman"/>
+        </w:rPr>
+        <w:t xml:space="preserve"> 2: 4 (</w:t>
+      </w:r>
+      <w:proofErr w:type="spellStart"/>
+      <w:r>
+        <w:rPr>
+          <w:rFonts w:ascii="Times New Roman" w:hAnsi="Times New Roman"/>
+        </w:rPr>
+        <w:t>Bukan</w:t>
+      </w:r>
+      <w:proofErr w:type="spellEnd"/>
+      <w:r>
+        <w:rPr>
+          <w:rFonts w:ascii="Times New Roman" w:hAnsi="Times New Roman"/>
+        </w:rPr>
+        <w:t>)</w:t>
+      </w:r>
+    </w:p>
+    <w:p>
+      <w:pPr>
+        <w:pStyle w:val="ListParagraph"/>
+        <w:numPr>
+          <w:ilvl w:val="0"/>
+          <w:numId w:val="16"/>
+        </w:numPr>
+        <w:tabs>
+          <w:tab w:val="left" w:pos="720"/>
+        </w:tabs>
+        <w:ind w:left="1980"/>
+        <w:rPr>
+          <w:rFonts w:ascii="Times New Roman" w:hAnsi="Times New Roman"/>
+        </w:rPr>
+      </w:pPr>
+      <w:proofErr w:type="spellStart"/>
+      <w:r>
+        <w:rPr>
+          <w:rFonts w:ascii="Times New Roman" w:hAnsi="Times New Roman"/>
+        </w:rPr>
+        <w:t>Indeks</w:t>
+      </w:r>
+      <w:proofErr w:type="spellEnd"/>
+      <w:r>
+        <w:rPr>
+          <w:rFonts w:ascii="Times New Roman" w:hAnsi="Times New Roman"/>
+        </w:rPr>
+        <w:t xml:space="preserve"> 3: 1 (</w:t>
+      </w:r>
+      <w:proofErr w:type="spellStart"/>
+      <w:r>
+        <w:rPr>
+          <w:rFonts w:ascii="Times New Roman" w:hAnsi="Times New Roman"/>
+        </w:rPr>
+        <w:t>Bukan</w:t>
+      </w:r>
+      <w:proofErr w:type="spellEnd"/>
+      <w:r>
+        <w:rPr>
+          <w:rFonts w:ascii="Times New Roman" w:hAnsi="Times New Roman"/>
+        </w:rPr>
+        <w:t>)</w:t>
+      </w:r>
+    </w:p>
+    <w:p>
+      <w:pPr>
+        <w:pStyle w:val="ListParagraph"/>
+        <w:numPr>
+          <w:ilvl w:val="0"/>
+          <w:numId w:val="16"/>
+        </w:numPr>
+        <w:tabs>
+          <w:tab w:val="left" w:pos="720"/>
+        </w:tabs>
+        <w:ind w:left="1980"/>
+        <w:rPr>
+          <w:rFonts w:ascii="Times New Roman" w:hAnsi="Times New Roman"/>
+        </w:rPr>
+      </w:pPr>
+      <w:proofErr w:type="spellStart"/>
+      <w:r>
+        <w:rPr>
+          <w:rFonts w:ascii="Times New Roman" w:hAnsi="Times New Roman"/>
+        </w:rPr>
+        <w:t>Indeks</w:t>
+      </w:r>
+      <w:proofErr w:type="spellEnd"/>
+      <w:r>
+        <w:rPr>
+          <w:rFonts w:ascii="Times New Roman" w:hAnsi="Times New Roman"/>
+        </w:rPr>
+        <w:t xml:space="preserve"> 4: 0 (</w:t>
+      </w:r>
+      <w:r>
+        <w:rPr>
+          <w:rFonts w:ascii="Times New Roman" w:hAnsi="Times New Roman"/>
+        </w:rPr>
+        <w:t>Ya</w:t>
+      </w:r>
+      <w:r>
+        <w:rPr>
+          <w:rFonts w:ascii="Times New Roman" w:hAnsi="Times New Roman"/>
+        </w:rPr>
+        <w:t xml:space="preserve">!) </w:t>
+      </w:r>
+      <w:r>
+        <w:rPr>
+          <w:rFonts w:ascii="Times New Roman" w:hAnsi="Times New Roman"/>
+        </w:rPr>
+        <w:sym w:font="Wingdings" w:char="F0E0"/>
+      </w:r>
+      <w:r>
+        <w:rPr>
+          <w:rFonts w:ascii="Times New Roman" w:hAnsi="Times New Roman"/>
+        </w:rPr>
+        <w:t xml:space="preserve"> </w:t>
+      </w:r>
+      <w:proofErr w:type="spellStart"/>
+      <w:r>
+        <w:rPr>
+          <w:rFonts w:ascii="Times New Roman" w:hAnsi="Times New Roman"/>
+        </w:rPr>
+        <w:t>Berhenti</w:t>
+      </w:r>
+      <w:proofErr w:type="spellEnd"/>
+      <w:r>
+        <w:rPr>
+          <w:rFonts w:ascii="Times New Roman" w:hAnsi="Times New Roman"/>
+        </w:rPr>
+        <w:t xml:space="preserve"> di </w:t>
+      </w:r>
+      <w:proofErr w:type="spellStart"/>
+      <w:r>
+        <w:rPr>
+          <w:rFonts w:ascii="Times New Roman" w:hAnsi="Times New Roman"/>
+        </w:rPr>
+        <w:t>indeks</w:t>
+      </w:r>
+      <w:proofErr w:type="spellEnd"/>
+      <w:r>
+        <w:rPr>
+          <w:rFonts w:ascii="Times New Roman" w:hAnsi="Times New Roman"/>
+        </w:rPr>
+        <w:t xml:space="preserve"> ke-4.</w:t>
+      </w:r>
+    </w:p>
+    <w:p>
+      <w:pPr>
+        <w:pStyle w:val="ListParagraph"/>
+        <w:tabs>
+          <w:tab w:val="left" w:pos="720"/>
+        </w:tabs>
+        <w:ind w:left="1980" w:hanging="360"/>
+        <w:rPr>
+          <w:rFonts w:ascii="Times New Roman" w:hAnsi="Times New Roman"/>
+        </w:rPr>
+      </w:pPr>
+    </w:p>
+    <w:p>
+      <w:pPr>
+        <w:pStyle w:val="ListParagraph"/>
+        <w:numPr>
+          <w:ilvl w:val="2"/>
+          <w:numId w:val="12"/>
+        </w:numPr>
+        <w:tabs>
+          <w:tab w:val="left" w:pos="720"/>
+        </w:tabs>
+        <w:ind w:left="1440"/>
+        <w:rPr>
+          <w:rFonts w:ascii="Times New Roman" w:hAnsi="Times New Roman"/>
+        </w:rPr>
+      </w:pPr>
+      <w:r>
+        <w:rPr>
+          <w:rFonts w:ascii="Times New Roman" w:hAnsi="Times New Roman"/>
+        </w:rPr>
+        <w:t xml:space="preserve">Binary Search (Cari </w:t>
+      </w:r>
+      <w:proofErr w:type="spellStart"/>
+      <w:r>
+        <w:rPr>
+          <w:rFonts w:ascii="Times New Roman" w:hAnsi="Times New Roman"/>
+        </w:rPr>
+        <w:t>angka</w:t>
+      </w:r>
+      <w:proofErr w:type="spellEnd"/>
+      <w:r>
+        <w:rPr>
+          <w:rFonts w:ascii="Times New Roman" w:hAnsi="Times New Roman"/>
+        </w:rPr>
+        <w:t xml:space="preserve"> 0)</w:t>
+      </w:r>
+    </w:p>
+    <w:p>
+      <w:pPr>
+        <w:pStyle w:val="ListParagraph"/>
+        <w:numPr>
+          <w:ilvl w:val="0"/>
+          <w:numId w:val="17"/>
+        </w:numPr>
+        <w:tabs>
+          <w:tab w:val="left" w:pos="720"/>
+        </w:tabs>
+        <w:ind w:left="1440"/>
+        <w:rPr>
+          <w:rFonts w:ascii="Times New Roman" w:hAnsi="Times New Roman"/>
+          <w:b/>
+          <w:bCs/>
+        </w:rPr>
+      </w:pPr>
+      <w:r>
+        <w:rPr>
+          <w:rFonts w:ascii="Times New Roman" w:hAnsi="Times New Roman"/>
+          <w:b/>
+          <w:bCs/>
+        </w:rPr>
+        <w:t xml:space="preserve">Langkah 1: </w:t>
+      </w:r>
+      <w:proofErr w:type="spellStart"/>
+      <w:r>
+        <w:rPr>
+          <w:rFonts w:ascii="Times New Roman" w:hAnsi="Times New Roman"/>
+          <w:b/>
+          <w:bCs/>
+        </w:rPr>
+        <w:t>Urutkan</w:t>
+      </w:r>
+      <w:proofErr w:type="spellEnd"/>
+      <w:r>
+        <w:rPr>
+          <w:rFonts w:ascii="Times New Roman" w:hAnsi="Times New Roman"/>
+          <w:b/>
+          <w:bCs/>
+        </w:rPr>
+        <w:t xml:space="preserve"> NIM (ASC)</w:t>
+      </w:r>
+    </w:p>
+    <w:p>
+      <w:pPr>
+        <w:pStyle w:val="ListParagraph"/>
+        <w:numPr>
+          <w:ilvl w:val="0"/>
+          <w:numId w:val="18"/>
+        </w:numPr>
+        <w:tabs>
+          <w:tab w:val="left" w:pos="720"/>
+        </w:tabs>
+        <w:ind w:left="1890"/>
+        <w:rPr>
+          <w:rFonts w:ascii="Times New Roman" w:hAnsi="Times New Roman"/>
+        </w:rPr>
+      </w:pPr>
+      <w:r>
+        <w:rPr>
+          <w:rFonts w:ascii="Times New Roman" w:hAnsi="Times New Roman"/>
+        </w:rPr>
+        <w:t xml:space="preserve">Data </w:t>
+      </w:r>
+      <w:proofErr w:type="spellStart"/>
+      <w:r>
+        <w:rPr>
+          <w:rFonts w:ascii="Times New Roman" w:hAnsi="Times New Roman"/>
+        </w:rPr>
+        <w:t>asli</w:t>
+      </w:r>
+      <w:proofErr w:type="spellEnd"/>
+      <w:r>
+        <w:rPr>
+          <w:rFonts w:ascii="Times New Roman" w:hAnsi="Times New Roman"/>
+        </w:rPr>
+        <w:t>: 2, 5, 4, 1, 0, 7, 0, 6, 0, 0, 5, 2</w:t>
+      </w:r>
+    </w:p>
+    <w:p>
+      <w:pPr>
+        <w:pStyle w:val="ListParagraph"/>
+        <w:numPr>
+          <w:ilvl w:val="0"/>
+          <w:numId w:val="18"/>
+        </w:numPr>
+        <w:tabs>
+          <w:tab w:val="left" w:pos="720"/>
+          <w:tab w:val="left" w:pos="1890"/>
+        </w:tabs>
+        <w:ind w:left="1890"/>
+        <w:rPr>
+          <w:rFonts w:ascii="Times New Roman" w:hAnsi="Times New Roman"/>
+        </w:rPr>
+      </w:pPr>
+      <w:proofErr w:type="spellStart"/>
+      <w:r>
+        <w:rPr>
+          <w:rFonts w:ascii="Times New Roman" w:hAnsi="Times New Roman"/>
+        </w:rPr>
+        <w:t>Setelah</w:t>
+      </w:r>
+      <w:proofErr w:type="spellEnd"/>
+      <w:r>
+        <w:rPr>
+          <w:rFonts w:ascii="Times New Roman" w:hAnsi="Times New Roman"/>
+        </w:rPr>
+        <w:t xml:space="preserve"> </w:t>
+      </w:r>
+      <w:proofErr w:type="spellStart"/>
+      <w:r>
+        <w:rPr>
+          <w:rFonts w:ascii="Times New Roman" w:hAnsi="Times New Roman"/>
+        </w:rPr>
+        <w:t>diurutkan</w:t>
+      </w:r>
+      <w:proofErr w:type="spellEnd"/>
+      <w:r>
+        <w:rPr>
+          <w:rFonts w:ascii="Times New Roman" w:hAnsi="Times New Roman"/>
+        </w:rPr>
+        <w:t xml:space="preserve">: 0, 0, 0, 0, 1, 2, 2, 4, 5, 5, 6, 7 </w:t>
+      </w:r>
+    </w:p>
+    <w:p>
+      <w:pPr>
+        <w:pStyle w:val="ListParagraph"/>
+        <w:numPr>
+          <w:ilvl w:val="0"/>
+          <w:numId w:val="17"/>
+        </w:numPr>
+        <w:tabs>
+          <w:tab w:val="left" w:pos="720"/>
+        </w:tabs>
+        <w:ind w:left="1440"/>
+        <w:rPr>
+          <w:rFonts w:ascii="Times New Roman" w:hAnsi="Times New Roman"/>
+          <w:b/>
+          <w:bCs/>
+        </w:rPr>
+      </w:pPr>
+      <w:r>
+        <w:rPr>
+          <w:rFonts w:ascii="Times New Roman" w:hAnsi="Times New Roman"/>
+          <w:b/>
+          <w:bCs/>
+        </w:rPr>
+        <w:t xml:space="preserve">Langkah 2: Proses </w:t>
+      </w:r>
+      <w:proofErr w:type="spellStart"/>
+      <w:r>
+        <w:rPr>
+          <w:rFonts w:ascii="Times New Roman" w:hAnsi="Times New Roman"/>
+          <w:b/>
+          <w:bCs/>
+        </w:rPr>
+        <w:t>Pencarian</w:t>
+      </w:r>
+      <w:proofErr w:type="spellEnd"/>
+    </w:p>
+    <w:p>
+      <w:pPr>
+        <w:pStyle w:val="ListParagraph"/>
+        <w:numPr>
+          <w:ilvl w:val="0"/>
+          <w:numId w:val="20"/>
+        </w:numPr>
+        <w:ind w:left="1890" w:hanging="270"/>
+        <w:rPr>
+          <w:rFonts w:ascii="Times New Roman" w:hAnsi="Times New Roman"/>
+          <w:b/>
+          <w:bCs/>
+        </w:rPr>
+      </w:pPr>
+      <w:proofErr w:type="spellStart"/>
+      <w:r>
+        <w:rPr>
+          <w:rFonts w:ascii="Times New Roman" w:hAnsi="Times New Roman"/>
+          <w:b/>
+          <w:bCs/>
+        </w:rPr>
+        <w:t>Tentukan</w:t>
+      </w:r>
+      <w:proofErr w:type="spellEnd"/>
+      <w:r>
+        <w:rPr>
+          <w:rFonts w:ascii="Times New Roman" w:hAnsi="Times New Roman"/>
+          <w:b/>
+          <w:bCs/>
+        </w:rPr>
+        <w:t xml:space="preserve"> Low, High, </w:t>
+      </w:r>
+      <w:proofErr w:type="gramStart"/>
+      <w:r>
+        <w:rPr>
+          <w:rFonts w:ascii="Times New Roman" w:hAnsi="Times New Roman"/>
+          <w:b/>
+          <w:bCs/>
+        </w:rPr>
+        <w:t>Mid :</w:t>
+      </w:r>
+      <w:proofErr w:type="gramEnd"/>
+    </w:p>
+    <w:p>
+      <w:pPr>
+        <w:pStyle w:val="ListParagraph"/>
+        <w:numPr>
+          <w:ilvl w:val="0"/>
+          <w:numId w:val="19"/>
+        </w:numPr>
+        <w:tabs>
+          <w:tab w:val="left" w:pos="720"/>
+        </w:tabs>
+        <w:ind w:left="2250" w:hanging="270"/>
+        <w:rPr>
+          <w:rFonts w:ascii="Times New Roman" w:hAnsi="Times New Roman"/>
+        </w:rPr>
+      </w:pPr>
+      <w:r>
+        <w:rPr>
+          <w:rFonts w:ascii="Times New Roman" w:hAnsi="Times New Roman"/>
+        </w:rPr>
+        <w:t>Low = 0, High = 11.</w:t>
+      </w:r>
+    </w:p>
+    <w:p>
+      <w:pPr>
+        <w:pStyle w:val="ListParagraph"/>
+        <w:numPr>
+          <w:ilvl w:val="0"/>
+          <w:numId w:val="19"/>
+        </w:numPr>
+        <w:tabs>
+          <w:tab w:val="left" w:pos="720"/>
+        </w:tabs>
+        <w:ind w:left="2250" w:hanging="270"/>
+        <w:rPr>
+          <w:rFonts w:ascii="Times New Roman" w:hAnsi="Times New Roman"/>
+        </w:rPr>
+      </w:pPr>
+      <w:r>
+        <w:rPr>
+          <w:rFonts w:ascii="Times New Roman" w:hAnsi="Times New Roman"/>
+        </w:rPr>
+        <w:t>Mid = (0 + 11) / 2 = 5.</w:t>
+      </w:r>
+    </w:p>
+    <w:p>
+      <w:pPr>
+        <w:pStyle w:val="ListParagraph"/>
+        <w:numPr>
+          <w:ilvl w:val="0"/>
+          <w:numId w:val="20"/>
+        </w:numPr>
+        <w:tabs>
+          <w:tab w:val="left" w:pos="2970"/>
+        </w:tabs>
+        <w:ind w:left="1890" w:hanging="270"/>
+        <w:rPr>
+          <w:rFonts w:ascii="Times New Roman" w:hAnsi="Times New Roman"/>
+          <w:b/>
+          <w:bCs/>
+        </w:rPr>
+      </w:pPr>
+      <w:r>
+        <w:rPr>
+          <w:rFonts w:ascii="Times New Roman" w:hAnsi="Times New Roman"/>
+          <w:b/>
+          <w:bCs/>
+        </w:rPr>
+        <w:t>Cek Data Tengah</w:t>
+      </w:r>
+      <w:r>
+        <w:rPr>
+          <w:rFonts w:ascii="Times New Roman" w:hAnsi="Times New Roman"/>
+          <w:b/>
+          <w:bCs/>
+        </w:rPr>
+        <w:t xml:space="preserve"> dan </w:t>
+      </w:r>
+      <w:proofErr w:type="spellStart"/>
+      <w:r>
+        <w:rPr>
+          <w:rFonts w:ascii="Times New Roman" w:hAnsi="Times New Roman"/>
+          <w:b/>
+          <w:bCs/>
+        </w:rPr>
+        <w:t>Bandingkan</w:t>
+      </w:r>
+      <w:proofErr w:type="spellEnd"/>
+      <w:r>
+        <w:rPr>
+          <w:rFonts w:ascii="Times New Roman" w:hAnsi="Times New Roman"/>
+          <w:b/>
+          <w:bCs/>
+        </w:rPr>
+        <w:t>:</w:t>
+      </w:r>
+    </w:p>
+    <w:p>
+      <w:pPr>
+        <w:pStyle w:val="ListParagraph"/>
+        <w:numPr>
+          <w:ilvl w:val="0"/>
+          <w:numId w:val="21"/>
+        </w:numPr>
+        <w:tabs>
+          <w:tab w:val="left" w:pos="2250"/>
+          <w:tab w:val="left" w:pos="2970"/>
+          <w:tab w:val="left" w:pos="3240"/>
+          <w:tab w:val="left" w:pos="3330"/>
+        </w:tabs>
+        <w:ind w:left="2250" w:hanging="270"/>
+        <w:rPr>
+          <w:rFonts w:ascii="Times New Roman" w:hAnsi="Times New Roman"/>
+        </w:rPr>
+      </w:pPr>
+      <w:proofErr w:type="gramStart"/>
+      <w:r>
+        <w:rPr>
+          <w:rFonts w:ascii="Times New Roman" w:hAnsi="Times New Roman"/>
+        </w:rPr>
+        <w:t>Data[</w:t>
+      </w:r>
+      <w:proofErr w:type="gramEnd"/>
+      <w:r>
+        <w:rPr>
+          <w:rFonts w:ascii="Times New Roman" w:hAnsi="Times New Roman"/>
+        </w:rPr>
+        <w:t xml:space="preserve">5] </w:t>
+      </w:r>
+      <w:proofErr w:type="spellStart"/>
+      <w:r>
+        <w:rPr>
+          <w:rFonts w:ascii="Times New Roman" w:hAnsi="Times New Roman"/>
+        </w:rPr>
+        <w:t>adalah</w:t>
+      </w:r>
+      <w:proofErr w:type="spellEnd"/>
+      <w:r>
+        <w:rPr>
+          <w:rFonts w:ascii="Times New Roman" w:hAnsi="Times New Roman"/>
+        </w:rPr>
+        <w:t xml:space="preserve"> </w:t>
+      </w:r>
+      <w:proofErr w:type="spellStart"/>
+      <w:r>
+        <w:rPr>
+          <w:rFonts w:ascii="Times New Roman" w:hAnsi="Times New Roman"/>
+        </w:rPr>
+        <w:t>angka</w:t>
+      </w:r>
+      <w:proofErr w:type="spellEnd"/>
+      <w:r>
+        <w:rPr>
+          <w:rFonts w:ascii="Times New Roman" w:hAnsi="Times New Roman"/>
+        </w:rPr>
+        <w:t xml:space="preserve"> 2.</w:t>
+      </w:r>
+    </w:p>
+    <w:p>
+      <w:pPr>
+        <w:pStyle w:val="ListParagraph"/>
+        <w:numPr>
+          <w:ilvl w:val="0"/>
+          <w:numId w:val="21"/>
+        </w:numPr>
+        <w:tabs>
+          <w:tab w:val="left" w:pos="1260"/>
+          <w:tab w:val="left" w:pos="2340"/>
+        </w:tabs>
+        <w:ind w:left="2250" w:hanging="270"/>
+        <w:rPr>
+          <w:rFonts w:ascii="Times New Roman" w:hAnsi="Times New Roman"/>
+        </w:rPr>
+      </w:pPr>
+      <w:proofErr w:type="spellStart"/>
+      <w:r>
+        <w:rPr>
+          <w:rFonts w:ascii="Times New Roman" w:hAnsi="Times New Roman"/>
+        </w:rPr>
+        <w:t>Apakah</w:t>
+      </w:r>
+      <w:proofErr w:type="spellEnd"/>
+      <w:r>
+        <w:rPr>
+          <w:rFonts w:ascii="Times New Roman" w:hAnsi="Times New Roman"/>
+        </w:rPr>
+        <w:t xml:space="preserve"> 0 &lt; 2? Ya. Maka </w:t>
+      </w:r>
+      <w:proofErr w:type="spellStart"/>
+      <w:r>
+        <w:rPr>
+          <w:rFonts w:ascii="Times New Roman" w:hAnsi="Times New Roman"/>
+        </w:rPr>
+        <w:t>pencarian</w:t>
+      </w:r>
+      <w:proofErr w:type="spellEnd"/>
+      <w:r>
+        <w:rPr>
+          <w:rFonts w:ascii="Times New Roman" w:hAnsi="Times New Roman"/>
+        </w:rPr>
+        <w:t xml:space="preserve"> </w:t>
+      </w:r>
+      <w:proofErr w:type="spellStart"/>
+      <w:r>
+        <w:rPr>
+          <w:rFonts w:ascii="Times New Roman" w:hAnsi="Times New Roman"/>
+        </w:rPr>
+        <w:t>pindah</w:t>
+      </w:r>
+      <w:proofErr w:type="spellEnd"/>
+      <w:r>
+        <w:rPr>
+          <w:rFonts w:ascii="Times New Roman" w:hAnsi="Times New Roman"/>
+        </w:rPr>
+        <w:t xml:space="preserve"> </w:t>
+      </w:r>
+      <w:proofErr w:type="spellStart"/>
+      <w:r>
+        <w:rPr>
+          <w:rFonts w:ascii="Times New Roman" w:hAnsi="Times New Roman"/>
+        </w:rPr>
+        <w:t>ke</w:t>
+      </w:r>
+      <w:proofErr w:type="spellEnd"/>
+      <w:r>
+        <w:rPr>
+          <w:rFonts w:ascii="Times New Roman" w:hAnsi="Times New Roman"/>
+        </w:rPr>
+        <w:t xml:space="preserve"> </w:t>
+      </w:r>
+      <w:proofErr w:type="spellStart"/>
+      <w:r>
+        <w:rPr>
+          <w:rFonts w:ascii="Times New Roman" w:hAnsi="Times New Roman"/>
+        </w:rPr>
+        <w:t>bagian</w:t>
+      </w:r>
+      <w:proofErr w:type="spellEnd"/>
+      <w:r>
+        <w:rPr>
+          <w:rFonts w:ascii="Times New Roman" w:hAnsi="Times New Roman"/>
+        </w:rPr>
+        <w:t xml:space="preserve"> kiri.</w:t>
+      </w:r>
+    </w:p>
+    <w:p>
+      <w:pPr>
+        <w:pStyle w:val="ListParagraph"/>
+        <w:numPr>
+          <w:ilvl w:val="0"/>
+          <w:numId w:val="21"/>
+        </w:numPr>
+        <w:tabs>
+          <w:tab w:val="left" w:pos="1260"/>
+          <w:tab w:val="left" w:pos="2160"/>
+        </w:tabs>
+        <w:ind w:left="2430" w:hanging="450"/>
+        <w:rPr>
+          <w:rFonts w:ascii="Times New Roman" w:hAnsi="Times New Roman"/>
+        </w:rPr>
+      </w:pPr>
+      <w:r>
+        <w:rPr>
+          <w:rFonts w:ascii="Times New Roman" w:hAnsi="Times New Roman"/>
+        </w:rPr>
+        <w:t xml:space="preserve">  </w:t>
+      </w:r>
+      <w:r>
+        <w:rPr>
+          <w:rFonts w:ascii="Times New Roman" w:hAnsi="Times New Roman"/>
+        </w:rPr>
+        <w:t>High = Mid - 1 = 4.</w:t>
+      </w:r>
+    </w:p>
+    <w:p>
+      <w:pPr>
+        <w:pStyle w:val="ListParagraph"/>
+        <w:numPr>
+          <w:ilvl w:val="0"/>
+          <w:numId w:val="20"/>
+        </w:numPr>
+        <w:tabs>
+          <w:tab w:val="left" w:pos="2880"/>
+        </w:tabs>
+        <w:ind w:left="1890" w:hanging="270"/>
+        <w:rPr>
+          <w:rFonts w:ascii="Times New Roman" w:hAnsi="Times New Roman"/>
+          <w:b/>
+          <w:bCs/>
+        </w:rPr>
+      </w:pPr>
+      <w:r>
+        <w:rPr>
+          <w:rFonts w:ascii="Times New Roman" w:hAnsi="Times New Roman"/>
+          <w:b/>
+          <w:bCs/>
+        </w:rPr>
+        <w:t>C</w:t>
+      </w:r>
+      <w:r>
+        <w:rPr>
+          <w:rFonts w:ascii="Times New Roman" w:hAnsi="Times New Roman"/>
+          <w:b/>
+          <w:bCs/>
+        </w:rPr>
+        <w:t xml:space="preserve">ari Mid </w:t>
+      </w:r>
+      <w:proofErr w:type="spellStart"/>
+      <w:r>
+        <w:rPr>
+          <w:rFonts w:ascii="Times New Roman" w:hAnsi="Times New Roman"/>
+          <w:b/>
+          <w:bCs/>
+        </w:rPr>
+        <w:t>baru</w:t>
+      </w:r>
+      <w:proofErr w:type="spellEnd"/>
+      <w:r>
+        <w:rPr>
+          <w:rFonts w:ascii="Times New Roman" w:hAnsi="Times New Roman"/>
+          <w:b/>
+          <w:bCs/>
+        </w:rPr>
+        <w:t>:</w:t>
+      </w:r>
+    </w:p>
+    <w:p>
+      <w:pPr>
+        <w:pStyle w:val="ListParagraph"/>
+        <w:numPr>
+          <w:ilvl w:val="0"/>
+          <w:numId w:val="22"/>
+        </w:numPr>
+        <w:tabs>
+          <w:tab w:val="left" w:pos="2250"/>
+          <w:tab w:val="left" w:pos="2880"/>
+          <w:tab w:val="left" w:pos="3240"/>
+        </w:tabs>
+        <w:ind w:left="2250" w:hanging="270"/>
+        <w:rPr>
+          <w:rFonts w:ascii="Times New Roman" w:hAnsi="Times New Roman"/>
+        </w:rPr>
+      </w:pPr>
+      <w:r>
+        <w:rPr>
+          <w:rFonts w:ascii="Times New Roman" w:hAnsi="Times New Roman"/>
+        </w:rPr>
+        <w:t>Mid = (0 + 4) / 2 = 2.</w:t>
+      </w:r>
+    </w:p>
+    <w:p>
+      <w:pPr>
+        <w:pStyle w:val="ListParagraph"/>
+        <w:numPr>
+          <w:ilvl w:val="0"/>
+          <w:numId w:val="22"/>
+        </w:numPr>
+        <w:tabs>
+          <w:tab w:val="left" w:pos="2250"/>
+          <w:tab w:val="left" w:pos="2880"/>
+          <w:tab w:val="left" w:pos="3240"/>
+        </w:tabs>
+        <w:ind w:left="2250" w:hanging="270"/>
+        <w:rPr>
+          <w:rFonts w:ascii="Times New Roman" w:hAnsi="Times New Roman"/>
+        </w:rPr>
+      </w:pPr>
+      <w:proofErr w:type="gramStart"/>
+      <w:r>
+        <w:rPr>
+          <w:rFonts w:ascii="Times New Roman" w:hAnsi="Times New Roman"/>
+        </w:rPr>
+        <w:t>Data[</w:t>
+      </w:r>
+      <w:proofErr w:type="gramEnd"/>
+      <w:r>
+        <w:rPr>
+          <w:rFonts w:ascii="Times New Roman" w:hAnsi="Times New Roman"/>
+        </w:rPr>
+        <w:t xml:space="preserve">2] </w:t>
+      </w:r>
+      <w:proofErr w:type="spellStart"/>
+      <w:r>
+        <w:rPr>
+          <w:rFonts w:ascii="Times New Roman" w:hAnsi="Times New Roman"/>
+        </w:rPr>
+        <w:t>adalah</w:t>
+      </w:r>
+      <w:proofErr w:type="spellEnd"/>
+      <w:r>
+        <w:rPr>
+          <w:rFonts w:ascii="Times New Roman" w:hAnsi="Times New Roman"/>
+        </w:rPr>
+        <w:t xml:space="preserve"> </w:t>
+      </w:r>
+      <w:proofErr w:type="spellStart"/>
+      <w:r>
+        <w:rPr>
+          <w:rFonts w:ascii="Times New Roman" w:hAnsi="Times New Roman"/>
+        </w:rPr>
+        <w:t>angka</w:t>
+      </w:r>
+      <w:proofErr w:type="spellEnd"/>
+      <w:r>
+        <w:rPr>
+          <w:rFonts w:ascii="Times New Roman" w:hAnsi="Times New Roman"/>
+        </w:rPr>
+        <w:t xml:space="preserve"> 0.</w:t>
+      </w:r>
+    </w:p>
+    <w:p>
+      <w:pPr>
+        <w:pStyle w:val="ListParagraph"/>
+        <w:numPr>
+          <w:ilvl w:val="0"/>
+          <w:numId w:val="17"/>
+        </w:numPr>
+        <w:tabs>
+          <w:tab w:val="left" w:pos="720"/>
+        </w:tabs>
+        <w:ind w:left="1440"/>
+        <w:rPr>
+          <w:rFonts w:ascii="Times New Roman" w:hAnsi="Times New Roman"/>
+        </w:rPr>
+      </w:pPr>
+      <w:r>
+        <w:rPr>
+          <w:rFonts w:ascii="Times New Roman" w:hAnsi="Times New Roman"/>
+          <w:b/>
+          <w:bCs/>
+        </w:rPr>
+        <w:t>Hasil:</w:t>
+      </w:r>
+      <w:r>
+        <w:rPr>
+          <w:rFonts w:ascii="Times New Roman" w:hAnsi="Times New Roman"/>
+        </w:rPr>
+        <w:t xml:space="preserve"> </w:t>
+      </w:r>
+      <w:proofErr w:type="spellStart"/>
+      <w:r>
+        <w:rPr>
+          <w:rFonts w:ascii="Times New Roman" w:hAnsi="Times New Roman"/>
+        </w:rPr>
+        <w:t>Ketemu</w:t>
+      </w:r>
+      <w:proofErr w:type="spellEnd"/>
+      <w:r>
+        <w:rPr>
+          <w:rFonts w:ascii="Times New Roman" w:hAnsi="Times New Roman"/>
+        </w:rPr>
+        <w:t xml:space="preserve">! Data 0 </w:t>
+      </w:r>
+      <w:proofErr w:type="spellStart"/>
+      <w:r>
+        <w:rPr>
+          <w:rFonts w:ascii="Times New Roman" w:hAnsi="Times New Roman"/>
+        </w:rPr>
+        <w:t>ditemukan</w:t>
+      </w:r>
+      <w:proofErr w:type="spellEnd"/>
+      <w:r>
+        <w:rPr>
+          <w:rFonts w:ascii="Times New Roman" w:hAnsi="Times New Roman"/>
+        </w:rPr>
+        <w:t xml:space="preserve"> pada </w:t>
+      </w:r>
+      <w:proofErr w:type="spellStart"/>
+      <w:r>
+        <w:rPr>
+          <w:rFonts w:ascii="Times New Roman" w:hAnsi="Times New Roman"/>
+        </w:rPr>
+        <w:t>indeks</w:t>
+      </w:r>
+      <w:proofErr w:type="spellEnd"/>
+      <w:r>
+        <w:rPr>
+          <w:rFonts w:ascii="Times New Roman" w:hAnsi="Times New Roman"/>
+        </w:rPr>
+        <w:t xml:space="preserve"> ke-2 (</w:t>
+      </w:r>
+      <w:proofErr w:type="spellStart"/>
+      <w:r>
+        <w:rPr>
+          <w:rFonts w:ascii="Times New Roman" w:hAnsi="Times New Roman"/>
+        </w:rPr>
+        <w:t>dalam</w:t>
+      </w:r>
+      <w:proofErr w:type="spellEnd"/>
+      <w:r>
+        <w:rPr>
+          <w:rFonts w:ascii="Times New Roman" w:hAnsi="Times New Roman"/>
+        </w:rPr>
+        <w:t xml:space="preserve"> </w:t>
+      </w:r>
+      <w:proofErr w:type="spellStart"/>
+      <w:r>
+        <w:rPr>
+          <w:rFonts w:ascii="Times New Roman" w:hAnsi="Times New Roman"/>
+        </w:rPr>
+        <w:t>kondisi</w:t>
+      </w:r>
+      <w:proofErr w:type="spellEnd"/>
+      <w:r>
+        <w:rPr>
+          <w:rFonts w:ascii="Times New Roman" w:hAnsi="Times New Roman"/>
+        </w:rPr>
+        <w:t xml:space="preserve"> array </w:t>
+      </w:r>
+      <w:proofErr w:type="spellStart"/>
+      <w:r>
+        <w:rPr>
+          <w:rFonts w:ascii="Times New Roman" w:hAnsi="Times New Roman"/>
+        </w:rPr>
+        <w:t>sudah</w:t>
+      </w:r>
+      <w:proofErr w:type="spellEnd"/>
+      <w:r>
+        <w:rPr>
+          <w:rFonts w:ascii="Times New Roman" w:hAnsi="Times New Roman"/>
+        </w:rPr>
+        <w:t xml:space="preserve"> </w:t>
+      </w:r>
+      <w:proofErr w:type="spellStart"/>
+      <w:r>
+        <w:rPr>
+          <w:rFonts w:ascii="Times New Roman" w:hAnsi="Times New Roman"/>
+        </w:rPr>
+        <w:t>terurut</w:t>
+      </w:r>
+      <w:proofErr w:type="spellEnd"/>
+      <w:r>
+        <w:rPr>
+          <w:rFonts w:ascii="Times New Roman" w:hAnsi="Times New Roman"/>
+        </w:rPr>
+        <w:t>).</w:t>
+      </w:r>
+    </w:p>
+    <w:p>
+      <w:pPr>
+        <w:pStyle w:val="ListParagraph"/>
+        <w:tabs>
+          <w:tab w:val="left" w:pos="720"/>
+        </w:tabs>
+        <w:ind w:left="1440"/>
+        <w:rPr>
+          <w:rFonts w:ascii="Times New Roman" w:hAnsi="Times New Roman"/>
+        </w:rPr>
+      </w:pPr>
+    </w:p>
+    <w:p>
+      <w:pPr>
+        <w:pStyle w:val="ListParagraph"/>
+        <w:numPr>
+          <w:ilvl w:val="0"/>
+          <w:numId w:val="10"/>
+        </w:numPr>
+        <w:tabs>
+          <w:tab w:val="left" w:pos="720"/>
+        </w:tabs>
+        <w:rPr>
+          <w:rFonts w:ascii="Times New Roman" w:hAnsi="Times New Roman"/>
+        </w:rPr>
+      </w:pPr>
+      <w:proofErr w:type="spellStart"/>
+      <w:r>
+        <w:rPr>
+          <w:rFonts w:ascii="Times New Roman" w:hAnsi="Times New Roman"/>
+        </w:rPr>
+        <w:t>Bandingkan</w:t>
+      </w:r>
+      <w:proofErr w:type="spellEnd"/>
+      <w:r>
+        <w:rPr>
+          <w:rFonts w:ascii="Times New Roman" w:hAnsi="Times New Roman"/>
+        </w:rPr>
+        <w:t xml:space="preserve"> </w:t>
+      </w:r>
+      <w:proofErr w:type="spellStart"/>
+      <w:r>
+        <w:rPr>
+          <w:rFonts w:ascii="Times New Roman" w:hAnsi="Times New Roman"/>
+        </w:rPr>
+        <w:t>hasil</w:t>
+      </w:r>
+      <w:proofErr w:type="spellEnd"/>
+      <w:r>
+        <w:rPr>
+          <w:rFonts w:ascii="Times New Roman" w:hAnsi="Times New Roman"/>
+        </w:rPr>
+        <w:t xml:space="preserve"> </w:t>
+      </w:r>
+      <w:proofErr w:type="spellStart"/>
+      <w:r>
+        <w:rPr>
+          <w:rFonts w:ascii="Times New Roman" w:hAnsi="Times New Roman"/>
+        </w:rPr>
+        <w:t>kedua</w:t>
+      </w:r>
+      <w:proofErr w:type="spellEnd"/>
+      <w:r>
+        <w:rPr>
+          <w:rFonts w:ascii="Times New Roman" w:hAnsi="Times New Roman"/>
+        </w:rPr>
+        <w:t xml:space="preserve"> </w:t>
+      </w:r>
+      <w:proofErr w:type="spellStart"/>
+      <w:r>
+        <w:rPr>
+          <w:rFonts w:ascii="Times New Roman" w:hAnsi="Times New Roman"/>
+        </w:rPr>
+        <w:t>metode</w:t>
+      </w:r>
+      <w:proofErr w:type="spellEnd"/>
+      <w:r>
+        <w:rPr>
+          <w:rFonts w:ascii="Times New Roman" w:hAnsi="Times New Roman"/>
+        </w:rPr>
+        <w:t xml:space="preserve"> dan </w:t>
+      </w:r>
+      <w:proofErr w:type="spellStart"/>
+      <w:r>
+        <w:rPr>
+          <w:rFonts w:ascii="Times New Roman" w:hAnsi="Times New Roman"/>
+        </w:rPr>
+        <w:t>simpulkan</w:t>
+      </w:r>
+      <w:proofErr w:type="spellEnd"/>
+      <w:r>
+        <w:rPr>
+          <w:rFonts w:ascii="Times New Roman" w:hAnsi="Times New Roman"/>
+        </w:rPr>
+        <w:t xml:space="preserve"> </w:t>
+      </w:r>
+      <w:proofErr w:type="spellStart"/>
+      <w:r>
+        <w:rPr>
+          <w:rFonts w:ascii="Times New Roman" w:hAnsi="Times New Roman"/>
+        </w:rPr>
+        <w:t>kelebihan</w:t>
+      </w:r>
+      <w:proofErr w:type="spellEnd"/>
+      <w:r>
+        <w:rPr>
+          <w:rFonts w:ascii="Times New Roman" w:hAnsi="Times New Roman"/>
+        </w:rPr>
+        <w:t xml:space="preserve"> masing-masing </w:t>
+      </w:r>
+    </w:p>
+    <w:p>
+      <w:pPr>
+        <w:pStyle w:val="ListParagraph"/>
+        <w:tabs>
+          <w:tab w:val="left" w:pos="720"/>
+        </w:tabs>
+        <w:ind w:left="1080"/>
+        <w:rPr>
+          <w:rFonts w:ascii="Times New Roman" w:hAnsi="Times New Roman"/>
+        </w:rPr>
+      </w:pPr>
+      <w:proofErr w:type="gramStart"/>
+      <w:r>
+        <w:rPr>
+          <w:rFonts w:ascii="Times New Roman" w:hAnsi="Times New Roman"/>
+        </w:rPr>
+        <w:t>Jawab :</w:t>
+      </w:r>
+      <w:proofErr w:type="gramEnd"/>
+    </w:p>
+    <w:p>
+      <w:pPr>
+        <w:pStyle w:val="ListParagraph"/>
+        <w:tabs>
+          <w:tab w:val="left" w:pos="720"/>
+        </w:tabs>
+        <w:ind w:left="1080"/>
+        <w:rPr>
+          <w:rFonts w:ascii="Times New Roman" w:hAnsi="Times New Roman"/>
+        </w:rPr>
+      </w:pPr>
+    </w:p>
+    <w:p>
+      <w:pPr>
+        <w:pStyle w:val="ListParagraph"/>
+        <w:tabs>
+          <w:tab w:val="left" w:pos="720"/>
+        </w:tabs>
+        <w:ind w:left="1080"/>
+        <w:rPr>
+          <w:rFonts w:ascii="Times New Roman" w:hAnsi="Times New Roman"/>
+        </w:rPr>
+      </w:pPr>
+    </w:p>
+    <w:p>
+      <w:pPr>
+        <w:pStyle w:val="ListParagraph"/>
+        <w:tabs>
+          <w:tab w:val="left" w:pos="720"/>
+        </w:tabs>
+        <w:ind w:left="1080"/>
+        <w:rPr>
+          <w:rFonts w:ascii="Times New Roman" w:hAnsi="Times New Roman"/>
+        </w:rPr>
+      </w:pPr>
+    </w:p>
+    <w:p>
+      <w:pPr>
+        <w:pStyle w:val="ListParagraph"/>
+        <w:tabs>
+          <w:tab w:val="left" w:pos="720"/>
+        </w:tabs>
+        <w:ind w:left="1080"/>
+        <w:rPr>
+          <w:rFonts w:ascii="Times New Roman" w:hAnsi="Times New Roman"/>
+        </w:rPr>
+      </w:pPr>
+    </w:p>
+    <w:p>
+      <w:pPr>
+        <w:pStyle w:val="ListParagraph"/>
+        <w:numPr>
+          <w:ilvl w:val="0"/>
+          <w:numId w:val="17"/>
+        </w:numPr>
+        <w:tabs>
+          <w:tab w:val="left" w:pos="720"/>
+        </w:tabs>
+        <w:ind w:left="1440"/>
+        <w:rPr>
+          <w:rFonts w:ascii="Times New Roman" w:hAnsi="Times New Roman"/>
+          <w:b/>
+          <w:bCs/>
+        </w:rPr>
+      </w:pPr>
+      <w:proofErr w:type="spellStart"/>
+      <w:r>
+        <w:rPr>
+          <w:rFonts w:ascii="Times New Roman" w:hAnsi="Times New Roman"/>
+          <w:b/>
+          <w:bCs/>
+        </w:rPr>
+        <w:lastRenderedPageBreak/>
+        <w:t>Perbandingan</w:t>
+      </w:r>
+      <w:proofErr w:type="spellEnd"/>
+    </w:p>
+    <w:tbl>
+      <w:tblPr>
+        <w:tblStyle w:val="TableGrid"/>
+        <w:tblpPr w:leftFromText="180" w:rightFromText="180" w:vertAnchor="text" w:horzAnchor="page" w:tblpX="2563" w:tblpY="147"/>
+        <w:tblW w:w="0" w:type="auto"/>
+        <w:tblLook w:val="04A0" w:firstRow="1" w:lastRow="0" w:firstColumn="1" w:lastColumn="0" w:noHBand="0" w:noVBand="1"/>
+      </w:tblPr>
+      <w:tblGrid>
+        <w:gridCol w:w="1570"/>
+        <w:gridCol w:w="2998"/>
+        <w:gridCol w:w="3150"/>
+      </w:tblGrid>
+      <w:tr>
+        <w:tc>
+          <w:tcPr>
+            <w:tcW w:w="0" w:type="auto"/>
+            <w:hideMark/>
+          </w:tcPr>
+          <w:p>
+            <w:pPr>
+              <w:tabs>
+                <w:tab w:val="left" w:pos="720"/>
+              </w:tabs>
+              <w:rPr>
+                <w:rFonts w:ascii="Times New Roman" w:hAnsi="Times New Roman"/>
+                <w:b/>
+                <w:bCs/>
+              </w:rPr>
+            </w:pPr>
+            <w:proofErr w:type="spellStart"/>
+            <w:r>
+              <w:rPr>
+                <w:rFonts w:ascii="Times New Roman" w:hAnsi="Times New Roman"/>
+                <w:b/>
+                <w:bCs/>
+              </w:rPr>
+              <w:t>Kriteria</w:t>
+            </w:r>
+            <w:proofErr w:type="spellEnd"/>
+          </w:p>
+        </w:tc>
+        <w:tc>
+          <w:tcPr>
+            <w:tcW w:w="2998" w:type="dxa"/>
+            <w:hideMark/>
+          </w:tcPr>
+          <w:p>
+            <w:pPr>
+              <w:tabs>
+                <w:tab w:val="left" w:pos="720"/>
+              </w:tabs>
+              <w:rPr>
+                <w:rFonts w:ascii="Times New Roman" w:hAnsi="Times New Roman"/>
+                <w:b/>
+                <w:bCs/>
+              </w:rPr>
+            </w:pPr>
+            <w:r>
+              <w:rPr>
+                <w:rFonts w:ascii="Times New Roman" w:hAnsi="Times New Roman"/>
+                <w:b/>
+                <w:bCs/>
+              </w:rPr>
+              <w:t>Sequential Search</w:t>
+            </w:r>
+          </w:p>
+        </w:tc>
+        <w:tc>
+          <w:tcPr>
+            <w:tcW w:w="3150" w:type="dxa"/>
+            <w:hideMark/>
+          </w:tcPr>
+          <w:p>
+            <w:pPr>
+              <w:tabs>
+                <w:tab w:val="left" w:pos="720"/>
+              </w:tabs>
+              <w:rPr>
+                <w:rFonts w:ascii="Times New Roman" w:hAnsi="Times New Roman"/>
+                <w:b/>
+                <w:bCs/>
+              </w:rPr>
+            </w:pPr>
+            <w:r>
+              <w:rPr>
+                <w:rFonts w:ascii="Times New Roman" w:hAnsi="Times New Roman"/>
+                <w:b/>
+                <w:bCs/>
+              </w:rPr>
+              <w:t>Binary Search</w:t>
+            </w:r>
+          </w:p>
+        </w:tc>
+      </w:tr>
+      <w:tr>
+        <w:tc>
+          <w:tcPr>
+            <w:tcW w:w="0" w:type="auto"/>
+            <w:hideMark/>
+          </w:tcPr>
+          <w:p>
+            <w:pPr>
+              <w:tabs>
+                <w:tab w:val="left" w:pos="720"/>
+              </w:tabs>
+              <w:rPr>
+                <w:rFonts w:ascii="Times New Roman" w:hAnsi="Times New Roman"/>
+                <w:b/>
+                <w:bCs/>
+              </w:rPr>
+            </w:pPr>
+            <w:proofErr w:type="spellStart"/>
+            <w:r>
+              <w:rPr>
+                <w:rFonts w:ascii="Times New Roman" w:hAnsi="Times New Roman"/>
+                <w:b/>
+                <w:bCs/>
+              </w:rPr>
+              <w:t>Kondisi</w:t>
+            </w:r>
+            <w:proofErr w:type="spellEnd"/>
+            <w:r>
+              <w:rPr>
+                <w:rFonts w:ascii="Times New Roman" w:hAnsi="Times New Roman"/>
+                <w:b/>
+                <w:bCs/>
+              </w:rPr>
+              <w:t xml:space="preserve"> Data</w:t>
+            </w:r>
+          </w:p>
+        </w:tc>
+        <w:tc>
+          <w:tcPr>
+            <w:tcW w:w="2998" w:type="dxa"/>
+            <w:hideMark/>
+          </w:tcPr>
+          <w:p>
+            <w:pPr>
+              <w:tabs>
+                <w:tab w:val="left" w:pos="720"/>
+              </w:tabs>
+              <w:rPr>
+                <w:rFonts w:ascii="Times New Roman" w:hAnsi="Times New Roman"/>
+              </w:rPr>
+            </w:pPr>
+            <w:r>
+              <w:rPr>
+                <w:rFonts w:ascii="Times New Roman" w:hAnsi="Times New Roman"/>
+              </w:rPr>
+              <w:t xml:space="preserve">Data </w:t>
+            </w:r>
+            <w:proofErr w:type="spellStart"/>
+            <w:r>
+              <w:rPr>
+                <w:rFonts w:ascii="Times New Roman" w:hAnsi="Times New Roman"/>
+              </w:rPr>
+              <w:t>bisa</w:t>
+            </w:r>
+            <w:proofErr w:type="spellEnd"/>
+            <w:r>
+              <w:rPr>
+                <w:rFonts w:ascii="Times New Roman" w:hAnsi="Times New Roman"/>
+              </w:rPr>
+              <w:t xml:space="preserve"> </w:t>
+            </w:r>
+            <w:proofErr w:type="spellStart"/>
+            <w:r>
+              <w:rPr>
+                <w:rFonts w:ascii="Times New Roman" w:hAnsi="Times New Roman"/>
+              </w:rPr>
+              <w:t>acak</w:t>
+            </w:r>
+            <w:proofErr w:type="spellEnd"/>
+            <w:r>
+              <w:rPr>
+                <w:rFonts w:ascii="Times New Roman" w:hAnsi="Times New Roman"/>
+              </w:rPr>
+              <w:t xml:space="preserve"> (</w:t>
+            </w:r>
+            <w:proofErr w:type="spellStart"/>
+            <w:r>
+              <w:rPr>
+                <w:rFonts w:ascii="Times New Roman" w:hAnsi="Times New Roman"/>
+              </w:rPr>
+              <w:t>tidak</w:t>
+            </w:r>
+            <w:proofErr w:type="spellEnd"/>
+            <w:r>
+              <w:rPr>
+                <w:rFonts w:ascii="Times New Roman" w:hAnsi="Times New Roman"/>
+              </w:rPr>
+              <w:t xml:space="preserve"> </w:t>
+            </w:r>
+            <w:proofErr w:type="spellStart"/>
+            <w:r>
+              <w:rPr>
+                <w:rFonts w:ascii="Times New Roman" w:hAnsi="Times New Roman"/>
+              </w:rPr>
+              <w:t>perlu</w:t>
+            </w:r>
+            <w:proofErr w:type="spellEnd"/>
+            <w:r>
+              <w:rPr>
+                <w:rFonts w:ascii="Times New Roman" w:hAnsi="Times New Roman"/>
+              </w:rPr>
+              <w:t xml:space="preserve"> </w:t>
+            </w:r>
+            <w:proofErr w:type="spellStart"/>
+            <w:r>
+              <w:rPr>
+                <w:rFonts w:ascii="Times New Roman" w:hAnsi="Times New Roman"/>
+              </w:rPr>
+              <w:t>diurutkan</w:t>
+            </w:r>
+            <w:proofErr w:type="spellEnd"/>
+            <w:r>
+              <w:rPr>
+                <w:rFonts w:ascii="Times New Roman" w:hAnsi="Times New Roman"/>
+              </w:rPr>
+              <w:t xml:space="preserve"> </w:t>
+            </w:r>
+            <w:proofErr w:type="spellStart"/>
+            <w:r>
+              <w:rPr>
+                <w:rFonts w:ascii="Times New Roman" w:hAnsi="Times New Roman"/>
+              </w:rPr>
+              <w:t>dulu</w:t>
+            </w:r>
+            <w:proofErr w:type="spellEnd"/>
+            <w:r>
+              <w:rPr>
+                <w:rFonts w:ascii="Times New Roman" w:hAnsi="Times New Roman"/>
+              </w:rPr>
+              <w:t>).</w:t>
+            </w:r>
+          </w:p>
+        </w:tc>
+        <w:tc>
+          <w:tcPr>
+            <w:tcW w:w="3150" w:type="dxa"/>
+            <w:hideMark/>
+          </w:tcPr>
+          <w:p>
+            <w:pPr>
+              <w:tabs>
+                <w:tab w:val="left" w:pos="720"/>
+              </w:tabs>
+              <w:rPr>
+                <w:rFonts w:ascii="Times New Roman" w:hAnsi="Times New Roman"/>
+              </w:rPr>
+            </w:pPr>
+            <w:r>
+              <w:rPr>
+                <w:rFonts w:ascii="Times New Roman" w:hAnsi="Times New Roman"/>
+              </w:rPr>
+              <w:t xml:space="preserve">Wajib </w:t>
+            </w:r>
+            <w:proofErr w:type="spellStart"/>
+            <w:r>
+              <w:rPr>
+                <w:rFonts w:ascii="Times New Roman" w:hAnsi="Times New Roman"/>
+              </w:rPr>
+              <w:t>diurutkan</w:t>
+            </w:r>
+            <w:proofErr w:type="spellEnd"/>
+            <w:r>
+              <w:rPr>
+                <w:rFonts w:ascii="Times New Roman" w:hAnsi="Times New Roman"/>
+              </w:rPr>
+              <w:t xml:space="preserve"> (</w:t>
+            </w:r>
+            <w:r>
+              <w:rPr>
+                <w:rFonts w:ascii="Times New Roman" w:hAnsi="Times New Roman"/>
+                <w:i/>
+                <w:iCs/>
+              </w:rPr>
+              <w:t>sorting</w:t>
+            </w:r>
+            <w:r>
+              <w:rPr>
+                <w:rFonts w:ascii="Times New Roman" w:hAnsi="Times New Roman"/>
+              </w:rPr>
+              <w:t xml:space="preserve">) </w:t>
+            </w:r>
+            <w:proofErr w:type="spellStart"/>
+            <w:r>
+              <w:rPr>
+                <w:rFonts w:ascii="Times New Roman" w:hAnsi="Times New Roman"/>
+              </w:rPr>
+              <w:t>terlebih</w:t>
+            </w:r>
+            <w:proofErr w:type="spellEnd"/>
+            <w:r>
+              <w:rPr>
+                <w:rFonts w:ascii="Times New Roman" w:hAnsi="Times New Roman"/>
+              </w:rPr>
+              <w:t xml:space="preserve"> </w:t>
+            </w:r>
+            <w:proofErr w:type="spellStart"/>
+            <w:r>
+              <w:rPr>
+                <w:rFonts w:ascii="Times New Roman" w:hAnsi="Times New Roman"/>
+              </w:rPr>
+              <w:t>dahulu</w:t>
+            </w:r>
+            <w:proofErr w:type="spellEnd"/>
+            <w:r>
+              <w:rPr>
+                <w:rFonts w:ascii="Times New Roman" w:hAnsi="Times New Roman"/>
+              </w:rPr>
+              <w:t>.</w:t>
+            </w:r>
+          </w:p>
+        </w:tc>
+      </w:tr>
+      <w:tr>
+        <w:tc>
+          <w:tcPr>
+            <w:tcW w:w="0" w:type="auto"/>
+            <w:hideMark/>
+          </w:tcPr>
+          <w:p>
+            <w:pPr>
+              <w:tabs>
+                <w:tab w:val="left" w:pos="720"/>
+              </w:tabs>
+              <w:rPr>
+                <w:rFonts w:ascii="Times New Roman" w:hAnsi="Times New Roman"/>
+                <w:b/>
+                <w:bCs/>
+              </w:rPr>
+            </w:pPr>
+            <w:r>
+              <w:rPr>
+                <w:rFonts w:ascii="Times New Roman" w:hAnsi="Times New Roman"/>
+                <w:b/>
+                <w:bCs/>
+              </w:rPr>
+              <w:t xml:space="preserve">Cara </w:t>
+            </w:r>
+            <w:proofErr w:type="spellStart"/>
+            <w:r>
+              <w:rPr>
+                <w:rFonts w:ascii="Times New Roman" w:hAnsi="Times New Roman"/>
+                <w:b/>
+                <w:bCs/>
+              </w:rPr>
+              <w:t>Kerja</w:t>
+            </w:r>
+            <w:proofErr w:type="spellEnd"/>
+          </w:p>
+        </w:tc>
+        <w:tc>
+          <w:tcPr>
+            <w:tcW w:w="2998" w:type="dxa"/>
+            <w:hideMark/>
+          </w:tcPr>
+          <w:p>
+            <w:pPr>
+              <w:tabs>
+                <w:tab w:val="left" w:pos="720"/>
+              </w:tabs>
+              <w:rPr>
+                <w:rFonts w:ascii="Times New Roman" w:hAnsi="Times New Roman"/>
+              </w:rPr>
+            </w:pPr>
+            <w:proofErr w:type="spellStart"/>
+            <w:r>
+              <w:rPr>
+                <w:rFonts w:ascii="Times New Roman" w:hAnsi="Times New Roman"/>
+              </w:rPr>
+              <w:t>Mengecek</w:t>
+            </w:r>
+            <w:proofErr w:type="spellEnd"/>
+            <w:r>
+              <w:rPr>
+                <w:rFonts w:ascii="Times New Roman" w:hAnsi="Times New Roman"/>
+              </w:rPr>
+              <w:t xml:space="preserve"> </w:t>
+            </w:r>
+            <w:proofErr w:type="spellStart"/>
+            <w:r>
+              <w:rPr>
+                <w:rFonts w:ascii="Times New Roman" w:hAnsi="Times New Roman"/>
+              </w:rPr>
+              <w:t>satu</w:t>
+            </w:r>
+            <w:proofErr w:type="spellEnd"/>
+            <w:r>
+              <w:rPr>
+                <w:rFonts w:ascii="Times New Roman" w:hAnsi="Times New Roman"/>
+              </w:rPr>
+              <w:t xml:space="preserve"> per </w:t>
+            </w:r>
+            <w:proofErr w:type="spellStart"/>
+            <w:r>
+              <w:rPr>
+                <w:rFonts w:ascii="Times New Roman" w:hAnsi="Times New Roman"/>
+              </w:rPr>
+              <w:t>satu</w:t>
+            </w:r>
+            <w:proofErr w:type="spellEnd"/>
+            <w:r>
+              <w:rPr>
+                <w:rFonts w:ascii="Times New Roman" w:hAnsi="Times New Roman"/>
+              </w:rPr>
+              <w:t xml:space="preserve"> </w:t>
+            </w:r>
+            <w:proofErr w:type="spellStart"/>
+            <w:r>
+              <w:rPr>
+                <w:rFonts w:ascii="Times New Roman" w:hAnsi="Times New Roman"/>
+              </w:rPr>
+              <w:t>dari</w:t>
+            </w:r>
+            <w:proofErr w:type="spellEnd"/>
+            <w:r>
+              <w:rPr>
+                <w:rFonts w:ascii="Times New Roman" w:hAnsi="Times New Roman"/>
+              </w:rPr>
+              <w:t xml:space="preserve"> </w:t>
+            </w:r>
+            <w:proofErr w:type="spellStart"/>
+            <w:r>
+              <w:rPr>
+                <w:rFonts w:ascii="Times New Roman" w:hAnsi="Times New Roman"/>
+              </w:rPr>
+              <w:t>elemen</w:t>
+            </w:r>
+            <w:proofErr w:type="spellEnd"/>
+            <w:r>
+              <w:rPr>
+                <w:rFonts w:ascii="Times New Roman" w:hAnsi="Times New Roman"/>
+              </w:rPr>
+              <w:t xml:space="preserve"> </w:t>
+            </w:r>
+            <w:proofErr w:type="spellStart"/>
+            <w:r>
+              <w:rPr>
+                <w:rFonts w:ascii="Times New Roman" w:hAnsi="Times New Roman"/>
+              </w:rPr>
+              <w:t>pertama</w:t>
+            </w:r>
+            <w:proofErr w:type="spellEnd"/>
+            <w:r>
+              <w:rPr>
+                <w:rFonts w:ascii="Times New Roman" w:hAnsi="Times New Roman"/>
+              </w:rPr>
+              <w:t xml:space="preserve"> </w:t>
+            </w:r>
+            <w:proofErr w:type="spellStart"/>
+            <w:r>
+              <w:rPr>
+                <w:rFonts w:ascii="Times New Roman" w:hAnsi="Times New Roman"/>
+              </w:rPr>
+              <w:t>sampai</w:t>
+            </w:r>
+            <w:proofErr w:type="spellEnd"/>
+            <w:r>
+              <w:rPr>
+                <w:rFonts w:ascii="Times New Roman" w:hAnsi="Times New Roman"/>
+              </w:rPr>
+              <w:t xml:space="preserve"> </w:t>
+            </w:r>
+            <w:proofErr w:type="spellStart"/>
+            <w:r>
+              <w:rPr>
+                <w:rFonts w:ascii="Times New Roman" w:hAnsi="Times New Roman"/>
+              </w:rPr>
+              <w:t>terakhir</w:t>
+            </w:r>
+            <w:proofErr w:type="spellEnd"/>
+          </w:p>
+        </w:tc>
+        <w:tc>
+          <w:tcPr>
+            <w:tcW w:w="3150" w:type="dxa"/>
+            <w:hideMark/>
+          </w:tcPr>
+          <w:p>
+            <w:pPr>
+              <w:tabs>
+                <w:tab w:val="left" w:pos="720"/>
+              </w:tabs>
+              <w:rPr>
+                <w:rFonts w:ascii="Times New Roman" w:hAnsi="Times New Roman"/>
+              </w:rPr>
+            </w:pPr>
+            <w:proofErr w:type="spellStart"/>
+            <w:r>
+              <w:rPr>
+                <w:rFonts w:ascii="Times New Roman" w:hAnsi="Times New Roman"/>
+              </w:rPr>
+              <w:t>Membagi</w:t>
+            </w:r>
+            <w:proofErr w:type="spellEnd"/>
+            <w:r>
+              <w:rPr>
+                <w:rFonts w:ascii="Times New Roman" w:hAnsi="Times New Roman"/>
+              </w:rPr>
+              <w:t xml:space="preserve"> data </w:t>
+            </w:r>
+            <w:proofErr w:type="spellStart"/>
+            <w:r>
+              <w:rPr>
+                <w:rFonts w:ascii="Times New Roman" w:hAnsi="Times New Roman"/>
+              </w:rPr>
+              <w:t>menjadi</w:t>
+            </w:r>
+            <w:proofErr w:type="spellEnd"/>
+            <w:r>
+              <w:rPr>
+                <w:rFonts w:ascii="Times New Roman" w:hAnsi="Times New Roman"/>
+              </w:rPr>
+              <w:t xml:space="preserve"> dua </w:t>
+            </w:r>
+            <w:proofErr w:type="spellStart"/>
+            <w:r>
+              <w:rPr>
+                <w:rFonts w:ascii="Times New Roman" w:hAnsi="Times New Roman"/>
+              </w:rPr>
+              <w:t>bagian</w:t>
+            </w:r>
+            <w:proofErr w:type="spellEnd"/>
+            <w:r>
+              <w:rPr>
+                <w:rFonts w:ascii="Times New Roman" w:hAnsi="Times New Roman"/>
+              </w:rPr>
+              <w:t xml:space="preserve"> </w:t>
+            </w:r>
+            <w:proofErr w:type="spellStart"/>
+            <w:r>
+              <w:rPr>
+                <w:rFonts w:ascii="Times New Roman" w:hAnsi="Times New Roman"/>
+              </w:rPr>
+              <w:t>terus-menerus</w:t>
+            </w:r>
+            <w:proofErr w:type="spellEnd"/>
+            <w:r>
+              <w:rPr>
+                <w:rFonts w:ascii="Times New Roman" w:hAnsi="Times New Roman"/>
+              </w:rPr>
+              <w:t xml:space="preserve"> (</w:t>
+            </w:r>
+            <w:proofErr w:type="spellStart"/>
+            <w:r>
+              <w:rPr>
+                <w:rFonts w:ascii="Times New Roman" w:hAnsi="Times New Roman"/>
+              </w:rPr>
+              <w:t>mencari</w:t>
+            </w:r>
+            <w:proofErr w:type="spellEnd"/>
+            <w:r>
+              <w:rPr>
+                <w:rFonts w:ascii="Times New Roman" w:hAnsi="Times New Roman"/>
+              </w:rPr>
+              <w:t xml:space="preserve"> </w:t>
+            </w:r>
+            <w:proofErr w:type="spellStart"/>
+            <w:r>
+              <w:rPr>
+                <w:rFonts w:ascii="Times New Roman" w:hAnsi="Times New Roman"/>
+              </w:rPr>
+              <w:t>nilai</w:t>
+            </w:r>
+            <w:proofErr w:type="spellEnd"/>
+            <w:r>
+              <w:rPr>
+                <w:rFonts w:ascii="Times New Roman" w:hAnsi="Times New Roman"/>
+              </w:rPr>
+              <w:t xml:space="preserve"> </w:t>
+            </w:r>
+            <w:proofErr w:type="spellStart"/>
+            <w:r>
+              <w:rPr>
+                <w:rFonts w:ascii="Times New Roman" w:hAnsi="Times New Roman"/>
+              </w:rPr>
+              <w:t>tengah</w:t>
+            </w:r>
+            <w:proofErr w:type="spellEnd"/>
+            <w:r>
+              <w:rPr>
+                <w:rFonts w:ascii="Times New Roman" w:hAnsi="Times New Roman"/>
+              </w:rPr>
+              <w:t>).</w:t>
+            </w:r>
+          </w:p>
+        </w:tc>
+      </w:tr>
+      <w:tr>
+        <w:tc>
+          <w:tcPr>
+            <w:tcW w:w="0" w:type="auto"/>
+            <w:hideMark/>
+          </w:tcPr>
+          <w:p>
+            <w:pPr>
+              <w:tabs>
+                <w:tab w:val="left" w:pos="720"/>
+              </w:tabs>
+              <w:rPr>
+                <w:rFonts w:ascii="Times New Roman" w:hAnsi="Times New Roman"/>
+                <w:b/>
+                <w:bCs/>
+              </w:rPr>
+            </w:pPr>
+            <w:proofErr w:type="spellStart"/>
+            <w:r>
+              <w:rPr>
+                <w:rFonts w:ascii="Times New Roman" w:hAnsi="Times New Roman"/>
+                <w:b/>
+                <w:bCs/>
+              </w:rPr>
+              <w:t>Kecepatan</w:t>
+            </w:r>
+            <w:proofErr w:type="spellEnd"/>
+          </w:p>
+        </w:tc>
+        <w:tc>
+          <w:tcPr>
+            <w:tcW w:w="2998" w:type="dxa"/>
+            <w:hideMark/>
+          </w:tcPr>
+          <w:p>
+            <w:pPr>
+              <w:tabs>
+                <w:tab w:val="left" w:pos="720"/>
+              </w:tabs>
+              <w:rPr>
+                <w:rFonts w:ascii="Times New Roman" w:hAnsi="Times New Roman"/>
+              </w:rPr>
+            </w:pPr>
+            <w:proofErr w:type="spellStart"/>
+            <w:r>
+              <w:rPr>
+                <w:rFonts w:ascii="Times New Roman" w:hAnsi="Times New Roman"/>
+              </w:rPr>
+              <w:t>Cepat</w:t>
+            </w:r>
+            <w:proofErr w:type="spellEnd"/>
+            <w:r>
+              <w:rPr>
+                <w:rFonts w:ascii="Times New Roman" w:hAnsi="Times New Roman"/>
+              </w:rPr>
+              <w:t xml:space="preserve"> </w:t>
+            </w:r>
+            <w:proofErr w:type="spellStart"/>
+            <w:r>
+              <w:rPr>
+                <w:rFonts w:ascii="Times New Roman" w:hAnsi="Times New Roman"/>
+              </w:rPr>
+              <w:t>jika</w:t>
+            </w:r>
+            <w:proofErr w:type="spellEnd"/>
+            <w:r>
+              <w:rPr>
+                <w:rFonts w:ascii="Times New Roman" w:hAnsi="Times New Roman"/>
+              </w:rPr>
+              <w:t xml:space="preserve"> data </w:t>
+            </w:r>
+            <w:proofErr w:type="spellStart"/>
+            <w:r>
+              <w:rPr>
+                <w:rFonts w:ascii="Times New Roman" w:hAnsi="Times New Roman"/>
+              </w:rPr>
+              <w:t>sedikit</w:t>
+            </w:r>
+            <w:proofErr w:type="spellEnd"/>
+            <w:r>
+              <w:rPr>
+                <w:rFonts w:ascii="Times New Roman" w:hAnsi="Times New Roman"/>
+              </w:rPr>
+              <w:t xml:space="preserve"> </w:t>
+            </w:r>
+            <w:proofErr w:type="spellStart"/>
+            <w:r>
+              <w:rPr>
+                <w:rFonts w:ascii="Times New Roman" w:hAnsi="Times New Roman"/>
+              </w:rPr>
+              <w:t>atau</w:t>
+            </w:r>
+            <w:proofErr w:type="spellEnd"/>
+            <w:r>
+              <w:rPr>
+                <w:rFonts w:ascii="Times New Roman" w:hAnsi="Times New Roman"/>
+              </w:rPr>
+              <w:t xml:space="preserve"> target </w:t>
+            </w:r>
+            <w:proofErr w:type="spellStart"/>
+            <w:r>
+              <w:rPr>
+                <w:rFonts w:ascii="Times New Roman" w:hAnsi="Times New Roman"/>
+              </w:rPr>
+              <w:t>ada</w:t>
+            </w:r>
+            <w:proofErr w:type="spellEnd"/>
+            <w:r>
+              <w:rPr>
+                <w:rFonts w:ascii="Times New Roman" w:hAnsi="Times New Roman"/>
+              </w:rPr>
+              <w:t xml:space="preserve"> di </w:t>
+            </w:r>
+            <w:proofErr w:type="spellStart"/>
+            <w:r>
+              <w:rPr>
+                <w:rFonts w:ascii="Times New Roman" w:hAnsi="Times New Roman"/>
+              </w:rPr>
+              <w:t>depan</w:t>
+            </w:r>
+            <w:proofErr w:type="spellEnd"/>
+            <w:r>
+              <w:rPr>
+                <w:rFonts w:ascii="Times New Roman" w:hAnsi="Times New Roman"/>
+              </w:rPr>
+              <w:t xml:space="preserve">, </w:t>
+            </w:r>
+            <w:proofErr w:type="spellStart"/>
+            <w:r>
+              <w:rPr>
+                <w:rFonts w:ascii="Times New Roman" w:hAnsi="Times New Roman"/>
+              </w:rPr>
+              <w:t>tapi</w:t>
+            </w:r>
+            <w:proofErr w:type="spellEnd"/>
+            <w:r>
+              <w:rPr>
+                <w:rFonts w:ascii="Times New Roman" w:hAnsi="Times New Roman"/>
+              </w:rPr>
+              <w:t xml:space="preserve"> </w:t>
+            </w:r>
+            <w:proofErr w:type="spellStart"/>
+            <w:r>
+              <w:rPr>
+                <w:rFonts w:ascii="Times New Roman" w:hAnsi="Times New Roman"/>
+              </w:rPr>
+              <w:t>lambat</w:t>
+            </w:r>
+            <w:proofErr w:type="spellEnd"/>
+            <w:r>
+              <w:rPr>
+                <w:rFonts w:ascii="Times New Roman" w:hAnsi="Times New Roman"/>
+              </w:rPr>
+              <w:t xml:space="preserve"> </w:t>
+            </w:r>
+            <w:proofErr w:type="spellStart"/>
+            <w:r>
+              <w:rPr>
+                <w:rFonts w:ascii="Times New Roman" w:hAnsi="Times New Roman"/>
+              </w:rPr>
+              <w:t>untuk</w:t>
+            </w:r>
+            <w:proofErr w:type="spellEnd"/>
+            <w:r>
+              <w:rPr>
+                <w:rFonts w:ascii="Times New Roman" w:hAnsi="Times New Roman"/>
+              </w:rPr>
+              <w:t xml:space="preserve"> data </w:t>
+            </w:r>
+            <w:proofErr w:type="spellStart"/>
+            <w:r>
+              <w:rPr>
+                <w:rFonts w:ascii="Times New Roman" w:hAnsi="Times New Roman"/>
+              </w:rPr>
+              <w:t>besar</w:t>
+            </w:r>
+            <w:proofErr w:type="spellEnd"/>
+          </w:p>
+        </w:tc>
+        <w:tc>
+          <w:tcPr>
+            <w:tcW w:w="3150" w:type="dxa"/>
+            <w:hideMark/>
+          </w:tcPr>
+          <w:p>
+            <w:pPr>
+              <w:tabs>
+                <w:tab w:val="left" w:pos="720"/>
+              </w:tabs>
+              <w:rPr>
+                <w:rFonts w:ascii="Times New Roman" w:hAnsi="Times New Roman"/>
+              </w:rPr>
+            </w:pPr>
+            <w:r>
+              <w:rPr>
+                <w:rFonts w:ascii="Times New Roman" w:hAnsi="Times New Roman"/>
+              </w:rPr>
+              <w:t xml:space="preserve">Sangat </w:t>
+            </w:r>
+            <w:proofErr w:type="spellStart"/>
+            <w:r>
+              <w:rPr>
+                <w:rFonts w:ascii="Times New Roman" w:hAnsi="Times New Roman"/>
+              </w:rPr>
+              <w:t>cepat</w:t>
+            </w:r>
+            <w:proofErr w:type="spellEnd"/>
+            <w:r>
+              <w:rPr>
+                <w:rFonts w:ascii="Times New Roman" w:hAnsi="Times New Roman"/>
+              </w:rPr>
+              <w:t xml:space="preserve"> dan </w:t>
+            </w:r>
+            <w:proofErr w:type="spellStart"/>
+            <w:r>
+              <w:rPr>
+                <w:rFonts w:ascii="Times New Roman" w:hAnsi="Times New Roman"/>
+              </w:rPr>
+              <w:t>efisien</w:t>
+            </w:r>
+            <w:proofErr w:type="spellEnd"/>
+            <w:r>
+              <w:rPr>
+                <w:rFonts w:ascii="Times New Roman" w:hAnsi="Times New Roman"/>
+              </w:rPr>
+              <w:t xml:space="preserve">, </w:t>
+            </w:r>
+            <w:proofErr w:type="spellStart"/>
+            <w:r>
+              <w:rPr>
+                <w:rFonts w:ascii="Times New Roman" w:hAnsi="Times New Roman"/>
+              </w:rPr>
+              <w:t>terutama</w:t>
+            </w:r>
+            <w:proofErr w:type="spellEnd"/>
+            <w:r>
+              <w:rPr>
+                <w:rFonts w:ascii="Times New Roman" w:hAnsi="Times New Roman"/>
+              </w:rPr>
+              <w:t xml:space="preserve"> </w:t>
+            </w:r>
+            <w:proofErr w:type="spellStart"/>
+            <w:r>
+              <w:rPr>
+                <w:rFonts w:ascii="Times New Roman" w:hAnsi="Times New Roman"/>
+              </w:rPr>
+              <w:t>untuk</w:t>
+            </w:r>
+            <w:proofErr w:type="spellEnd"/>
+            <w:r>
+              <w:rPr>
+                <w:rFonts w:ascii="Times New Roman" w:hAnsi="Times New Roman"/>
+              </w:rPr>
+              <w:t xml:space="preserve"> data </w:t>
+            </w:r>
+            <w:proofErr w:type="spellStart"/>
+            <w:r>
+              <w:rPr>
+                <w:rFonts w:ascii="Times New Roman" w:hAnsi="Times New Roman"/>
+              </w:rPr>
+              <w:t>dalam</w:t>
+            </w:r>
+            <w:proofErr w:type="spellEnd"/>
+            <w:r>
+              <w:rPr>
+                <w:rFonts w:ascii="Times New Roman" w:hAnsi="Times New Roman"/>
+              </w:rPr>
+              <w:t xml:space="preserve"> </w:t>
+            </w:r>
+            <w:proofErr w:type="spellStart"/>
+            <w:r>
+              <w:rPr>
+                <w:rFonts w:ascii="Times New Roman" w:hAnsi="Times New Roman"/>
+              </w:rPr>
+              <w:t>jumlah</w:t>
+            </w:r>
+            <w:proofErr w:type="spellEnd"/>
+            <w:r>
+              <w:rPr>
+                <w:rFonts w:ascii="Times New Roman" w:hAnsi="Times New Roman"/>
+              </w:rPr>
+              <w:t xml:space="preserve"> </w:t>
+            </w:r>
+            <w:proofErr w:type="spellStart"/>
+            <w:r>
+              <w:rPr>
+                <w:rFonts w:ascii="Times New Roman" w:hAnsi="Times New Roman"/>
+              </w:rPr>
+              <w:t>banyak</w:t>
+            </w:r>
+            <w:proofErr w:type="spellEnd"/>
+            <w:r>
+              <w:rPr>
+                <w:rFonts w:ascii="Times New Roman" w:hAnsi="Times New Roman"/>
+              </w:rPr>
+              <w:t>.</w:t>
+            </w:r>
+          </w:p>
+        </w:tc>
+      </w:tr>
+    </w:tbl>
+    <w:p>
+      <w:pPr>
+        <w:pStyle w:val="ListParagraph"/>
+        <w:tabs>
+          <w:tab w:val="left" w:pos="720"/>
+        </w:tabs>
+        <w:ind w:left="1440"/>
+        <w:rPr>
+          <w:rFonts w:ascii="Times New Roman" w:hAnsi="Times New Roman"/>
+          <w:b/>
+          <w:bCs/>
+        </w:rPr>
+      </w:pPr>
+    </w:p>
+    <w:p>
+      <w:pPr>
+        <w:pStyle w:val="ListParagraph"/>
+        <w:numPr>
+          <w:ilvl w:val="0"/>
+          <w:numId w:val="17"/>
+        </w:numPr>
+        <w:tabs>
+          <w:tab w:val="left" w:pos="720"/>
+        </w:tabs>
+        <w:ind w:left="1440"/>
+        <w:rPr>
+          <w:rFonts w:ascii="Times New Roman" w:hAnsi="Times New Roman"/>
+          <w:b/>
+          <w:bCs/>
+        </w:rPr>
+      </w:pPr>
+      <w:proofErr w:type="spellStart"/>
+      <w:r>
+        <w:rPr>
+          <w:rFonts w:ascii="Times New Roman" w:hAnsi="Times New Roman"/>
+          <w:b/>
+          <w:bCs/>
+        </w:rPr>
+        <w:t>Kelebihan</w:t>
+      </w:r>
+      <w:proofErr w:type="spellEnd"/>
+    </w:p>
+    <w:p>
+      <w:pPr>
+        <w:pStyle w:val="ListParagraph"/>
+        <w:numPr>
+          <w:ilvl w:val="0"/>
+          <w:numId w:val="23"/>
+        </w:numPr>
+        <w:tabs>
+          <w:tab w:val="left" w:pos="720"/>
+        </w:tabs>
+        <w:rPr>
+          <w:rFonts w:ascii="Times New Roman" w:hAnsi="Times New Roman"/>
+          <w:b/>
+          <w:bCs/>
+        </w:rPr>
+      </w:pPr>
+      <w:proofErr w:type="spellStart"/>
+      <w:r>
+        <w:rPr>
+          <w:rFonts w:ascii="Times New Roman" w:hAnsi="Times New Roman"/>
+          <w:b/>
+          <w:bCs/>
+        </w:rPr>
+        <w:t>Kelebihan</w:t>
+      </w:r>
+      <w:proofErr w:type="spellEnd"/>
+      <w:r>
+        <w:rPr>
+          <w:rFonts w:ascii="Times New Roman" w:hAnsi="Times New Roman"/>
+          <w:b/>
+          <w:bCs/>
+        </w:rPr>
+        <w:t xml:space="preserve"> Sequential Search: </w:t>
+      </w:r>
+      <w:r>
+        <w:rPr>
+          <w:rFonts w:ascii="Times New Roman" w:hAnsi="Times New Roman"/>
+        </w:rPr>
+        <w:t xml:space="preserve">Sangat </w:t>
+      </w:r>
+      <w:proofErr w:type="spellStart"/>
+      <w:r>
+        <w:rPr>
+          <w:rFonts w:ascii="Times New Roman" w:hAnsi="Times New Roman"/>
+        </w:rPr>
+        <w:t>praktis</w:t>
+      </w:r>
+      <w:proofErr w:type="spellEnd"/>
+      <w:r>
+        <w:rPr>
+          <w:rFonts w:ascii="Times New Roman" w:hAnsi="Times New Roman"/>
+        </w:rPr>
+        <w:t xml:space="preserve"> </w:t>
+      </w:r>
+      <w:proofErr w:type="spellStart"/>
+      <w:r>
+        <w:rPr>
+          <w:rFonts w:ascii="Times New Roman" w:hAnsi="Times New Roman"/>
+        </w:rPr>
+        <w:t>digunakan</w:t>
+      </w:r>
+      <w:proofErr w:type="spellEnd"/>
+      <w:r>
+        <w:rPr>
+          <w:rFonts w:ascii="Times New Roman" w:hAnsi="Times New Roman"/>
+        </w:rPr>
+        <w:t xml:space="preserve"> </w:t>
+      </w:r>
+      <w:proofErr w:type="spellStart"/>
+      <w:r>
+        <w:rPr>
+          <w:rFonts w:ascii="Times New Roman" w:hAnsi="Times New Roman"/>
+        </w:rPr>
+        <w:t>jika</w:t>
+      </w:r>
+      <w:proofErr w:type="spellEnd"/>
+      <w:r>
+        <w:rPr>
+          <w:rFonts w:ascii="Times New Roman" w:hAnsi="Times New Roman"/>
+        </w:rPr>
+        <w:t xml:space="preserve"> data </w:t>
+      </w:r>
+      <w:proofErr w:type="spellStart"/>
+      <w:r>
+        <w:rPr>
+          <w:rFonts w:ascii="Times New Roman" w:hAnsi="Times New Roman"/>
+        </w:rPr>
+        <w:t>kamu</w:t>
+      </w:r>
+      <w:proofErr w:type="spellEnd"/>
+      <w:r>
+        <w:rPr>
+          <w:rFonts w:ascii="Times New Roman" w:hAnsi="Times New Roman"/>
+        </w:rPr>
+        <w:t xml:space="preserve"> </w:t>
+      </w:r>
+      <w:proofErr w:type="spellStart"/>
+      <w:r>
+        <w:rPr>
+          <w:rFonts w:ascii="Times New Roman" w:hAnsi="Times New Roman"/>
+        </w:rPr>
+        <w:t>sering</w:t>
+      </w:r>
+      <w:proofErr w:type="spellEnd"/>
+      <w:r>
+        <w:rPr>
+          <w:rFonts w:ascii="Times New Roman" w:hAnsi="Times New Roman"/>
+        </w:rPr>
+        <w:t xml:space="preserve"> </w:t>
+      </w:r>
+      <w:proofErr w:type="spellStart"/>
+      <w:r>
+        <w:rPr>
+          <w:rFonts w:ascii="Times New Roman" w:hAnsi="Times New Roman"/>
+        </w:rPr>
+        <w:t>berubah-ubah</w:t>
+      </w:r>
+      <w:proofErr w:type="spellEnd"/>
+      <w:r>
+        <w:rPr>
+          <w:rFonts w:ascii="Times New Roman" w:hAnsi="Times New Roman"/>
+        </w:rPr>
+        <w:t xml:space="preserve"> (</w:t>
+      </w:r>
+      <w:proofErr w:type="spellStart"/>
+      <w:r>
+        <w:rPr>
+          <w:rFonts w:ascii="Times New Roman" w:hAnsi="Times New Roman"/>
+        </w:rPr>
+        <w:t>sering</w:t>
+      </w:r>
+      <w:proofErr w:type="spellEnd"/>
+      <w:r>
+        <w:rPr>
+          <w:rFonts w:ascii="Times New Roman" w:hAnsi="Times New Roman"/>
+        </w:rPr>
+        <w:t xml:space="preserve"> </w:t>
+      </w:r>
+      <w:proofErr w:type="spellStart"/>
+      <w:r>
+        <w:rPr>
+          <w:rFonts w:ascii="Times New Roman" w:hAnsi="Times New Roman"/>
+        </w:rPr>
+        <w:t>ada</w:t>
+      </w:r>
+      <w:proofErr w:type="spellEnd"/>
+      <w:r>
+        <w:rPr>
+          <w:rFonts w:ascii="Times New Roman" w:hAnsi="Times New Roman"/>
+        </w:rPr>
+        <w:t xml:space="preserve"> </w:t>
+      </w:r>
+      <w:proofErr w:type="spellStart"/>
+      <w:r>
+        <w:rPr>
+          <w:rFonts w:ascii="Times New Roman" w:hAnsi="Times New Roman"/>
+        </w:rPr>
+        <w:t>tambah</w:t>
+      </w:r>
+      <w:proofErr w:type="spellEnd"/>
+      <w:r>
+        <w:rPr>
+          <w:rFonts w:ascii="Times New Roman" w:hAnsi="Times New Roman"/>
+        </w:rPr>
+        <w:t xml:space="preserve">/hapus data) </w:t>
+      </w:r>
+      <w:proofErr w:type="spellStart"/>
+      <w:r>
+        <w:rPr>
+          <w:rFonts w:ascii="Times New Roman" w:hAnsi="Times New Roman"/>
+        </w:rPr>
+        <w:t>karena</w:t>
+      </w:r>
+      <w:proofErr w:type="spellEnd"/>
+      <w:r>
+        <w:rPr>
+          <w:rFonts w:ascii="Times New Roman" w:hAnsi="Times New Roman"/>
+        </w:rPr>
+        <w:t xml:space="preserve"> </w:t>
+      </w:r>
+      <w:proofErr w:type="spellStart"/>
+      <w:r>
+        <w:rPr>
+          <w:rFonts w:ascii="Times New Roman" w:hAnsi="Times New Roman"/>
+        </w:rPr>
+        <w:t>kamu</w:t>
+      </w:r>
+      <w:proofErr w:type="spellEnd"/>
+      <w:r>
+        <w:rPr>
+          <w:rFonts w:ascii="Times New Roman" w:hAnsi="Times New Roman"/>
+        </w:rPr>
+        <w:t xml:space="preserve"> </w:t>
+      </w:r>
+      <w:proofErr w:type="spellStart"/>
+      <w:r>
+        <w:rPr>
+          <w:rFonts w:ascii="Times New Roman" w:hAnsi="Times New Roman"/>
+        </w:rPr>
+        <w:t>tidak</w:t>
+      </w:r>
+      <w:proofErr w:type="spellEnd"/>
+      <w:r>
+        <w:rPr>
+          <w:rFonts w:ascii="Times New Roman" w:hAnsi="Times New Roman"/>
+        </w:rPr>
+        <w:t xml:space="preserve"> </w:t>
+      </w:r>
+      <w:proofErr w:type="spellStart"/>
+      <w:r>
+        <w:rPr>
+          <w:rFonts w:ascii="Times New Roman" w:hAnsi="Times New Roman"/>
+        </w:rPr>
+        <w:t>perlu</w:t>
+      </w:r>
+      <w:proofErr w:type="spellEnd"/>
+      <w:r>
+        <w:rPr>
+          <w:rFonts w:ascii="Times New Roman" w:hAnsi="Times New Roman"/>
+        </w:rPr>
+        <w:t xml:space="preserve"> repot-repot </w:t>
+      </w:r>
+      <w:proofErr w:type="spellStart"/>
+      <w:r>
+        <w:rPr>
+          <w:rFonts w:ascii="Times New Roman" w:hAnsi="Times New Roman"/>
+        </w:rPr>
+        <w:t>melakukan</w:t>
+      </w:r>
+      <w:proofErr w:type="spellEnd"/>
+      <w:r>
+        <w:rPr>
+          <w:rFonts w:ascii="Times New Roman" w:hAnsi="Times New Roman"/>
+        </w:rPr>
+        <w:t xml:space="preserve"> sorting </w:t>
+      </w:r>
+      <w:proofErr w:type="spellStart"/>
+      <w:r>
+        <w:rPr>
+          <w:rFonts w:ascii="Times New Roman" w:hAnsi="Times New Roman"/>
+        </w:rPr>
+        <w:t>ulang</w:t>
+      </w:r>
+      <w:proofErr w:type="spellEnd"/>
+      <w:r>
+        <w:rPr>
+          <w:rFonts w:ascii="Times New Roman" w:hAnsi="Times New Roman"/>
+        </w:rPr>
+        <w:t xml:space="preserve"> </w:t>
+      </w:r>
+      <w:proofErr w:type="spellStart"/>
+      <w:r>
+        <w:rPr>
+          <w:rFonts w:ascii="Times New Roman" w:hAnsi="Times New Roman"/>
+        </w:rPr>
+        <w:t>setiap</w:t>
+      </w:r>
+      <w:proofErr w:type="spellEnd"/>
+      <w:r>
+        <w:rPr>
+          <w:rFonts w:ascii="Times New Roman" w:hAnsi="Times New Roman"/>
+        </w:rPr>
+        <w:t xml:space="preserve"> kali </w:t>
+      </w:r>
+      <w:proofErr w:type="spellStart"/>
+      <w:r>
+        <w:rPr>
+          <w:rFonts w:ascii="Times New Roman" w:hAnsi="Times New Roman"/>
+        </w:rPr>
+        <w:t>ingin</w:t>
+      </w:r>
+      <w:proofErr w:type="spellEnd"/>
+      <w:r>
+        <w:rPr>
+          <w:rFonts w:ascii="Times New Roman" w:hAnsi="Times New Roman"/>
+        </w:rPr>
+        <w:t xml:space="preserve"> </w:t>
+      </w:r>
+      <w:proofErr w:type="spellStart"/>
+      <w:r>
+        <w:rPr>
+          <w:rFonts w:ascii="Times New Roman" w:hAnsi="Times New Roman"/>
+        </w:rPr>
+        <w:t>mencari</w:t>
+      </w:r>
+      <w:proofErr w:type="spellEnd"/>
+      <w:r>
+        <w:rPr>
+          <w:rFonts w:ascii="Times New Roman" w:hAnsi="Times New Roman"/>
+        </w:rPr>
+        <w:t xml:space="preserve"> </w:t>
+      </w:r>
+      <w:proofErr w:type="spellStart"/>
+      <w:r>
+        <w:rPr>
+          <w:rFonts w:ascii="Times New Roman" w:hAnsi="Times New Roman"/>
+        </w:rPr>
+        <w:t>sesuatu</w:t>
+      </w:r>
+      <w:proofErr w:type="spellEnd"/>
+      <w:r>
+        <w:rPr>
+          <w:rFonts w:ascii="Times New Roman" w:hAnsi="Times New Roman"/>
+        </w:rPr>
+        <w:t xml:space="preserve"> Metode </w:t>
+      </w:r>
+      <w:proofErr w:type="spellStart"/>
+      <w:r>
+        <w:rPr>
+          <w:rFonts w:ascii="Times New Roman" w:hAnsi="Times New Roman"/>
+        </w:rPr>
         <w:t>ini</w:t>
       </w:r>
       <w:proofErr w:type="spellEnd"/>
@@ -2722,6 +4933,20 @@
         <w:rPr>
           <w:rFonts w:ascii="Times New Roman" w:hAnsi="Times New Roman"/>
         </w:rPr>
+        <w:t xml:space="preserve"> juga </w:t>
+      </w:r>
+      <w:proofErr w:type="spellStart"/>
+      <w:r>
+        <w:rPr>
+          <w:rFonts w:ascii="Times New Roman" w:hAnsi="Times New Roman"/>
+        </w:rPr>
+        <w:t>merupakan</w:t>
+      </w:r>
+      <w:proofErr w:type="spellEnd"/>
+      <w:r>
+        <w:rPr>
+          <w:rFonts w:ascii="Times New Roman" w:hAnsi="Times New Roman"/>
+        </w:rPr>
         <w:t xml:space="preserve"> </w:t>
       </w:r>
       <w:proofErr w:type="spellStart"/>
@@ -2729,6 +4954,277 @@
         <w:rPr>
           <w:rFonts w:ascii="Times New Roman" w:hAnsi="Times New Roman"/>
         </w:rPr>
+        <w:t>pilihan</w:t>
+      </w:r>
+      <w:proofErr w:type="spellEnd"/>
+      <w:r>
+        <w:rPr>
+          <w:rFonts w:ascii="Times New Roman" w:hAnsi="Times New Roman"/>
+        </w:rPr>
+        <w:t xml:space="preserve"> </w:t>
+      </w:r>
+      <w:proofErr w:type="spellStart"/>
+      <w:r>
+        <w:rPr>
+          <w:rFonts w:ascii="Times New Roman" w:hAnsi="Times New Roman"/>
+        </w:rPr>
+        <w:t>terbaik</w:t>
+      </w:r>
+      <w:proofErr w:type="spellEnd"/>
+      <w:r>
+        <w:rPr>
+          <w:rFonts w:ascii="Times New Roman" w:hAnsi="Times New Roman"/>
+        </w:rPr>
+        <w:t xml:space="preserve"> </w:t>
+      </w:r>
+      <w:proofErr w:type="spellStart"/>
+      <w:r>
+        <w:rPr>
+          <w:rFonts w:ascii="Times New Roman" w:hAnsi="Times New Roman"/>
+        </w:rPr>
+        <w:t>untuk</w:t>
+      </w:r>
+      <w:proofErr w:type="spellEnd"/>
+      <w:r>
+        <w:rPr>
+          <w:rFonts w:ascii="Times New Roman" w:hAnsi="Times New Roman"/>
+        </w:rPr>
+        <w:t xml:space="preserve"> </w:t>
+      </w:r>
+      <w:proofErr w:type="spellStart"/>
+      <w:r>
+        <w:rPr>
+          <w:rFonts w:ascii="Times New Roman" w:hAnsi="Times New Roman"/>
+        </w:rPr>
+        <w:t>kumpulan</w:t>
+      </w:r>
+      <w:proofErr w:type="spellEnd"/>
+      <w:r>
+        <w:rPr>
+          <w:rFonts w:ascii="Times New Roman" w:hAnsi="Times New Roman"/>
+        </w:rPr>
+        <w:t xml:space="preserve"> data yang </w:t>
+      </w:r>
+      <w:proofErr w:type="spellStart"/>
+      <w:r>
+        <w:rPr>
+          <w:rFonts w:ascii="Times New Roman" w:hAnsi="Times New Roman"/>
+        </w:rPr>
+        <w:t>ukurannya</w:t>
+      </w:r>
+      <w:proofErr w:type="spellEnd"/>
+      <w:r>
+        <w:rPr>
+          <w:rFonts w:ascii="Times New Roman" w:hAnsi="Times New Roman"/>
+        </w:rPr>
+        <w:t xml:space="preserve"> </w:t>
+      </w:r>
+      <w:proofErr w:type="spellStart"/>
+      <w:r>
+        <w:rPr>
+          <w:rFonts w:ascii="Times New Roman" w:hAnsi="Times New Roman"/>
+        </w:rPr>
+        <w:t>kecil</w:t>
+      </w:r>
+      <w:proofErr w:type="spellEnd"/>
+      <w:r>
+        <w:rPr>
+          <w:rFonts w:ascii="Times New Roman" w:hAnsi="Times New Roman"/>
+        </w:rPr>
+        <w:t>.</w:t>
+      </w:r>
+    </w:p>
+    <w:p>
+      <w:pPr>
+        <w:pStyle w:val="ListParagraph"/>
+        <w:numPr>
+          <w:ilvl w:val="0"/>
+          <w:numId w:val="23"/>
+        </w:numPr>
+        <w:tabs>
+          <w:tab w:val="left" w:pos="720"/>
+        </w:tabs>
+        <w:rPr>
+          <w:rFonts w:ascii="Times New Roman" w:hAnsi="Times New Roman"/>
+        </w:rPr>
+      </w:pPr>
+      <w:proofErr w:type="spellStart"/>
+      <w:r>
+        <w:rPr>
+          <w:rFonts w:ascii="Times New Roman" w:hAnsi="Times New Roman"/>
+          <w:b/>
+          <w:bCs/>
+        </w:rPr>
+        <w:t>Kelebihan</w:t>
+      </w:r>
+      <w:proofErr w:type="spellEnd"/>
+      <w:r>
+        <w:rPr>
+          <w:rFonts w:ascii="Times New Roman" w:hAnsi="Times New Roman"/>
+          <w:b/>
+          <w:bCs/>
+        </w:rPr>
+        <w:t xml:space="preserve"> Binary Search: </w:t>
+      </w:r>
+      <w:proofErr w:type="spellStart"/>
+      <w:r>
+        <w:rPr>
+          <w:rFonts w:ascii="Times New Roman" w:hAnsi="Times New Roman"/>
+        </w:rPr>
+        <w:t>Merupakan</w:t>
+      </w:r>
+      <w:proofErr w:type="spellEnd"/>
+      <w:r>
+        <w:rPr>
+          <w:rFonts w:ascii="Times New Roman" w:hAnsi="Times New Roman"/>
+        </w:rPr>
+        <w:t xml:space="preserve"> </w:t>
+      </w:r>
+      <w:proofErr w:type="spellStart"/>
+      <w:r>
+        <w:rPr>
+          <w:rFonts w:ascii="Times New Roman" w:hAnsi="Times New Roman"/>
+        </w:rPr>
+        <w:t>algoritma</w:t>
+      </w:r>
+      <w:proofErr w:type="spellEnd"/>
+      <w:r>
+        <w:rPr>
+          <w:rFonts w:ascii="Times New Roman" w:hAnsi="Times New Roman"/>
+        </w:rPr>
+        <w:t xml:space="preserve"> </w:t>
+      </w:r>
+      <w:proofErr w:type="spellStart"/>
+      <w:r>
+        <w:rPr>
+          <w:rFonts w:ascii="Times New Roman" w:hAnsi="Times New Roman"/>
+        </w:rPr>
+        <w:t>pencarian</w:t>
+      </w:r>
+      <w:proofErr w:type="spellEnd"/>
+      <w:r>
+        <w:rPr>
+          <w:rFonts w:ascii="Times New Roman" w:hAnsi="Times New Roman"/>
+        </w:rPr>
+        <w:t xml:space="preserve"> yang </w:t>
+      </w:r>
+      <w:proofErr w:type="spellStart"/>
+      <w:r>
+        <w:rPr>
+          <w:rFonts w:ascii="Times New Roman" w:hAnsi="Times New Roman"/>
+        </w:rPr>
+        <w:t>jauh</w:t>
+      </w:r>
+      <w:proofErr w:type="spellEnd"/>
+      <w:r>
+        <w:rPr>
+          <w:rFonts w:ascii="Times New Roman" w:hAnsi="Times New Roman"/>
+        </w:rPr>
+        <w:t xml:space="preserve"> </w:t>
+      </w:r>
+      <w:proofErr w:type="spellStart"/>
+      <w:r>
+        <w:rPr>
+          <w:rFonts w:ascii="Times New Roman" w:hAnsi="Times New Roman"/>
+        </w:rPr>
+        <w:t>lebih</w:t>
+      </w:r>
+      <w:proofErr w:type="spellEnd"/>
+      <w:r>
+        <w:rPr>
+          <w:rFonts w:ascii="Times New Roman" w:hAnsi="Times New Roman"/>
+        </w:rPr>
+        <w:t xml:space="preserve"> </w:t>
+      </w:r>
+      <w:proofErr w:type="spellStart"/>
+      <w:r>
+        <w:rPr>
+          <w:rFonts w:ascii="Times New Roman" w:hAnsi="Times New Roman"/>
+        </w:rPr>
+        <w:t>cerdas</w:t>
+      </w:r>
+      <w:proofErr w:type="spellEnd"/>
+      <w:r>
+        <w:rPr>
+          <w:rFonts w:ascii="Times New Roman" w:hAnsi="Times New Roman"/>
+        </w:rPr>
+        <w:t xml:space="preserve"> dan </w:t>
+      </w:r>
+      <w:proofErr w:type="spellStart"/>
+      <w:r>
+        <w:rPr>
+          <w:rFonts w:ascii="Times New Roman" w:hAnsi="Times New Roman"/>
+        </w:rPr>
+        <w:t>cepat</w:t>
+      </w:r>
+      <w:proofErr w:type="spellEnd"/>
+      <w:r>
+        <w:rPr>
+          <w:rFonts w:ascii="Times New Roman" w:hAnsi="Times New Roman"/>
+        </w:rPr>
+        <w:t xml:space="preserve"> </w:t>
+      </w:r>
+      <w:proofErr w:type="spellStart"/>
+      <w:r>
+        <w:rPr>
+          <w:rFonts w:ascii="Times New Roman" w:hAnsi="Times New Roman"/>
+        </w:rPr>
+        <w:t>untuk</w:t>
+      </w:r>
+      <w:proofErr w:type="spellEnd"/>
+      <w:r>
+        <w:rPr>
+          <w:rFonts w:ascii="Times New Roman" w:hAnsi="Times New Roman"/>
+        </w:rPr>
+        <w:t xml:space="preserve"> data </w:t>
+      </w:r>
+      <w:proofErr w:type="spellStart"/>
+      <w:r>
+        <w:rPr>
+          <w:rFonts w:ascii="Times New Roman" w:hAnsi="Times New Roman"/>
+        </w:rPr>
+        <w:t>skala</w:t>
+      </w:r>
+      <w:proofErr w:type="spellEnd"/>
+      <w:r>
+        <w:rPr>
+          <w:rFonts w:ascii="Times New Roman" w:hAnsi="Times New Roman"/>
+        </w:rPr>
+        <w:t xml:space="preserve"> </w:t>
+      </w:r>
+      <w:proofErr w:type="spellStart"/>
+      <w:r>
+        <w:rPr>
+          <w:rFonts w:ascii="Times New Roman" w:hAnsi="Times New Roman"/>
+        </w:rPr>
+        <w:t>besar</w:t>
+      </w:r>
+      <w:proofErr w:type="spellEnd"/>
+      <w:r>
+        <w:rPr>
+          <w:rFonts w:ascii="Times New Roman" w:hAnsi="Times New Roman"/>
+        </w:rPr>
+        <w:t xml:space="preserve">. </w:t>
+      </w:r>
+      <w:proofErr w:type="spellStart"/>
+      <w:r>
+        <w:rPr>
+          <w:rFonts w:ascii="Times New Roman" w:hAnsi="Times New Roman"/>
+        </w:rPr>
+        <w:t>Dengan</w:t>
+      </w:r>
+      <w:proofErr w:type="spellEnd"/>
+      <w:r>
+        <w:rPr>
+          <w:rFonts w:ascii="Times New Roman" w:hAnsi="Times New Roman"/>
+        </w:rPr>
+        <w:t xml:space="preserve"> </w:t>
+      </w:r>
+      <w:proofErr w:type="spellStart"/>
+      <w:r>
+        <w:rPr>
+          <w:rFonts w:ascii="Times New Roman" w:hAnsi="Times New Roman"/>
+        </w:rPr>
         <w:t>membagi</w:t>
       </w:r>
       <w:proofErr w:type="spellEnd"/>
@@ -2736,6 +5232,34 @@
         <w:rPr>
           <w:rFonts w:ascii="Times New Roman" w:hAnsi="Times New Roman"/>
         </w:rPr>
+        <w:t xml:space="preserve"> data </w:t>
+      </w:r>
+      <w:proofErr w:type="spellStart"/>
+      <w:r>
+        <w:rPr>
+          <w:rFonts w:ascii="Times New Roman" w:hAnsi="Times New Roman"/>
+        </w:rPr>
+        <w:t>menjadi</w:t>
+      </w:r>
+      <w:proofErr w:type="spellEnd"/>
+      <w:r>
+        <w:rPr>
+          <w:rFonts w:ascii="Times New Roman" w:hAnsi="Times New Roman"/>
+        </w:rPr>
+        <w:t xml:space="preserve"> dua di </w:t>
+      </w:r>
+      <w:proofErr w:type="spellStart"/>
+      <w:r>
+        <w:rPr>
+          <w:rFonts w:ascii="Times New Roman" w:hAnsi="Times New Roman"/>
+        </w:rPr>
+        <w:t>setiap</w:t>
+      </w:r>
+      <w:proofErr w:type="spellEnd"/>
+      <w:r>
+        <w:rPr>
+          <w:rFonts w:ascii="Times New Roman" w:hAnsi="Times New Roman"/>
+        </w:rPr>
         <w:t xml:space="preserve"> </w:t>
       </w:r>
       <w:proofErr w:type="spellStart"/>
@@ -2743,7 +5267,21 @@
         <w:rPr>
           <w:rFonts w:ascii="Times New Roman" w:hAnsi="Times New Roman"/>
         </w:rPr>
-        <w:t>ruang</w:t>
+        <w:t>langkahnya</w:t>
+      </w:r>
+      <w:proofErr w:type="spellEnd"/>
+      <w:r>
+        <w:rPr>
+          <w:rFonts w:ascii="Times New Roman" w:hAnsi="Times New Roman"/>
+        </w:rPr>
+        <w:t xml:space="preserve">, </w:t>
+      </w:r>
+      <w:proofErr w:type="spellStart"/>
+      <w:r>
+        <w:rPr>
+          <w:rFonts w:ascii="Times New Roman" w:hAnsi="Times New Roman"/>
+        </w:rPr>
+        <w:t>jumlah</w:t>
       </w:r>
       <w:proofErr w:type="spellEnd"/>
       <w:r>
@@ -2757,7 +5295,21 @@
         <w:rPr>
           <w:rFonts w:ascii="Times New Roman" w:hAnsi="Times New Roman"/>
         </w:rPr>
-        <w:t>pencarian</w:t>
+        <w:t>pengecekan</w:t>
+      </w:r>
+      <w:proofErr w:type="spellEnd"/>
+      <w:r>
+        <w:rPr>
+          <w:rFonts w:ascii="Times New Roman" w:hAnsi="Times New Roman"/>
+        </w:rPr>
+        <w:t xml:space="preserve"> yang </w:t>
+      </w:r>
+      <w:proofErr w:type="spellStart"/>
+      <w:r>
+        <w:rPr>
+          <w:rFonts w:ascii="Times New Roman" w:hAnsi="Times New Roman"/>
+        </w:rPr>
+        <w:t>dilakukan</w:t>
       </w:r>
       <w:proofErr w:type="spellEnd"/>
       <w:r>
@@ -2778,28 +5330,14 @@
         <w:rPr>
           <w:rFonts w:ascii="Times New Roman" w:hAnsi="Times New Roman"/>
         </w:rPr>
-        <w:t xml:space="preserve"> dua </w:t>
-      </w:r>
-      <w:proofErr w:type="spellStart"/>
-      <w:r>
-        <w:rPr>
-          <w:rFonts w:ascii="Times New Roman" w:hAnsi="Times New Roman"/>
-        </w:rPr>
-        <w:t>bagian</w:t>
-      </w:r>
-      <w:proofErr w:type="spellEnd"/>
-      <w:r>
-        <w:rPr>
-          <w:rFonts w:ascii="Times New Roman" w:hAnsi="Times New Roman"/>
-        </w:rPr>
-        <w:t xml:space="preserve"> pada </w:t>
-      </w:r>
-      <w:proofErr w:type="spellStart"/>
-      <w:r>
-        <w:rPr>
-          <w:rFonts w:ascii="Times New Roman" w:hAnsi="Times New Roman"/>
-        </w:rPr>
-        <w:t>setiap</w:t>
+        <w:t xml:space="preserve"> sangat minimal </w:t>
+      </w:r>
+      <w:proofErr w:type="spellStart"/>
+      <w:r>
+        <w:rPr>
+          <w:rFonts w:ascii="Times New Roman" w:hAnsi="Times New Roman"/>
+        </w:rPr>
+        <w:t>dibandingkan</w:t>
       </w:r>
       <w:proofErr w:type="spellEnd"/>
       <w:r>
@@ -2813,21 +5351,7 @@
         <w:rPr>
           <w:rFonts w:ascii="Times New Roman" w:hAnsi="Times New Roman"/>
         </w:rPr>
-        <w:t>iterasinya</w:t>
-      </w:r>
-      <w:proofErr w:type="spellEnd"/>
-      <w:r>
-        <w:rPr>
-          <w:rFonts w:ascii="Times New Roman" w:hAnsi="Times New Roman"/>
-        </w:rPr>
-        <w:t xml:space="preserve">, </w:t>
-      </w:r>
-      <w:proofErr w:type="spellStart"/>
-      <w:r>
-        <w:rPr>
-          <w:rFonts w:ascii="Times New Roman" w:hAnsi="Times New Roman"/>
-        </w:rPr>
-        <w:t>sehingga</w:t>
+        <w:t>harus</w:t>
       </w:r>
       <w:proofErr w:type="spellEnd"/>
       <w:r>
@@ -2841,7 +5365,7 @@
         <w:rPr>
           <w:rFonts w:ascii="Times New Roman" w:hAnsi="Times New Roman"/>
         </w:rPr>
-        <w:t>jumlah</w:t>
+        <w:t>mengecek</w:t>
       </w:r>
       <w:proofErr w:type="spellEnd"/>
       <w:r>
@@ -2855,94 +5379,29 @@
         <w:rPr>
           <w:rFonts w:ascii="Times New Roman" w:hAnsi="Times New Roman"/>
         </w:rPr>
-        <w:t>langkah</w:t>
-      </w:r>
-      <w:proofErr w:type="spellEnd"/>
-      <w:r>
-        <w:rPr>
-          <w:rFonts w:ascii="Times New Roman" w:hAnsi="Times New Roman"/>
-        </w:rPr>
-        <w:t xml:space="preserve"> yang </w:t>
-      </w:r>
-      <w:proofErr w:type="spellStart"/>
-      <w:r>
-        <w:rPr>
-          <w:rFonts w:ascii="Times New Roman" w:hAnsi="Times New Roman"/>
-        </w:rPr>
-        <w:t>diperlukan</w:t>
-      </w:r>
-      <w:proofErr w:type="spellEnd"/>
-      <w:r>
-        <w:rPr>
-          <w:rFonts w:ascii="Times New Roman" w:hAnsi="Times New Roman"/>
-        </w:rPr>
-        <w:t xml:space="preserve"> </w:t>
-      </w:r>
-      <w:proofErr w:type="spellStart"/>
-      <w:r>
-        <w:rPr>
-          <w:rFonts w:ascii="Times New Roman" w:hAnsi="Times New Roman"/>
-        </w:rPr>
-        <w:t>adalah</w:t>
-      </w:r>
-      <w:proofErr w:type="spellEnd"/>
-      <w:r>
-        <w:rPr>
-          <w:rFonts w:ascii="Times New Roman" w:hAnsi="Times New Roman"/>
-        </w:rPr>
-        <w:t xml:space="preserve"> </w:t>
-      </w:r>
-      <w:proofErr w:type="spellStart"/>
-      <w:r>
-        <w:rPr>
-          <w:rFonts w:ascii="Times New Roman" w:hAnsi="Times New Roman"/>
-        </w:rPr>
-        <w:t>logaritmik</w:t>
-      </w:r>
-      <w:proofErr w:type="spellEnd"/>
-      <w:r>
-        <w:rPr>
-          <w:rFonts w:ascii="Times New Roman" w:hAnsi="Times New Roman"/>
-        </w:rPr>
-        <w:t xml:space="preserve"> </w:t>
-      </w:r>
-      <w:proofErr w:type="spellStart"/>
-      <w:r>
-        <w:rPr>
-          <w:rFonts w:ascii="Times New Roman" w:hAnsi="Times New Roman"/>
-        </w:rPr>
-        <w:t>terhadap</w:t>
-      </w:r>
-      <w:proofErr w:type="spellEnd"/>
-      <w:r>
-        <w:rPr>
-          <w:rFonts w:ascii="Times New Roman" w:hAnsi="Times New Roman"/>
-        </w:rPr>
-        <w:t xml:space="preserve"> </w:t>
-      </w:r>
-      <w:proofErr w:type="spellStart"/>
-      <w:r>
-        <w:rPr>
-          <w:rFonts w:ascii="Times New Roman" w:hAnsi="Times New Roman"/>
-        </w:rPr>
-        <w:t>ukuran</w:t>
-      </w:r>
-      <w:proofErr w:type="spellEnd"/>
-      <w:r>
-        <w:rPr>
-          <w:rFonts w:ascii="Times New Roman" w:hAnsi="Times New Roman"/>
-        </w:rPr>
-        <w:t xml:space="preserve"> input ($n$).</w:t>
-      </w:r>
-    </w:p>
-    <w:p>
-      <w:pPr>
-        <w:pStyle w:val="ListParagraph"/>
-        <w:ind w:left="1080"/>
-        <w:rPr>
-          <w:rFonts w:ascii="Times New Roman" w:hAnsi="Times New Roman"/>
-        </w:rPr>
-      </w:pPr>
+        <w:t>satu</w:t>
+      </w:r>
+      <w:proofErr w:type="spellEnd"/>
+      <w:r>
+        <w:rPr>
+          <w:rFonts w:ascii="Times New Roman" w:hAnsi="Times New Roman"/>
+        </w:rPr>
+        <w:t xml:space="preserve"> per </w:t>
+      </w:r>
+      <w:proofErr w:type="spellStart"/>
+      <w:r>
+        <w:rPr>
+          <w:rFonts w:ascii="Times New Roman" w:hAnsi="Times New Roman"/>
+        </w:rPr>
+        <w:t>satu</w:t>
+      </w:r>
+      <w:proofErr w:type="spellEnd"/>
+      <w:r>
+        <w:rPr>
+          <w:rFonts w:ascii="Times New Roman" w:hAnsi="Times New Roman"/>
+        </w:rPr>
+        <w:t>.</w:t>
+      </w:r>
     </w:p>
     <w:sectPr>
       <w:type w:val="continuous"/>
@@ -3121,6 +5580,640 @@
     </w:lvl>
   </w:abstractNum>
   <w:abstractNum w:abstractNumId="1" w15:restartNumberingAfterBreak="0">
+    <w:nsid w:val="0AEF2A7A"/>
+    <w:multiLevelType w:val="hybridMultilevel"/>
+    <w:tmpl w:val="ACB07584"/>
+    <w:lvl w:ilvl="0" w:tplc="B3B0FCFC">
+      <w:start w:val="2"/>
+      <w:numFmt w:val="lowerLetter"/>
+      <w:lvlText w:val="%1."/>
+      <w:lvlJc w:val="left"/>
+      <w:pPr>
+        <w:ind w:left="1440" w:hanging="360"/>
+      </w:pPr>
+      <w:rPr>
+        <w:rFonts w:hint="default"/>
+      </w:rPr>
+    </w:lvl>
+    <w:lvl w:ilvl="1" w:tplc="38090019" w:tentative="1">
+      <w:start w:val="1"/>
+      <w:numFmt w:val="lowerLetter"/>
+      <w:lvlText w:val="%2."/>
+      <w:lvlJc w:val="left"/>
+      <w:pPr>
+        <w:ind w:left="1440" w:hanging="360"/>
+      </w:pPr>
+    </w:lvl>
+    <w:lvl w:ilvl="2" w:tplc="3809001B" w:tentative="1">
+      <w:start w:val="1"/>
+      <w:numFmt w:val="lowerRoman"/>
+      <w:lvlText w:val="%3."/>
+      <w:lvlJc w:val="right"/>
+      <w:pPr>
+        <w:ind w:left="2160" w:hanging="180"/>
+      </w:pPr>
+    </w:lvl>
+    <w:lvl w:ilvl="3" w:tplc="3809000F" w:tentative="1">
+      <w:start w:val="1"/>
+      <w:numFmt w:val="decimal"/>
+      <w:lvlText w:val="%4."/>
+      <w:lvlJc w:val="left"/>
+      <w:pPr>
+        <w:ind w:left="2880" w:hanging="360"/>
+      </w:pPr>
+    </w:lvl>
+    <w:lvl w:ilvl="4" w:tplc="38090019" w:tentative="1">
+      <w:start w:val="1"/>
+      <w:numFmt w:val="lowerLetter"/>
+      <w:lvlText w:val="%5."/>
+      <w:lvlJc w:val="left"/>
+      <w:pPr>
+        <w:ind w:left="3600" w:hanging="360"/>
+      </w:pPr>
+    </w:lvl>
+    <w:lvl w:ilvl="5" w:tplc="3809001B" w:tentative="1">
+      <w:start w:val="1"/>
+      <w:numFmt w:val="lowerRoman"/>
+      <w:lvlText w:val="%6."/>
+      <w:lvlJc w:val="right"/>
+      <w:pPr>
+        <w:ind w:left="4320" w:hanging="180"/>
+      </w:pPr>
+    </w:lvl>
+    <w:lvl w:ilvl="6" w:tplc="3809000F" w:tentative="1">
+      <w:start w:val="1"/>
+      <w:numFmt w:val="decimal"/>
+      <w:lvlText w:val="%7."/>
+      <w:lvlJc w:val="left"/>
+      <w:pPr>
+        <w:ind w:left="5040" w:hanging="360"/>
+      </w:pPr>
+    </w:lvl>
+    <w:lvl w:ilvl="7" w:tplc="38090019" w:tentative="1">
+      <w:start w:val="1"/>
+      <w:numFmt w:val="lowerLetter"/>
+      <w:lvlText w:val="%8."/>
+      <w:lvlJc w:val="left"/>
+      <w:pPr>
+        <w:ind w:left="5760" w:hanging="360"/>
+      </w:pPr>
+    </w:lvl>
+    <w:lvl w:ilvl="8" w:tplc="3809001B" w:tentative="1">
+      <w:start w:val="1"/>
+      <w:numFmt w:val="lowerRoman"/>
+      <w:lvlText w:val="%9."/>
+      <w:lvlJc w:val="right"/>
+      <w:pPr>
+        <w:ind w:left="6480" w:hanging="180"/>
+      </w:pPr>
+    </w:lvl>
+  </w:abstractNum>
+  <w:abstractNum w:abstractNumId="2" w15:restartNumberingAfterBreak="0">
+    <w:nsid w:val="0E3B230A"/>
+    <w:multiLevelType w:val="hybridMultilevel"/>
+    <w:tmpl w:val="C838B308"/>
+    <w:lvl w:ilvl="0" w:tplc="38090001">
+      <w:start w:val="1"/>
+      <w:numFmt w:val="bullet"/>
+      <w:lvlText w:val=""/>
+      <w:lvlJc w:val="left"/>
+      <w:pPr>
+        <w:ind w:left="3600" w:hanging="360"/>
+      </w:pPr>
+      <w:rPr>
+        <w:rFonts w:ascii="Symbol" w:hAnsi="Symbol" w:hint="default"/>
+      </w:rPr>
+    </w:lvl>
+    <w:lvl w:ilvl="1" w:tplc="38090003" w:tentative="1">
+      <w:start w:val="1"/>
+      <w:numFmt w:val="bullet"/>
+      <w:lvlText w:val="o"/>
+      <w:lvlJc w:val="left"/>
+      <w:pPr>
+        <w:ind w:left="4320" w:hanging="360"/>
+      </w:pPr>
+      <w:rPr>
+        <w:rFonts w:ascii="Courier New" w:hAnsi="Courier New" w:cs="Courier New" w:hint="default"/>
+      </w:rPr>
+    </w:lvl>
+    <w:lvl w:ilvl="2" w:tplc="38090005" w:tentative="1">
+      <w:start w:val="1"/>
+      <w:numFmt w:val="bullet"/>
+      <w:lvlText w:val=""/>
+      <w:lvlJc w:val="left"/>
+      <w:pPr>
+        <w:ind w:left="5040" w:hanging="360"/>
+      </w:pPr>
+      <w:rPr>
+        <w:rFonts w:ascii="Wingdings" w:hAnsi="Wingdings" w:hint="default"/>
+      </w:rPr>
+    </w:lvl>
+    <w:lvl w:ilvl="3" w:tplc="38090001" w:tentative="1">
+      <w:start w:val="1"/>
+      <w:numFmt w:val="bullet"/>
+      <w:lvlText w:val=""/>
+      <w:lvlJc w:val="left"/>
+      <w:pPr>
+        <w:ind w:left="5760" w:hanging="360"/>
+      </w:pPr>
+      <w:rPr>
+        <w:rFonts w:ascii="Symbol" w:hAnsi="Symbol" w:hint="default"/>
+      </w:rPr>
+    </w:lvl>
+    <w:lvl w:ilvl="4" w:tplc="38090003" w:tentative="1">
+      <w:start w:val="1"/>
+      <w:numFmt w:val="bullet"/>
+      <w:lvlText w:val="o"/>
+      <w:lvlJc w:val="left"/>
+      <w:pPr>
+        <w:ind w:left="6480" w:hanging="360"/>
+      </w:pPr>
+      <w:rPr>
+        <w:rFonts w:ascii="Courier New" w:hAnsi="Courier New" w:cs="Courier New" w:hint="default"/>
+      </w:rPr>
+    </w:lvl>
+    <w:lvl w:ilvl="5" w:tplc="38090005" w:tentative="1">
+      <w:start w:val="1"/>
+      <w:numFmt w:val="bullet"/>
+      <w:lvlText w:val=""/>
+      <w:lvlJc w:val="left"/>
+      <w:pPr>
+        <w:ind w:left="7200" w:hanging="360"/>
+      </w:pPr>
+      <w:rPr>
+        <w:rFonts w:ascii="Wingdings" w:hAnsi="Wingdings" w:hint="default"/>
+      </w:rPr>
+    </w:lvl>
+    <w:lvl w:ilvl="6" w:tplc="38090001" w:tentative="1">
+      <w:start w:val="1"/>
+      <w:numFmt w:val="bullet"/>
+      <w:lvlText w:val=""/>
+      <w:lvlJc w:val="left"/>
+      <w:pPr>
+        <w:ind w:left="7920" w:hanging="360"/>
+      </w:pPr>
+      <w:rPr>
+        <w:rFonts w:ascii="Symbol" w:hAnsi="Symbol" w:hint="default"/>
+      </w:rPr>
+    </w:lvl>
+    <w:lvl w:ilvl="7" w:tplc="38090003" w:tentative="1">
+      <w:start w:val="1"/>
+      <w:numFmt w:val="bullet"/>
+      <w:lvlText w:val="o"/>
+      <w:lvlJc w:val="left"/>
+      <w:pPr>
+        <w:ind w:left="8640" w:hanging="360"/>
+      </w:pPr>
+      <w:rPr>
+        <w:rFonts w:ascii="Courier New" w:hAnsi="Courier New" w:cs="Courier New" w:hint="default"/>
+      </w:rPr>
+    </w:lvl>
+    <w:lvl w:ilvl="8" w:tplc="38090005" w:tentative="1">
+      <w:start w:val="1"/>
+      <w:numFmt w:val="bullet"/>
+      <w:lvlText w:val=""/>
+      <w:lvlJc w:val="left"/>
+      <w:pPr>
+        <w:ind w:left="9360" w:hanging="360"/>
+      </w:pPr>
+      <w:rPr>
+        <w:rFonts w:ascii="Wingdings" w:hAnsi="Wingdings" w:hint="default"/>
+      </w:rPr>
+    </w:lvl>
+  </w:abstractNum>
+  <w:abstractNum w:abstractNumId="3" w15:restartNumberingAfterBreak="0">
+    <w:nsid w:val="118E2308"/>
+    <w:multiLevelType w:val="multilevel"/>
+    <w:tmpl w:val="790AEED8"/>
+    <w:lvl w:ilvl="0">
+      <w:start w:val="1"/>
+      <w:numFmt w:val="bullet"/>
+      <w:lvlText w:val=""/>
+      <w:lvlJc w:val="left"/>
+      <w:pPr>
+        <w:tabs>
+          <w:tab w:val="num" w:pos="720"/>
+        </w:tabs>
+        <w:ind w:left="720" w:hanging="360"/>
+      </w:pPr>
+      <w:rPr>
+        <w:rFonts w:ascii="Symbol" w:hAnsi="Symbol" w:hint="default"/>
+        <w:sz w:val="20"/>
+      </w:rPr>
+    </w:lvl>
+    <w:lvl w:ilvl="1">
+      <w:start w:val="1"/>
+      <w:numFmt w:val="decimal"/>
+      <w:lvlText w:val="%2."/>
+      <w:lvlJc w:val="left"/>
+      <w:pPr>
+        <w:ind w:left="1800" w:hanging="360"/>
+      </w:pPr>
+      <w:rPr>
+        <w:rFonts w:hint="default"/>
+      </w:rPr>
+    </w:lvl>
+    <w:lvl w:ilvl="2">
+      <w:start w:val="1"/>
+      <w:numFmt w:val="lowerLetter"/>
+      <w:lvlText w:val="%3."/>
+      <w:lvlJc w:val="left"/>
+      <w:pPr>
+        <w:ind w:left="2160" w:hanging="360"/>
+      </w:pPr>
+      <w:rPr>
+        <w:rFonts w:hint="default"/>
+      </w:rPr>
+    </w:lvl>
+    <w:lvl w:ilvl="3" w:tentative="1">
+      <w:start w:val="1"/>
+      <w:numFmt w:val="bullet"/>
+      <w:lvlText w:val=""/>
+      <w:lvlJc w:val="left"/>
+      <w:pPr>
+        <w:tabs>
+          <w:tab w:val="num" w:pos="2880"/>
+        </w:tabs>
+        <w:ind w:left="2880" w:hanging="360"/>
+      </w:pPr>
+      <w:rPr>
+        <w:rFonts w:ascii="Wingdings" w:hAnsi="Wingdings" w:hint="default"/>
+        <w:sz w:val="20"/>
+      </w:rPr>
+    </w:lvl>
+    <w:lvl w:ilvl="4" w:tentative="1">
+      <w:start w:val="1"/>
+      <w:numFmt w:val="bullet"/>
+      <w:lvlText w:val=""/>
+      <w:lvlJc w:val="left"/>
+      <w:pPr>
+        <w:tabs>
+          <w:tab w:val="num" w:pos="3600"/>
+        </w:tabs>
+        <w:ind w:left="3600" w:hanging="360"/>
+      </w:pPr>
+      <w:rPr>
+        <w:rFonts w:ascii="Wingdings" w:hAnsi="Wingdings" w:hint="default"/>
+        <w:sz w:val="20"/>
+      </w:rPr>
+    </w:lvl>
+    <w:lvl w:ilvl="5" w:tentative="1">
+      <w:start w:val="1"/>
+      <w:numFmt w:val="bullet"/>
+      <w:lvlText w:val=""/>
+      <w:lvlJc w:val="left"/>
+      <w:pPr>
+        <w:tabs>
+          <w:tab w:val="num" w:pos="4320"/>
+        </w:tabs>
+        <w:ind w:left="4320" w:hanging="360"/>
+      </w:pPr>
+      <w:rPr>
+        <w:rFonts w:ascii="Wingdings" w:hAnsi="Wingdings" w:hint="default"/>
+        <w:sz w:val="20"/>
+      </w:rPr>
+    </w:lvl>
+    <w:lvl w:ilvl="6" w:tentative="1">
+      <w:start w:val="1"/>
+      <w:numFmt w:val="bullet"/>
+      <w:lvlText w:val=""/>
+      <w:lvlJc w:val="left"/>
+      <w:pPr>
+        <w:tabs>
+          <w:tab w:val="num" w:pos="5040"/>
+        </w:tabs>
+        <w:ind w:left="5040" w:hanging="360"/>
+      </w:pPr>
+      <w:rPr>
+        <w:rFonts w:ascii="Wingdings" w:hAnsi="Wingdings" w:hint="default"/>
+        <w:sz w:val="20"/>
+      </w:rPr>
+    </w:lvl>
+    <w:lvl w:ilvl="7" w:tentative="1">
+      <w:start w:val="1"/>
+      <w:numFmt w:val="bullet"/>
+      <w:lvlText w:val=""/>
+      <w:lvlJc w:val="left"/>
+      <w:pPr>
+        <w:tabs>
+          <w:tab w:val="num" w:pos="5760"/>
+        </w:tabs>
+        <w:ind w:left="5760" w:hanging="360"/>
+      </w:pPr>
+      <w:rPr>
+        <w:rFonts w:ascii="Wingdings" w:hAnsi="Wingdings" w:hint="default"/>
+        <w:sz w:val="20"/>
+      </w:rPr>
+    </w:lvl>
+    <w:lvl w:ilvl="8" w:tentative="1">
+      <w:start w:val="1"/>
+      <w:numFmt w:val="bullet"/>
+      <w:lvlText w:val=""/>
+      <w:lvlJc w:val="left"/>
+      <w:pPr>
+        <w:tabs>
+          <w:tab w:val="num" w:pos="6480"/>
+        </w:tabs>
+        <w:ind w:left="6480" w:hanging="360"/>
+      </w:pPr>
+      <w:rPr>
+        <w:rFonts w:ascii="Wingdings" w:hAnsi="Wingdings" w:hint="default"/>
+        <w:sz w:val="20"/>
+      </w:rPr>
+    </w:lvl>
+  </w:abstractNum>
+  <w:abstractNum w:abstractNumId="4" w15:restartNumberingAfterBreak="0">
+    <w:nsid w:val="152678EC"/>
+    <w:multiLevelType w:val="hybridMultilevel"/>
+    <w:tmpl w:val="6824A68E"/>
+    <w:lvl w:ilvl="0" w:tplc="7D1AD2BE">
+      <w:start w:val="1"/>
+      <w:numFmt w:val="lowerLetter"/>
+      <w:lvlText w:val="%1."/>
+      <w:lvlJc w:val="left"/>
+      <w:pPr>
+        <w:ind w:left="1440" w:hanging="360"/>
+      </w:pPr>
+      <w:rPr>
+        <w:rFonts w:hint="default"/>
+      </w:rPr>
+    </w:lvl>
+    <w:lvl w:ilvl="1" w:tplc="38090019" w:tentative="1">
+      <w:start w:val="1"/>
+      <w:numFmt w:val="lowerLetter"/>
+      <w:lvlText w:val="%2."/>
+      <w:lvlJc w:val="left"/>
+      <w:pPr>
+        <w:ind w:left="2160" w:hanging="360"/>
+      </w:pPr>
+    </w:lvl>
+    <w:lvl w:ilvl="2" w:tplc="3809001B" w:tentative="1">
+      <w:start w:val="1"/>
+      <w:numFmt w:val="lowerRoman"/>
+      <w:lvlText w:val="%3."/>
+      <w:lvlJc w:val="right"/>
+      <w:pPr>
+        <w:ind w:left="2880" w:hanging="180"/>
+      </w:pPr>
+    </w:lvl>
+    <w:lvl w:ilvl="3" w:tplc="3809000F" w:tentative="1">
+      <w:start w:val="1"/>
+      <w:numFmt w:val="decimal"/>
+      <w:lvlText w:val="%4."/>
+      <w:lvlJc w:val="left"/>
+      <w:pPr>
+        <w:ind w:left="3600" w:hanging="360"/>
+      </w:pPr>
+    </w:lvl>
+    <w:lvl w:ilvl="4" w:tplc="38090019" w:tentative="1">
+      <w:start w:val="1"/>
+      <w:numFmt w:val="lowerLetter"/>
+      <w:lvlText w:val="%5."/>
+      <w:lvlJc w:val="left"/>
+      <w:pPr>
+        <w:ind w:left="4320" w:hanging="360"/>
+      </w:pPr>
+    </w:lvl>
+    <w:lvl w:ilvl="5" w:tplc="3809001B" w:tentative="1">
+      <w:start w:val="1"/>
+      <w:numFmt w:val="lowerRoman"/>
+      <w:lvlText w:val="%6."/>
+      <w:lvlJc w:val="right"/>
+      <w:pPr>
+        <w:ind w:left="5040" w:hanging="180"/>
+      </w:pPr>
+    </w:lvl>
+    <w:lvl w:ilvl="6" w:tplc="3809000F" w:tentative="1">
+      <w:start w:val="1"/>
+      <w:numFmt w:val="decimal"/>
+      <w:lvlText w:val="%7."/>
+      <w:lvlJc w:val="left"/>
+      <w:pPr>
+        <w:ind w:left="5760" w:hanging="360"/>
+      </w:pPr>
+    </w:lvl>
+    <w:lvl w:ilvl="7" w:tplc="38090019" w:tentative="1">
+      <w:start w:val="1"/>
+      <w:numFmt w:val="lowerLetter"/>
+      <w:lvlText w:val="%8."/>
+      <w:lvlJc w:val="left"/>
+      <w:pPr>
+        <w:ind w:left="6480" w:hanging="360"/>
+      </w:pPr>
+    </w:lvl>
+    <w:lvl w:ilvl="8" w:tplc="3809001B" w:tentative="1">
+      <w:start w:val="1"/>
+      <w:numFmt w:val="lowerRoman"/>
+      <w:lvlText w:val="%9."/>
+      <w:lvlJc w:val="right"/>
+      <w:pPr>
+        <w:ind w:left="7200" w:hanging="180"/>
+      </w:pPr>
+    </w:lvl>
+  </w:abstractNum>
+  <w:abstractNum w:abstractNumId="5" w15:restartNumberingAfterBreak="0">
+    <w:nsid w:val="17FE2E23"/>
+    <w:multiLevelType w:val="hybridMultilevel"/>
+    <w:tmpl w:val="5CE65432"/>
+    <w:lvl w:ilvl="0" w:tplc="38090001">
+      <w:start w:val="1"/>
+      <w:numFmt w:val="bullet"/>
+      <w:lvlText w:val=""/>
+      <w:lvlJc w:val="left"/>
+      <w:pPr>
+        <w:ind w:left="3240" w:hanging="360"/>
+      </w:pPr>
+      <w:rPr>
+        <w:rFonts w:ascii="Symbol" w:hAnsi="Symbol" w:hint="default"/>
+      </w:rPr>
+    </w:lvl>
+    <w:lvl w:ilvl="1" w:tplc="38090003" w:tentative="1">
+      <w:start w:val="1"/>
+      <w:numFmt w:val="bullet"/>
+      <w:lvlText w:val="o"/>
+      <w:lvlJc w:val="left"/>
+      <w:pPr>
+        <w:ind w:left="3960" w:hanging="360"/>
+      </w:pPr>
+      <w:rPr>
+        <w:rFonts w:ascii="Courier New" w:hAnsi="Courier New" w:cs="Courier New" w:hint="default"/>
+      </w:rPr>
+    </w:lvl>
+    <w:lvl w:ilvl="2" w:tplc="38090005" w:tentative="1">
+      <w:start w:val="1"/>
+      <w:numFmt w:val="bullet"/>
+      <w:lvlText w:val=""/>
+      <w:lvlJc w:val="left"/>
+      <w:pPr>
+        <w:ind w:left="4680" w:hanging="360"/>
+      </w:pPr>
+      <w:rPr>
+        <w:rFonts w:ascii="Wingdings" w:hAnsi="Wingdings" w:hint="default"/>
+      </w:rPr>
+    </w:lvl>
+    <w:lvl w:ilvl="3" w:tplc="38090001" w:tentative="1">
+      <w:start w:val="1"/>
+      <w:numFmt w:val="bullet"/>
+      <w:lvlText w:val=""/>
+      <w:lvlJc w:val="left"/>
+      <w:pPr>
+        <w:ind w:left="5400" w:hanging="360"/>
+      </w:pPr>
+      <w:rPr>
+        <w:rFonts w:ascii="Symbol" w:hAnsi="Symbol" w:hint="default"/>
+      </w:rPr>
+    </w:lvl>
+    <w:lvl w:ilvl="4" w:tplc="38090003" w:tentative="1">
+      <w:start w:val="1"/>
+      <w:numFmt w:val="bullet"/>
+      <w:lvlText w:val="o"/>
+      <w:lvlJc w:val="left"/>
+      <w:pPr>
+        <w:ind w:left="6120" w:hanging="360"/>
+      </w:pPr>
+      <w:rPr>
+        <w:rFonts w:ascii="Courier New" w:hAnsi="Courier New" w:cs="Courier New" w:hint="default"/>
+      </w:rPr>
+    </w:lvl>
+    <w:lvl w:ilvl="5" w:tplc="38090005" w:tentative="1">
+      <w:start w:val="1"/>
+      <w:numFmt w:val="bullet"/>
+      <w:lvlText w:val=""/>
+      <w:lvlJc w:val="left"/>
+      <w:pPr>
+        <w:ind w:left="6840" w:hanging="360"/>
+      </w:pPr>
+      <w:rPr>
+        <w:rFonts w:ascii="Wingdings" w:hAnsi="Wingdings" w:hint="default"/>
+      </w:rPr>
+    </w:lvl>
+    <w:lvl w:ilvl="6" w:tplc="38090001" w:tentative="1">
+      <w:start w:val="1"/>
+      <w:numFmt w:val="bullet"/>
+      <w:lvlText w:val=""/>
+      <w:lvlJc w:val="left"/>
+      <w:pPr>
+        <w:ind w:left="7560" w:hanging="360"/>
+      </w:pPr>
+      <w:rPr>
+        <w:rFonts w:ascii="Symbol" w:hAnsi="Symbol" w:hint="default"/>
+      </w:rPr>
+    </w:lvl>
+    <w:lvl w:ilvl="7" w:tplc="38090003" w:tentative="1">
+      <w:start w:val="1"/>
+      <w:numFmt w:val="bullet"/>
+      <w:lvlText w:val="o"/>
+      <w:lvlJc w:val="left"/>
+      <w:pPr>
+        <w:ind w:left="8280" w:hanging="360"/>
+      </w:pPr>
+      <w:rPr>
+        <w:rFonts w:ascii="Courier New" w:hAnsi="Courier New" w:cs="Courier New" w:hint="default"/>
+      </w:rPr>
+    </w:lvl>
+    <w:lvl w:ilvl="8" w:tplc="38090005" w:tentative="1">
+      <w:start w:val="1"/>
+      <w:numFmt w:val="bullet"/>
+      <w:lvlText w:val=""/>
+      <w:lvlJc w:val="left"/>
+      <w:pPr>
+        <w:ind w:left="9000" w:hanging="360"/>
+      </w:pPr>
+      <w:rPr>
+        <w:rFonts w:ascii="Wingdings" w:hAnsi="Wingdings" w:hint="default"/>
+      </w:rPr>
+    </w:lvl>
+  </w:abstractNum>
+  <w:abstractNum w:abstractNumId="6" w15:restartNumberingAfterBreak="0">
+    <w:nsid w:val="18453E12"/>
+    <w:multiLevelType w:val="hybridMultilevel"/>
+    <w:tmpl w:val="08BE9C64"/>
+    <w:lvl w:ilvl="0" w:tplc="343E8EEA">
+      <w:start w:val="1"/>
+      <w:numFmt w:val="decimal"/>
+      <w:lvlText w:val="%1."/>
+      <w:lvlJc w:val="left"/>
+      <w:pPr>
+        <w:ind w:left="1800" w:hanging="360"/>
+      </w:pPr>
+      <w:rPr>
+        <w:rFonts w:hint="default"/>
+      </w:rPr>
+    </w:lvl>
+    <w:lvl w:ilvl="1" w:tplc="38090019" w:tentative="1">
+      <w:start w:val="1"/>
+      <w:numFmt w:val="lowerLetter"/>
+      <w:lvlText w:val="%2."/>
+      <w:lvlJc w:val="left"/>
+      <w:pPr>
+        <w:ind w:left="2520" w:hanging="360"/>
+      </w:pPr>
+    </w:lvl>
+    <w:lvl w:ilvl="2" w:tplc="3809001B" w:tentative="1">
+      <w:start w:val="1"/>
+      <w:numFmt w:val="lowerRoman"/>
+      <w:lvlText w:val="%3."/>
+      <w:lvlJc w:val="right"/>
+      <w:pPr>
+        <w:ind w:left="3240" w:hanging="180"/>
+      </w:pPr>
+    </w:lvl>
+    <w:lvl w:ilvl="3" w:tplc="3809000F" w:tentative="1">
+      <w:start w:val="1"/>
+      <w:numFmt w:val="decimal"/>
+      <w:lvlText w:val="%4."/>
+      <w:lvlJc w:val="left"/>
+      <w:pPr>
+        <w:ind w:left="3960" w:hanging="360"/>
+      </w:pPr>
+    </w:lvl>
+    <w:lvl w:ilvl="4" w:tplc="38090019" w:tentative="1">
+      <w:start w:val="1"/>
+      <w:numFmt w:val="lowerLetter"/>
+      <w:lvlText w:val="%5."/>
+      <w:lvlJc w:val="left"/>
+      <w:pPr>
+        <w:ind w:left="4680" w:hanging="360"/>
+      </w:pPr>
+    </w:lvl>
+    <w:lvl w:ilvl="5" w:tplc="3809001B" w:tentative="1">
+      <w:start w:val="1"/>
+      <w:numFmt w:val="lowerRoman"/>
+      <w:lvlText w:val="%6."/>
+      <w:lvlJc w:val="right"/>
+      <w:pPr>
+        <w:ind w:left="5400" w:hanging="180"/>
+      </w:pPr>
+    </w:lvl>
+    <w:lvl w:ilvl="6" w:tplc="3809000F" w:tentative="1">
+      <w:start w:val="1"/>
+      <w:numFmt w:val="decimal"/>
+      <w:lvlText w:val="%7."/>
+      <w:lvlJc w:val="left"/>
+      <w:pPr>
+        <w:ind w:left="6120" w:hanging="360"/>
+      </w:pPr>
+    </w:lvl>
+    <w:lvl w:ilvl="7" w:tplc="38090019" w:tentative="1">
+      <w:start w:val="1"/>
+      <w:numFmt w:val="lowerLetter"/>
+      <w:lvlText w:val="%8."/>
+      <w:lvlJc w:val="left"/>
+      <w:pPr>
+        <w:ind w:left="6840" w:hanging="360"/>
+      </w:pPr>
+    </w:lvl>
+    <w:lvl w:ilvl="8" w:tplc="3809001B" w:tentative="1">
+      <w:start w:val="1"/>
+      <w:numFmt w:val="lowerRoman"/>
+      <w:lvlText w:val="%9."/>
+      <w:lvlJc w:val="right"/>
+      <w:pPr>
+        <w:ind w:left="7560" w:hanging="180"/>
+      </w:pPr>
+    </w:lvl>
+  </w:abstractNum>
+  <w:abstractNum w:abstractNumId="7" w15:restartNumberingAfterBreak="0">
     <w:nsid w:val="19341BB6"/>
     <w:multiLevelType w:val="multilevel"/>
     <w:tmpl w:val="8EF0EE9C"/>
@@ -3269,7 +6362,7 @@
       </w:rPr>
     </w:lvl>
   </w:abstractNum>
-  <w:abstractNum w:abstractNumId="2" w15:restartNumberingAfterBreak="0">
+  <w:abstractNum w:abstractNumId="8" w15:restartNumberingAfterBreak="0">
     <w:nsid w:val="1B745581"/>
     <w:multiLevelType w:val="hybridMultilevel"/>
     <w:tmpl w:val="6D1A0360"/>
@@ -3358,7 +6451,298 @@
       </w:pPr>
     </w:lvl>
   </w:abstractNum>
-  <w:abstractNum w:abstractNumId="3" w15:restartNumberingAfterBreak="0">
+  <w:abstractNum w:abstractNumId="9" w15:restartNumberingAfterBreak="0">
+    <w:nsid w:val="26EF499F"/>
+    <w:multiLevelType w:val="hybridMultilevel"/>
+    <w:tmpl w:val="F9F6DE00"/>
+    <w:lvl w:ilvl="0" w:tplc="38090001">
+      <w:start w:val="1"/>
+      <w:numFmt w:val="bullet"/>
+      <w:lvlText w:val=""/>
+      <w:lvlJc w:val="left"/>
+      <w:pPr>
+        <w:ind w:left="3600" w:hanging="360"/>
+      </w:pPr>
+      <w:rPr>
+        <w:rFonts w:ascii="Symbol" w:hAnsi="Symbol" w:hint="default"/>
+      </w:rPr>
+    </w:lvl>
+    <w:lvl w:ilvl="1" w:tplc="38090003" w:tentative="1">
+      <w:start w:val="1"/>
+      <w:numFmt w:val="bullet"/>
+      <w:lvlText w:val="o"/>
+      <w:lvlJc w:val="left"/>
+      <w:pPr>
+        <w:ind w:left="4320" w:hanging="360"/>
+      </w:pPr>
+      <w:rPr>
+        <w:rFonts w:ascii="Courier New" w:hAnsi="Courier New" w:cs="Courier New" w:hint="default"/>
+      </w:rPr>
+    </w:lvl>
+    <w:lvl w:ilvl="2" w:tplc="38090005" w:tentative="1">
+      <w:start w:val="1"/>
+      <w:numFmt w:val="bullet"/>
+      <w:lvlText w:val=""/>
+      <w:lvlJc w:val="left"/>
+      <w:pPr>
+        <w:ind w:left="5040" w:hanging="360"/>
+      </w:pPr>
+      <w:rPr>
+        <w:rFonts w:ascii="Wingdings" w:hAnsi="Wingdings" w:hint="default"/>
+      </w:rPr>
+    </w:lvl>
+    <w:lvl w:ilvl="3" w:tplc="38090001" w:tentative="1">
+      <w:start w:val="1"/>
+      <w:numFmt w:val="bullet"/>
+      <w:lvlText w:val=""/>
+      <w:lvlJc w:val="left"/>
+      <w:pPr>
+        <w:ind w:left="5760" w:hanging="360"/>
+      </w:pPr>
+      <w:rPr>
+        <w:rFonts w:ascii="Symbol" w:hAnsi="Symbol" w:hint="default"/>
+      </w:rPr>
+    </w:lvl>
+    <w:lvl w:ilvl="4" w:tplc="38090003" w:tentative="1">
+      <w:start w:val="1"/>
+      <w:numFmt w:val="bullet"/>
+      <w:lvlText w:val="o"/>
+      <w:lvlJc w:val="left"/>
+      <w:pPr>
+        <w:ind w:left="6480" w:hanging="360"/>
+      </w:pPr>
+      <w:rPr>
+        <w:rFonts w:ascii="Courier New" w:hAnsi="Courier New" w:cs="Courier New" w:hint="default"/>
+      </w:rPr>
+    </w:lvl>
+    <w:lvl w:ilvl="5" w:tplc="38090005" w:tentative="1">
+      <w:start w:val="1"/>
+      <w:numFmt w:val="bullet"/>
+      <w:lvlText w:val=""/>
+      <w:lvlJc w:val="left"/>
+      <w:pPr>
+        <w:ind w:left="7200" w:hanging="360"/>
+      </w:pPr>
+      <w:rPr>
+        <w:rFonts w:ascii="Wingdings" w:hAnsi="Wingdings" w:hint="default"/>
+      </w:rPr>
+    </w:lvl>
+    <w:lvl w:ilvl="6" w:tplc="38090001" w:tentative="1">
+      <w:start w:val="1"/>
+      <w:numFmt w:val="bullet"/>
+      <w:lvlText w:val=""/>
+      <w:lvlJc w:val="left"/>
+      <w:pPr>
+        <w:ind w:left="7920" w:hanging="360"/>
+      </w:pPr>
+      <w:rPr>
+        <w:rFonts w:ascii="Symbol" w:hAnsi="Symbol" w:hint="default"/>
+      </w:rPr>
+    </w:lvl>
+    <w:lvl w:ilvl="7" w:tplc="38090003" w:tentative="1">
+      <w:start w:val="1"/>
+      <w:numFmt w:val="bullet"/>
+      <w:lvlText w:val="o"/>
+      <w:lvlJc w:val="left"/>
+      <w:pPr>
+        <w:ind w:left="8640" w:hanging="360"/>
+      </w:pPr>
+      <w:rPr>
+        <w:rFonts w:ascii="Courier New" w:hAnsi="Courier New" w:cs="Courier New" w:hint="default"/>
+      </w:rPr>
+    </w:lvl>
+    <w:lvl w:ilvl="8" w:tplc="38090005" w:tentative="1">
+      <w:start w:val="1"/>
+      <w:numFmt w:val="bullet"/>
+      <w:lvlText w:val=""/>
+      <w:lvlJc w:val="left"/>
+      <w:pPr>
+        <w:ind w:left="9360" w:hanging="360"/>
+      </w:pPr>
+      <w:rPr>
+        <w:rFonts w:ascii="Wingdings" w:hAnsi="Wingdings" w:hint="default"/>
+      </w:rPr>
+    </w:lvl>
+  </w:abstractNum>
+  <w:abstractNum w:abstractNumId="10" w15:restartNumberingAfterBreak="0">
+    <w:nsid w:val="2A524C92"/>
+    <w:multiLevelType w:val="hybridMultilevel"/>
+    <w:tmpl w:val="AF8AE0F0"/>
+    <w:lvl w:ilvl="0" w:tplc="6D9EACA6">
+      <w:start w:val="1"/>
+      <w:numFmt w:val="decimal"/>
+      <w:lvlText w:val="%1."/>
+      <w:lvlJc w:val="left"/>
+      <w:pPr>
+        <w:ind w:left="1080" w:hanging="360"/>
+      </w:pPr>
+      <w:rPr>
+        <w:rFonts w:hint="default"/>
+      </w:rPr>
+    </w:lvl>
+    <w:lvl w:ilvl="1" w:tplc="38090019" w:tentative="1">
+      <w:start w:val="1"/>
+      <w:numFmt w:val="lowerLetter"/>
+      <w:lvlText w:val="%2."/>
+      <w:lvlJc w:val="left"/>
+      <w:pPr>
+        <w:ind w:left="1800" w:hanging="360"/>
+      </w:pPr>
+    </w:lvl>
+    <w:lvl w:ilvl="2" w:tplc="3809001B" w:tentative="1">
+      <w:start w:val="1"/>
+      <w:numFmt w:val="lowerRoman"/>
+      <w:lvlText w:val="%3."/>
+      <w:lvlJc w:val="right"/>
+      <w:pPr>
+        <w:ind w:left="2520" w:hanging="180"/>
+      </w:pPr>
+    </w:lvl>
+    <w:lvl w:ilvl="3" w:tplc="3809000F" w:tentative="1">
+      <w:start w:val="1"/>
+      <w:numFmt w:val="decimal"/>
+      <w:lvlText w:val="%4."/>
+      <w:lvlJc w:val="left"/>
+      <w:pPr>
+        <w:ind w:left="3240" w:hanging="360"/>
+      </w:pPr>
+    </w:lvl>
+    <w:lvl w:ilvl="4" w:tplc="38090019" w:tentative="1">
+      <w:start w:val="1"/>
+      <w:numFmt w:val="lowerLetter"/>
+      <w:lvlText w:val="%5."/>
+      <w:lvlJc w:val="left"/>
+      <w:pPr>
+        <w:ind w:left="3960" w:hanging="360"/>
+      </w:pPr>
+    </w:lvl>
+    <w:lvl w:ilvl="5" w:tplc="3809001B" w:tentative="1">
+      <w:start w:val="1"/>
+      <w:numFmt w:val="lowerRoman"/>
+      <w:lvlText w:val="%6."/>
+      <w:lvlJc w:val="right"/>
+      <w:pPr>
+        <w:ind w:left="4680" w:hanging="180"/>
+      </w:pPr>
+    </w:lvl>
+    <w:lvl w:ilvl="6" w:tplc="3809000F" w:tentative="1">
+      <w:start w:val="1"/>
+      <w:numFmt w:val="decimal"/>
+      <w:lvlText w:val="%7."/>
+      <w:lvlJc w:val="left"/>
+      <w:pPr>
+        <w:ind w:left="5400" w:hanging="360"/>
+      </w:pPr>
+    </w:lvl>
+    <w:lvl w:ilvl="7" w:tplc="38090019" w:tentative="1">
+      <w:start w:val="1"/>
+      <w:numFmt w:val="lowerLetter"/>
+      <w:lvlText w:val="%8."/>
+      <w:lvlJc w:val="left"/>
+      <w:pPr>
+        <w:ind w:left="6120" w:hanging="360"/>
+      </w:pPr>
+    </w:lvl>
+    <w:lvl w:ilvl="8" w:tplc="3809001B" w:tentative="1">
+      <w:start w:val="1"/>
+      <w:numFmt w:val="lowerRoman"/>
+      <w:lvlText w:val="%9."/>
+      <w:lvlJc w:val="right"/>
+      <w:pPr>
+        <w:ind w:left="6840" w:hanging="180"/>
+      </w:pPr>
+    </w:lvl>
+  </w:abstractNum>
+  <w:abstractNum w:abstractNumId="11" w15:restartNumberingAfterBreak="0">
+    <w:nsid w:val="358A3EB3"/>
+    <w:multiLevelType w:val="hybridMultilevel"/>
+    <w:tmpl w:val="6824A68E"/>
+    <w:lvl w:ilvl="0" w:tplc="FFFFFFFF">
+      <w:start w:val="1"/>
+      <w:numFmt w:val="lowerLetter"/>
+      <w:lvlText w:val="%1."/>
+      <w:lvlJc w:val="left"/>
+      <w:pPr>
+        <w:ind w:left="1440" w:hanging="360"/>
+      </w:pPr>
+      <w:rPr>
+        <w:rFonts w:hint="default"/>
+      </w:rPr>
+    </w:lvl>
+    <w:lvl w:ilvl="1" w:tplc="FFFFFFFF" w:tentative="1">
+      <w:start w:val="1"/>
+      <w:numFmt w:val="lowerLetter"/>
+      <w:lvlText w:val="%2."/>
+      <w:lvlJc w:val="left"/>
+      <w:pPr>
+        <w:ind w:left="2160" w:hanging="360"/>
+      </w:pPr>
+    </w:lvl>
+    <w:lvl w:ilvl="2" w:tplc="FFFFFFFF" w:tentative="1">
+      <w:start w:val="1"/>
+      <w:numFmt w:val="lowerRoman"/>
+      <w:lvlText w:val="%3."/>
+      <w:lvlJc w:val="right"/>
+      <w:pPr>
+        <w:ind w:left="2880" w:hanging="180"/>
+      </w:pPr>
+    </w:lvl>
+    <w:lvl w:ilvl="3" w:tplc="FFFFFFFF" w:tentative="1">
+      <w:start w:val="1"/>
+      <w:numFmt w:val="decimal"/>
+      <w:lvlText w:val="%4."/>
+      <w:lvlJc w:val="left"/>
+      <w:pPr>
+        <w:ind w:left="3600" w:hanging="360"/>
+      </w:pPr>
+    </w:lvl>
+    <w:lvl w:ilvl="4" w:tplc="FFFFFFFF" w:tentative="1">
+      <w:start w:val="1"/>
+      <w:numFmt w:val="lowerLetter"/>
+      <w:lvlText w:val="%5."/>
+      <w:lvlJc w:val="left"/>
+      <w:pPr>
+        <w:ind w:left="4320" w:hanging="360"/>
+      </w:pPr>
+    </w:lvl>
+    <w:lvl w:ilvl="5" w:tplc="FFFFFFFF" w:tentative="1">
+      <w:start w:val="1"/>
+      <w:numFmt w:val="lowerRoman"/>
+      <w:lvlText w:val="%6."/>
+      <w:lvlJc w:val="right"/>
+      <w:pPr>
+        <w:ind w:left="5040" w:hanging="180"/>
+      </w:pPr>
+    </w:lvl>
+    <w:lvl w:ilvl="6" w:tplc="FFFFFFFF" w:tentative="1">
+      <w:start w:val="1"/>
+      <w:numFmt w:val="decimal"/>
+      <w:lvlText w:val="%7."/>
+      <w:lvlJc w:val="left"/>
+      <w:pPr>
+        <w:ind w:left="5760" w:hanging="360"/>
+      </w:pPr>
+    </w:lvl>
+    <w:lvl w:ilvl="7" w:tplc="FFFFFFFF" w:tentative="1">
+      <w:start w:val="1"/>
+      <w:numFmt w:val="lowerLetter"/>
+      <w:lvlText w:val="%8."/>
+      <w:lvlJc w:val="left"/>
+      <w:pPr>
+        <w:ind w:left="6480" w:hanging="360"/>
+      </w:pPr>
+    </w:lvl>
+    <w:lvl w:ilvl="8" w:tplc="FFFFFFFF" w:tentative="1">
+      <w:start w:val="1"/>
+      <w:numFmt w:val="lowerRoman"/>
+      <w:lvlText w:val="%9."/>
+      <w:lvlJc w:val="right"/>
+      <w:pPr>
+        <w:ind w:left="7200" w:hanging="180"/>
+      </w:pPr>
+    </w:lvl>
+  </w:abstractNum>
+  <w:abstractNum w:abstractNumId="12" w15:restartNumberingAfterBreak="0">
     <w:nsid w:val="48DC7518"/>
     <w:multiLevelType w:val="hybridMultilevel"/>
     <w:tmpl w:val="D94CD7B8"/>
@@ -3447,7 +6831,120 @@
       </w:pPr>
     </w:lvl>
   </w:abstractNum>
-  <w:abstractNum w:abstractNumId="4" w15:restartNumberingAfterBreak="0">
+  <w:abstractNum w:abstractNumId="13" w15:restartNumberingAfterBreak="0">
+    <w:nsid w:val="492965FA"/>
+    <w:multiLevelType w:val="hybridMultilevel"/>
+    <w:tmpl w:val="4E903C18"/>
+    <w:lvl w:ilvl="0" w:tplc="38090005">
+      <w:start w:val="1"/>
+      <w:numFmt w:val="bullet"/>
+      <w:lvlText w:val=""/>
+      <w:lvlJc w:val="left"/>
+      <w:pPr>
+        <w:ind w:left="720" w:hanging="360"/>
+      </w:pPr>
+      <w:rPr>
+        <w:rFonts w:ascii="Wingdings" w:hAnsi="Wingdings" w:hint="default"/>
+      </w:rPr>
+    </w:lvl>
+    <w:lvl w:ilvl="1" w:tplc="38090003" w:tentative="1">
+      <w:start w:val="1"/>
+      <w:numFmt w:val="bullet"/>
+      <w:lvlText w:val="o"/>
+      <w:lvlJc w:val="left"/>
+      <w:pPr>
+        <w:ind w:left="1440" w:hanging="360"/>
+      </w:pPr>
+      <w:rPr>
+        <w:rFonts w:ascii="Courier New" w:hAnsi="Courier New" w:cs="Courier New" w:hint="default"/>
+      </w:rPr>
+    </w:lvl>
+    <w:lvl w:ilvl="2" w:tplc="38090005" w:tentative="1">
+      <w:start w:val="1"/>
+      <w:numFmt w:val="bullet"/>
+      <w:lvlText w:val=""/>
+      <w:lvlJc w:val="left"/>
+      <w:pPr>
+        <w:ind w:left="2160" w:hanging="360"/>
+      </w:pPr>
+      <w:rPr>
+        <w:rFonts w:ascii="Wingdings" w:hAnsi="Wingdings" w:hint="default"/>
+      </w:rPr>
+    </w:lvl>
+    <w:lvl w:ilvl="3" w:tplc="38090001" w:tentative="1">
+      <w:start w:val="1"/>
+      <w:numFmt w:val="bullet"/>
+      <w:lvlText w:val=""/>
+      <w:lvlJc w:val="left"/>
+      <w:pPr>
+        <w:ind w:left="2880" w:hanging="360"/>
+      </w:pPr>
+      <w:rPr>
+        <w:rFonts w:ascii="Symbol" w:hAnsi="Symbol" w:hint="default"/>
+      </w:rPr>
+    </w:lvl>
+    <w:lvl w:ilvl="4" w:tplc="38090003" w:tentative="1">
+      <w:start w:val="1"/>
+      <w:numFmt w:val="bullet"/>
+      <w:lvlText w:val="o"/>
+      <w:lvlJc w:val="left"/>
+      <w:pPr>
+        <w:ind w:left="3600" w:hanging="360"/>
+      </w:pPr>
+      <w:rPr>
+        <w:rFonts w:ascii="Courier New" w:hAnsi="Courier New" w:cs="Courier New" w:hint="default"/>
+      </w:rPr>
+    </w:lvl>
+    <w:lvl w:ilvl="5" w:tplc="38090005" w:tentative="1">
+      <w:start w:val="1"/>
+      <w:numFmt w:val="bullet"/>
+      <w:lvlText w:val=""/>
+      <w:lvlJc w:val="left"/>
+      <w:pPr>
+        <w:ind w:left="4320" w:hanging="360"/>
+      </w:pPr>
+      <w:rPr>
+        <w:rFonts w:ascii="Wingdings" w:hAnsi="Wingdings" w:hint="default"/>
+      </w:rPr>
+    </w:lvl>
+    <w:lvl w:ilvl="6" w:tplc="38090001" w:tentative="1">
+      <w:start w:val="1"/>
+      <w:numFmt w:val="bullet"/>
+      <w:lvlText w:val=""/>
+      <w:lvlJc w:val="left"/>
+      <w:pPr>
+        <w:ind w:left="5040" w:hanging="360"/>
+      </w:pPr>
+      <w:rPr>
+        <w:rFonts w:ascii="Symbol" w:hAnsi="Symbol" w:hint="default"/>
+      </w:rPr>
+    </w:lvl>
+    <w:lvl w:ilvl="7" w:tplc="38090003" w:tentative="1">
+      <w:start w:val="1"/>
+      <w:numFmt w:val="bullet"/>
+      <w:lvlText w:val="o"/>
+      <w:lvlJc w:val="left"/>
+      <w:pPr>
+        <w:ind w:left="5760" w:hanging="360"/>
+      </w:pPr>
+      <w:rPr>
+        <w:rFonts w:ascii="Courier New" w:hAnsi="Courier New" w:cs="Courier New" w:hint="default"/>
+      </w:rPr>
+    </w:lvl>
+    <w:lvl w:ilvl="8" w:tplc="38090005" w:tentative="1">
+      <w:start w:val="1"/>
+      <w:numFmt w:val="bullet"/>
+      <w:lvlText w:val=""/>
+      <w:lvlJc w:val="left"/>
+      <w:pPr>
+        <w:ind w:left="6480" w:hanging="360"/>
+      </w:pPr>
+      <w:rPr>
+        <w:rFonts w:ascii="Wingdings" w:hAnsi="Wingdings" w:hint="default"/>
+      </w:rPr>
+    </w:lvl>
+  </w:abstractNum>
+  <w:abstractNum w:abstractNumId="14" w15:restartNumberingAfterBreak="0">
     <w:nsid w:val="4A3055C2"/>
     <w:multiLevelType w:val="hybridMultilevel"/>
     <w:tmpl w:val="13D4F594"/>
@@ -3560,7 +7057,233 @@
       </w:rPr>
     </w:lvl>
   </w:abstractNum>
-  <w:abstractNum w:abstractNumId="5" w15:restartNumberingAfterBreak="0">
+  <w:abstractNum w:abstractNumId="15" w15:restartNumberingAfterBreak="0">
+    <w:nsid w:val="500E5E15"/>
+    <w:multiLevelType w:val="hybridMultilevel"/>
+    <w:tmpl w:val="100299FC"/>
+    <w:lvl w:ilvl="0" w:tplc="38090001">
+      <w:start w:val="1"/>
+      <w:numFmt w:val="bullet"/>
+      <w:lvlText w:val=""/>
+      <w:lvlJc w:val="left"/>
+      <w:pPr>
+        <w:ind w:left="2880" w:hanging="360"/>
+      </w:pPr>
+      <w:rPr>
+        <w:rFonts w:ascii="Symbol" w:hAnsi="Symbol" w:hint="default"/>
+      </w:rPr>
+    </w:lvl>
+    <w:lvl w:ilvl="1" w:tplc="38090003" w:tentative="1">
+      <w:start w:val="1"/>
+      <w:numFmt w:val="bullet"/>
+      <w:lvlText w:val="o"/>
+      <w:lvlJc w:val="left"/>
+      <w:pPr>
+        <w:ind w:left="3600" w:hanging="360"/>
+      </w:pPr>
+      <w:rPr>
+        <w:rFonts w:ascii="Courier New" w:hAnsi="Courier New" w:cs="Courier New" w:hint="default"/>
+      </w:rPr>
+    </w:lvl>
+    <w:lvl w:ilvl="2" w:tplc="38090005" w:tentative="1">
+      <w:start w:val="1"/>
+      <w:numFmt w:val="bullet"/>
+      <w:lvlText w:val=""/>
+      <w:lvlJc w:val="left"/>
+      <w:pPr>
+        <w:ind w:left="4320" w:hanging="360"/>
+      </w:pPr>
+      <w:rPr>
+        <w:rFonts w:ascii="Wingdings" w:hAnsi="Wingdings" w:hint="default"/>
+      </w:rPr>
+    </w:lvl>
+    <w:lvl w:ilvl="3" w:tplc="38090001" w:tentative="1">
+      <w:start w:val="1"/>
+      <w:numFmt w:val="bullet"/>
+      <w:lvlText w:val=""/>
+      <w:lvlJc w:val="left"/>
+      <w:pPr>
+        <w:ind w:left="5040" w:hanging="360"/>
+      </w:pPr>
+      <w:rPr>
+        <w:rFonts w:ascii="Symbol" w:hAnsi="Symbol" w:hint="default"/>
+      </w:rPr>
+    </w:lvl>
+    <w:lvl w:ilvl="4" w:tplc="38090003" w:tentative="1">
+      <w:start w:val="1"/>
+      <w:numFmt w:val="bullet"/>
+      <w:lvlText w:val="o"/>
+      <w:lvlJc w:val="left"/>
+      <w:pPr>
+        <w:ind w:left="5760" w:hanging="360"/>
+      </w:pPr>
+      <w:rPr>
+        <w:rFonts w:ascii="Courier New" w:hAnsi="Courier New" w:cs="Courier New" w:hint="default"/>
+      </w:rPr>
+    </w:lvl>
+    <w:lvl w:ilvl="5" w:tplc="38090005" w:tentative="1">
+      <w:start w:val="1"/>
+      <w:numFmt w:val="bullet"/>
+      <w:lvlText w:val=""/>
+      <w:lvlJc w:val="left"/>
+      <w:pPr>
+        <w:ind w:left="6480" w:hanging="360"/>
+      </w:pPr>
+      <w:rPr>
+        <w:rFonts w:ascii="Wingdings" w:hAnsi="Wingdings" w:hint="default"/>
+      </w:rPr>
+    </w:lvl>
+    <w:lvl w:ilvl="6" w:tplc="38090001" w:tentative="1">
+      <w:start w:val="1"/>
+      <w:numFmt w:val="bullet"/>
+      <w:lvlText w:val=""/>
+      <w:lvlJc w:val="left"/>
+      <w:pPr>
+        <w:ind w:left="7200" w:hanging="360"/>
+      </w:pPr>
+      <w:rPr>
+        <w:rFonts w:ascii="Symbol" w:hAnsi="Symbol" w:hint="default"/>
+      </w:rPr>
+    </w:lvl>
+    <w:lvl w:ilvl="7" w:tplc="38090003" w:tentative="1">
+      <w:start w:val="1"/>
+      <w:numFmt w:val="bullet"/>
+      <w:lvlText w:val="o"/>
+      <w:lvlJc w:val="left"/>
+      <w:pPr>
+        <w:ind w:left="7920" w:hanging="360"/>
+      </w:pPr>
+      <w:rPr>
+        <w:rFonts w:ascii="Courier New" w:hAnsi="Courier New" w:cs="Courier New" w:hint="default"/>
+      </w:rPr>
+    </w:lvl>
+    <w:lvl w:ilvl="8" w:tplc="38090005" w:tentative="1">
+      <w:start w:val="1"/>
+      <w:numFmt w:val="bullet"/>
+      <w:lvlText w:val=""/>
+      <w:lvlJc w:val="left"/>
+      <w:pPr>
+        <w:ind w:left="8640" w:hanging="360"/>
+      </w:pPr>
+      <w:rPr>
+        <w:rFonts w:ascii="Wingdings" w:hAnsi="Wingdings" w:hint="default"/>
+      </w:rPr>
+    </w:lvl>
+  </w:abstractNum>
+  <w:abstractNum w:abstractNumId="16" w15:restartNumberingAfterBreak="0">
+    <w:nsid w:val="521B1E5A"/>
+    <w:multiLevelType w:val="hybridMultilevel"/>
+    <w:tmpl w:val="43B6F392"/>
+    <w:lvl w:ilvl="0" w:tplc="38090001">
+      <w:start w:val="1"/>
+      <w:numFmt w:val="bullet"/>
+      <w:lvlText w:val=""/>
+      <w:lvlJc w:val="left"/>
+      <w:pPr>
+        <w:ind w:left="2520" w:hanging="360"/>
+      </w:pPr>
+      <w:rPr>
+        <w:rFonts w:ascii="Symbol" w:hAnsi="Symbol" w:hint="default"/>
+      </w:rPr>
+    </w:lvl>
+    <w:lvl w:ilvl="1" w:tplc="38090003" w:tentative="1">
+      <w:start w:val="1"/>
+      <w:numFmt w:val="bullet"/>
+      <w:lvlText w:val="o"/>
+      <w:lvlJc w:val="left"/>
+      <w:pPr>
+        <w:ind w:left="3240" w:hanging="360"/>
+      </w:pPr>
+      <w:rPr>
+        <w:rFonts w:ascii="Courier New" w:hAnsi="Courier New" w:cs="Courier New" w:hint="default"/>
+      </w:rPr>
+    </w:lvl>
+    <w:lvl w:ilvl="2" w:tplc="38090005" w:tentative="1">
+      <w:start w:val="1"/>
+      <w:numFmt w:val="bullet"/>
+      <w:lvlText w:val=""/>
+      <w:lvlJc w:val="left"/>
+      <w:pPr>
+        <w:ind w:left="3960" w:hanging="360"/>
+      </w:pPr>
+      <w:rPr>
+        <w:rFonts w:ascii="Wingdings" w:hAnsi="Wingdings" w:hint="default"/>
+      </w:rPr>
+    </w:lvl>
+    <w:lvl w:ilvl="3" w:tplc="38090001" w:tentative="1">
+      <w:start w:val="1"/>
+      <w:numFmt w:val="bullet"/>
+      <w:lvlText w:val=""/>
+      <w:lvlJc w:val="left"/>
+      <w:pPr>
+        <w:ind w:left="4680" w:hanging="360"/>
+      </w:pPr>
+      <w:rPr>
+        <w:rFonts w:ascii="Symbol" w:hAnsi="Symbol" w:hint="default"/>
+      </w:rPr>
+    </w:lvl>
+    <w:lvl w:ilvl="4" w:tplc="38090003" w:tentative="1">
+      <w:start w:val="1"/>
+      <w:numFmt w:val="bullet"/>
+      <w:lvlText w:val="o"/>
+      <w:lvlJc w:val="left"/>
+      <w:pPr>
+        <w:ind w:left="5400" w:hanging="360"/>
+      </w:pPr>
+      <w:rPr>
+        <w:rFonts w:ascii="Courier New" w:hAnsi="Courier New" w:cs="Courier New" w:hint="default"/>
+      </w:rPr>
+    </w:lvl>
+    <w:lvl w:ilvl="5" w:tplc="38090005" w:tentative="1">
+      <w:start w:val="1"/>
+      <w:numFmt w:val="bullet"/>
+      <w:lvlText w:val=""/>
+      <w:lvlJc w:val="left"/>
+      <w:pPr>
+        <w:ind w:left="6120" w:hanging="360"/>
+      </w:pPr>
+      <w:rPr>
+        <w:rFonts w:ascii="Wingdings" w:hAnsi="Wingdings" w:hint="default"/>
+      </w:rPr>
+    </w:lvl>
+    <w:lvl w:ilvl="6" w:tplc="38090001" w:tentative="1">
+      <w:start w:val="1"/>
+      <w:numFmt w:val="bullet"/>
+      <w:lvlText w:val=""/>
+      <w:lvlJc w:val="left"/>
+      <w:pPr>
+        <w:ind w:left="6840" w:hanging="360"/>
+      </w:pPr>
+      <w:rPr>
+        <w:rFonts w:ascii="Symbol" w:hAnsi="Symbol" w:hint="default"/>
+      </w:rPr>
+    </w:lvl>
+    <w:lvl w:ilvl="7" w:tplc="38090003" w:tentative="1">
+      <w:start w:val="1"/>
+      <w:numFmt w:val="bullet"/>
+      <w:lvlText w:val="o"/>
+      <w:lvlJc w:val="left"/>
+      <w:pPr>
+        <w:ind w:left="7560" w:hanging="360"/>
+      </w:pPr>
+      <w:rPr>
+        <w:rFonts w:ascii="Courier New" w:hAnsi="Courier New" w:cs="Courier New" w:hint="default"/>
+      </w:rPr>
+    </w:lvl>
+    <w:lvl w:ilvl="8" w:tplc="38090005" w:tentative="1">
+      <w:start w:val="1"/>
+      <w:numFmt w:val="bullet"/>
+      <w:lvlText w:val=""/>
+      <w:lvlJc w:val="left"/>
+      <w:pPr>
+        <w:ind w:left="8280" w:hanging="360"/>
+      </w:pPr>
+      <w:rPr>
+        <w:rFonts w:ascii="Wingdings" w:hAnsi="Wingdings" w:hint="default"/>
+      </w:rPr>
+    </w:lvl>
+  </w:abstractNum>
+  <w:abstractNum w:abstractNumId="17" w15:restartNumberingAfterBreak="0">
     <w:nsid w:val="55FF633F"/>
     <w:multiLevelType w:val="hybridMultilevel"/>
     <w:tmpl w:val="F306F676"/>
@@ -3649,7 +7372,7 @@
       </w:pPr>
     </w:lvl>
   </w:abstractNum>
-  <w:abstractNum w:abstractNumId="6" w15:restartNumberingAfterBreak="0">
+  <w:abstractNum w:abstractNumId="18" w15:restartNumberingAfterBreak="0">
     <w:nsid w:val="617D4212"/>
     <w:multiLevelType w:val="hybridMultilevel"/>
     <w:tmpl w:val="38E40FC4"/>
@@ -3738,7 +7461,120 @@
       </w:pPr>
     </w:lvl>
   </w:abstractNum>
-  <w:abstractNum w:abstractNumId="7" w15:restartNumberingAfterBreak="0">
+  <w:abstractNum w:abstractNumId="19" w15:restartNumberingAfterBreak="0">
+    <w:nsid w:val="69CB65DD"/>
+    <w:multiLevelType w:val="hybridMultilevel"/>
+    <w:tmpl w:val="3B76932A"/>
+    <w:lvl w:ilvl="0" w:tplc="3809000B">
+      <w:start w:val="1"/>
+      <w:numFmt w:val="bullet"/>
+      <w:lvlText w:val=""/>
+      <w:lvlJc w:val="left"/>
+      <w:pPr>
+        <w:ind w:left="2520" w:hanging="360"/>
+      </w:pPr>
+      <w:rPr>
+        <w:rFonts w:ascii="Wingdings" w:hAnsi="Wingdings" w:hint="default"/>
+      </w:rPr>
+    </w:lvl>
+    <w:lvl w:ilvl="1" w:tplc="38090003" w:tentative="1">
+      <w:start w:val="1"/>
+      <w:numFmt w:val="bullet"/>
+      <w:lvlText w:val="o"/>
+      <w:lvlJc w:val="left"/>
+      <w:pPr>
+        <w:ind w:left="3240" w:hanging="360"/>
+      </w:pPr>
+      <w:rPr>
+        <w:rFonts w:ascii="Courier New" w:hAnsi="Courier New" w:cs="Courier New" w:hint="default"/>
+      </w:rPr>
+    </w:lvl>
+    <w:lvl w:ilvl="2" w:tplc="38090005" w:tentative="1">
+      <w:start w:val="1"/>
+      <w:numFmt w:val="bullet"/>
+      <w:lvlText w:val=""/>
+      <w:lvlJc w:val="left"/>
+      <w:pPr>
+        <w:ind w:left="3960" w:hanging="360"/>
+      </w:pPr>
+      <w:rPr>
+        <w:rFonts w:ascii="Wingdings" w:hAnsi="Wingdings" w:hint="default"/>
+      </w:rPr>
+    </w:lvl>
+    <w:lvl w:ilvl="3" w:tplc="38090001" w:tentative="1">
+      <w:start w:val="1"/>
+      <w:numFmt w:val="bullet"/>
+      <w:lvlText w:val=""/>
+      <w:lvlJc w:val="left"/>
+      <w:pPr>
+        <w:ind w:left="4680" w:hanging="360"/>
+      </w:pPr>
+      <w:rPr>
+        <w:rFonts w:ascii="Symbol" w:hAnsi="Symbol" w:hint="default"/>
+      </w:rPr>
+    </w:lvl>
+    <w:lvl w:ilvl="4" w:tplc="38090003" w:tentative="1">
+      <w:start w:val="1"/>
+      <w:numFmt w:val="bullet"/>
+      <w:lvlText w:val="o"/>
+      <w:lvlJc w:val="left"/>
+      <w:pPr>
+        <w:ind w:left="5400" w:hanging="360"/>
+      </w:pPr>
+      <w:rPr>
+        <w:rFonts w:ascii="Courier New" w:hAnsi="Courier New" w:cs="Courier New" w:hint="default"/>
+      </w:rPr>
+    </w:lvl>
+    <w:lvl w:ilvl="5" w:tplc="38090005" w:tentative="1">
+      <w:start w:val="1"/>
+      <w:numFmt w:val="bullet"/>
+      <w:lvlText w:val=""/>
+      <w:lvlJc w:val="left"/>
+      <w:pPr>
+        <w:ind w:left="6120" w:hanging="360"/>
+      </w:pPr>
+      <w:rPr>
+        <w:rFonts w:ascii="Wingdings" w:hAnsi="Wingdings" w:hint="default"/>
+      </w:rPr>
+    </w:lvl>
+    <w:lvl w:ilvl="6" w:tplc="38090001" w:tentative="1">
+      <w:start w:val="1"/>
+      <w:numFmt w:val="bullet"/>
+      <w:lvlText w:val=""/>
+      <w:lvlJc w:val="left"/>
+      <w:pPr>
+        <w:ind w:left="6840" w:hanging="360"/>
+      </w:pPr>
+      <w:rPr>
+        <w:rFonts w:ascii="Symbol" w:hAnsi="Symbol" w:hint="default"/>
+      </w:rPr>
+    </w:lvl>
+    <w:lvl w:ilvl="7" w:tplc="38090003" w:tentative="1">
+      <w:start w:val="1"/>
+      <w:numFmt w:val="bullet"/>
+      <w:lvlText w:val="o"/>
+      <w:lvlJc w:val="left"/>
+      <w:pPr>
+        <w:ind w:left="7560" w:hanging="360"/>
+      </w:pPr>
+      <w:rPr>
+        <w:rFonts w:ascii="Courier New" w:hAnsi="Courier New" w:cs="Courier New" w:hint="default"/>
+      </w:rPr>
+    </w:lvl>
+    <w:lvl w:ilvl="8" w:tplc="38090005" w:tentative="1">
+      <w:start w:val="1"/>
+      <w:numFmt w:val="bullet"/>
+      <w:lvlText w:val=""/>
+      <w:lvlJc w:val="left"/>
+      <w:pPr>
+        <w:ind w:left="8280" w:hanging="360"/>
+      </w:pPr>
+      <w:rPr>
+        <w:rFonts w:ascii="Wingdings" w:hAnsi="Wingdings" w:hint="default"/>
+      </w:rPr>
+    </w:lvl>
+  </w:abstractNum>
+  <w:abstractNum w:abstractNumId="20" w15:restartNumberingAfterBreak="0">
     <w:nsid w:val="72451DF2"/>
     <w:multiLevelType w:val="hybridMultilevel"/>
     <w:tmpl w:val="759ECE42"/>
@@ -3828,7 +7664,120 @@
       </w:pPr>
     </w:lvl>
   </w:abstractNum>
-  <w:abstractNum w:abstractNumId="8" w15:restartNumberingAfterBreak="0">
+  <w:abstractNum w:abstractNumId="21" w15:restartNumberingAfterBreak="0">
+    <w:nsid w:val="74A478A1"/>
+    <w:multiLevelType w:val="hybridMultilevel"/>
+    <w:tmpl w:val="38F6BFC6"/>
+    <w:lvl w:ilvl="0" w:tplc="38090001">
+      <w:start w:val="1"/>
+      <w:numFmt w:val="bullet"/>
+      <w:lvlText w:val=""/>
+      <w:lvlJc w:val="left"/>
+      <w:pPr>
+        <w:ind w:left="2160" w:hanging="360"/>
+      </w:pPr>
+      <w:rPr>
+        <w:rFonts w:ascii="Symbol" w:hAnsi="Symbol" w:hint="default"/>
+      </w:rPr>
+    </w:lvl>
+    <w:lvl w:ilvl="1" w:tplc="38090003" w:tentative="1">
+      <w:start w:val="1"/>
+      <w:numFmt w:val="bullet"/>
+      <w:lvlText w:val="o"/>
+      <w:lvlJc w:val="left"/>
+      <w:pPr>
+        <w:ind w:left="2880" w:hanging="360"/>
+      </w:pPr>
+      <w:rPr>
+        <w:rFonts w:ascii="Courier New" w:hAnsi="Courier New" w:cs="Courier New" w:hint="default"/>
+      </w:rPr>
+    </w:lvl>
+    <w:lvl w:ilvl="2" w:tplc="38090005" w:tentative="1">
+      <w:start w:val="1"/>
+      <w:numFmt w:val="bullet"/>
+      <w:lvlText w:val=""/>
+      <w:lvlJc w:val="left"/>
+      <w:pPr>
+        <w:ind w:left="3600" w:hanging="360"/>
+      </w:pPr>
+      <w:rPr>
+        <w:rFonts w:ascii="Wingdings" w:hAnsi="Wingdings" w:hint="default"/>
+      </w:rPr>
+    </w:lvl>
+    <w:lvl w:ilvl="3" w:tplc="38090001" w:tentative="1">
+      <w:start w:val="1"/>
+      <w:numFmt w:val="bullet"/>
+      <w:lvlText w:val=""/>
+      <w:lvlJc w:val="left"/>
+      <w:pPr>
+        <w:ind w:left="4320" w:hanging="360"/>
+      </w:pPr>
+      <w:rPr>
+        <w:rFonts w:ascii="Symbol" w:hAnsi="Symbol" w:hint="default"/>
+      </w:rPr>
+    </w:lvl>
+    <w:lvl w:ilvl="4" w:tplc="38090003" w:tentative="1">
+      <w:start w:val="1"/>
+      <w:numFmt w:val="bullet"/>
+      <w:lvlText w:val="o"/>
+      <w:lvlJc w:val="left"/>
+      <w:pPr>
+        <w:ind w:left="5040" w:hanging="360"/>
+      </w:pPr>
+      <w:rPr>
+        <w:rFonts w:ascii="Courier New" w:hAnsi="Courier New" w:cs="Courier New" w:hint="default"/>
+      </w:rPr>
+    </w:lvl>
+    <w:lvl w:ilvl="5" w:tplc="38090005" w:tentative="1">
+      <w:start w:val="1"/>
+      <w:numFmt w:val="bullet"/>
+      <w:lvlText w:val=""/>
+      <w:lvlJc w:val="left"/>
+      <w:pPr>
+        <w:ind w:left="5760" w:hanging="360"/>
+      </w:pPr>
+      <w:rPr>
+        <w:rFonts w:ascii="Wingdings" w:hAnsi="Wingdings" w:hint="default"/>
+      </w:rPr>
+    </w:lvl>
+    <w:lvl w:ilvl="6" w:tplc="38090001" w:tentative="1">
+      <w:start w:val="1"/>
+      <w:numFmt w:val="bullet"/>
+      <w:lvlText w:val=""/>
+      <w:lvlJc w:val="left"/>
+      <w:pPr>
+        <w:ind w:left="6480" w:hanging="360"/>
+      </w:pPr>
+      <w:rPr>
+        <w:rFonts w:ascii="Symbol" w:hAnsi="Symbol" w:hint="default"/>
+      </w:rPr>
+    </w:lvl>
+    <w:lvl w:ilvl="7" w:tplc="38090003" w:tentative="1">
+      <w:start w:val="1"/>
+      <w:numFmt w:val="bullet"/>
+      <w:lvlText w:val="o"/>
+      <w:lvlJc w:val="left"/>
+      <w:pPr>
+        <w:ind w:left="7200" w:hanging="360"/>
+      </w:pPr>
+      <w:rPr>
+        <w:rFonts w:ascii="Courier New" w:hAnsi="Courier New" w:cs="Courier New" w:hint="default"/>
+      </w:rPr>
+    </w:lvl>
+    <w:lvl w:ilvl="8" w:tplc="38090005" w:tentative="1">
+      <w:start w:val="1"/>
+      <w:numFmt w:val="bullet"/>
+      <w:lvlText w:val=""/>
+      <w:lvlJc w:val="left"/>
+      <w:pPr>
+        <w:ind w:left="7920" w:hanging="360"/>
+      </w:pPr>
+      <w:rPr>
+        <w:rFonts w:ascii="Wingdings" w:hAnsi="Wingdings" w:hint="default"/>
+      </w:rPr>
+    </w:lvl>
+  </w:abstractNum>
+  <w:abstractNum w:abstractNumId="22" w15:restartNumberingAfterBreak="0">
     <w:nsid w:val="7F9C5468"/>
     <w:multiLevelType w:val="multilevel"/>
     <w:tmpl w:val="DD1047C8"/>
@@ -3978,31 +7927,73 @@
     </w:lvl>
   </w:abstractNum>
   <w:num w:numId="1" w16cid:durableId="885995015">
-    <w:abstractNumId w:val="5"/>
+    <w:abstractNumId w:val="17"/>
   </w:num>
   <w:num w:numId="2" w16cid:durableId="1166824161">
-    <w:abstractNumId w:val="6"/>
+    <w:abstractNumId w:val="18"/>
   </w:num>
   <w:num w:numId="3" w16cid:durableId="28146245">
-    <w:abstractNumId w:val="3"/>
+    <w:abstractNumId w:val="12"/>
   </w:num>
   <w:num w:numId="4" w16cid:durableId="2039429915">
-    <w:abstractNumId w:val="2"/>
+    <w:abstractNumId w:val="8"/>
   </w:num>
   <w:num w:numId="5" w16cid:durableId="727537396">
-    <w:abstractNumId w:val="8"/>
+    <w:abstractNumId w:val="22"/>
   </w:num>
   <w:num w:numId="6" w16cid:durableId="1121462326">
-    <w:abstractNumId w:val="1"/>
+    <w:abstractNumId w:val="7"/>
   </w:num>
   <w:num w:numId="7" w16cid:durableId="1572547314">
-    <w:abstractNumId w:val="7"/>
+    <w:abstractNumId w:val="20"/>
   </w:num>
   <w:num w:numId="8" w16cid:durableId="573203682">
     <w:abstractNumId w:val="0"/>
   </w:num>
   <w:num w:numId="9" w16cid:durableId="432288682">
+    <w:abstractNumId w:val="14"/>
+  </w:num>
+  <w:num w:numId="10" w16cid:durableId="1637031965">
+    <w:abstractNumId w:val="10"/>
+  </w:num>
+  <w:num w:numId="11" w16cid:durableId="1014116079">
     <w:abstractNumId w:val="4"/>
+  </w:num>
+  <w:num w:numId="12" w16cid:durableId="1100762650">
+    <w:abstractNumId w:val="3"/>
+  </w:num>
+  <w:num w:numId="13" w16cid:durableId="601454043">
+    <w:abstractNumId w:val="11"/>
+  </w:num>
+  <w:num w:numId="14" w16cid:durableId="2109620408">
+    <w:abstractNumId w:val="1"/>
+  </w:num>
+  <w:num w:numId="15" w16cid:durableId="1808860515">
+    <w:abstractNumId w:val="16"/>
+  </w:num>
+  <w:num w:numId="16" w16cid:durableId="2103333294">
+    <w:abstractNumId w:val="15"/>
+  </w:num>
+  <w:num w:numId="17" w16cid:durableId="1040323537">
+    <w:abstractNumId w:val="19"/>
+  </w:num>
+  <w:num w:numId="18" w16cid:durableId="1496994413">
+    <w:abstractNumId w:val="21"/>
+  </w:num>
+  <w:num w:numId="19" w16cid:durableId="1063061047">
+    <w:abstractNumId w:val="5"/>
+  </w:num>
+  <w:num w:numId="20" w16cid:durableId="1318266633">
+    <w:abstractNumId w:val="13"/>
+  </w:num>
+  <w:num w:numId="21" w16cid:durableId="1831404764">
+    <w:abstractNumId w:val="9"/>
+  </w:num>
+  <w:num w:numId="22" w16cid:durableId="125319291">
+    <w:abstractNumId w:val="2"/>
+  </w:num>
+  <w:num w:numId="23" w16cid:durableId="930548376">
+    <w:abstractNumId w:val="6"/>
   </w:num>
 </w:numbering>
 </file>
@@ -4980,6 +8971,36 @@
       <w:rFonts w:ascii="Aptos" w:eastAsia="Aptos" w:hAnsi="Aptos" w:cs="Times New Roman"/>
     </w:rPr>
   </w:style>
+  <w:style w:type="paragraph" w:styleId="NormalWeb">
+    <w:name w:val="Normal (Web)"/>
+    <w:basedOn w:val="Normal"/>
+    <w:uiPriority w:val="99"/>
+    <w:semiHidden/>
+    <w:unhideWhenUsed/>
+    <w:rsid w:val="00FB02D7"/>
+    <w:rPr>
+      <w:rFonts w:ascii="Times New Roman" w:hAnsi="Times New Roman"/>
+    </w:rPr>
+  </w:style>
+  <w:style w:type="table" w:styleId="TableGrid">
+    <w:name w:val="Table Grid"/>
+    <w:basedOn w:val="TableNormal"/>
+    <w:uiPriority w:val="39"/>
+    <w:rsid w:val="00991348"/>
+    <w:pPr>
+      <w:spacing w:after="0" w:line="240" w:lineRule="auto"/>
+    </w:pPr>
+    <w:tblPr>
+      <w:tblBorders>
+        <w:top w:val="single" w:sz="4" w:space="0" w:color="auto"/>
+        <w:left w:val="single" w:sz="4" w:space="0" w:color="auto"/>
+        <w:bottom w:val="single" w:sz="4" w:space="0" w:color="auto"/>
+        <w:right w:val="single" w:sz="4" w:space="0" w:color="auto"/>
+        <w:insideH w:val="single" w:sz="4" w:space="0" w:color="auto"/>
+        <w:insideV w:val="single" w:sz="4" w:space="0" w:color="auto"/>
+      </w:tblBorders>
+    </w:tblPr>
+  </w:style>
 </w:styles>
 </file>
 
